--- a/_K_Project_Report/7주차/개별 활동보고서_7주차_최병찬.docx
+++ b/_K_Project_Report/7주차/개별 활동보고서_7주차_최병찬.docx
@@ -1,6 +1,6 @@
 
 <file path=word/document.xml><?xml version="1.0" encoding="utf-8"?>
-<w:document xmlns:wpc="http://schemas.microsoft.com/office/word/2010/wordprocessingCanvas" xmlns:cx="http://schemas.microsoft.com/office/drawing/2014/chartex" xmlns:mc="http://schemas.openxmlformats.org/markup-compatibility/2006" xmlns:o="urn:schemas-microsoft-com:office:office" xmlns:r="http://schemas.openxmlformats.org/officeDocument/2006/relationships" xmlns:m="http://schemas.openxmlformats.org/officeDocument/2006/math" xmlns:v="urn:schemas-microsoft-com:vml" xmlns:wp14="http://schemas.microsoft.com/office/word/2010/wordprocessingDrawing" xmlns:wp="http://schemas.openxmlformats.org/drawingml/2006/wordprocessingDrawing" xmlns:w10="urn:schemas-microsoft-com:office:word" xmlns:w="http://schemas.openxmlformats.org/wordprocessingml/2006/main" xmlns:w14="http://schemas.microsoft.com/office/word/2010/wordml" xmlns:w15="http://schemas.microsoft.com/office/word/2012/wordml" xmlns:w16se="http://schemas.microsoft.com/office/word/2015/wordml/symex" xmlns:wpg="http://schemas.microsoft.com/office/word/2010/wordprocessingGroup" xmlns:wpi="http://schemas.microsoft.com/office/word/2010/wordprocessingInk" xmlns:wne="http://schemas.microsoft.com/office/word/2006/wordml" xmlns:wps="http://schemas.microsoft.com/office/word/2010/wordprocessingShape" mc:Ignorable="w14 w15 w16se wp14">
+<w:document xmlns:wpc="http://schemas.microsoft.com/office/word/2010/wordprocessingCanvas" xmlns:cx="http://schemas.microsoft.com/office/drawing/2014/chartex" xmlns:cx1="http://schemas.microsoft.com/office/drawing/2015/9/8/chartex" xmlns:cx2="http://schemas.microsoft.com/office/drawing/2015/10/21/chartex" xmlns:cx3="http://schemas.microsoft.com/office/drawing/2016/5/9/chartex" xmlns:cx4="http://schemas.microsoft.com/office/drawing/2016/5/10/chartex" xmlns:cx5="http://schemas.microsoft.com/office/drawing/2016/5/11/chartex" xmlns:cx6="http://schemas.microsoft.com/office/drawing/2016/5/12/chartex" xmlns:cx7="http://schemas.microsoft.com/office/drawing/2016/5/13/chartex" xmlns:cx8="http://schemas.microsoft.com/office/drawing/2016/5/14/chartex" xmlns:mc="http://schemas.openxmlformats.org/markup-compatibility/2006" xmlns:aink="http://schemas.microsoft.com/office/drawing/2016/ink" xmlns:am3d="http://schemas.microsoft.com/office/drawing/2017/model3d" xmlns:o="urn:schemas-microsoft-com:office:office" xmlns:oel="http://schemas.microsoft.com/office/2019/extlst" xmlns:r="http://schemas.openxmlformats.org/officeDocument/2006/relationships" xmlns:m="http://schemas.openxmlformats.org/officeDocument/2006/math" xmlns:v="urn:schemas-microsoft-com:vml" xmlns:wp14="http://schemas.microsoft.com/office/word/2010/wordprocessingDrawing" xmlns:wp="http://schemas.openxmlformats.org/drawingml/2006/wordprocessingDrawing" xmlns:w10="urn:schemas-microsoft-com:office:word" xmlns:w="http://schemas.openxmlformats.org/wordprocessingml/2006/main" xmlns:w14="http://schemas.microsoft.com/office/word/2010/wordml" xmlns:w15="http://schemas.microsoft.com/office/word/2012/wordml" xmlns:w16cex="http://schemas.microsoft.com/office/word/2018/wordml/cex" xmlns:w16cid="http://schemas.microsoft.com/office/word/2016/wordml/cid" xmlns:w16="http://schemas.microsoft.com/office/word/2018/wordml" xmlns:w16du="http://schemas.microsoft.com/office/word/2023/wordml/word16du" xmlns:w16sdtdh="http://schemas.microsoft.com/office/word/2020/wordml/sdtdatahash" xmlns:w16sdtfl="http://schemas.microsoft.com/office/word/2024/wordml/sdtformatlock" xmlns:w16se="http://schemas.microsoft.com/office/word/2015/wordml/symex" xmlns:wpg="http://schemas.microsoft.com/office/word/2010/wordprocessingGroup" xmlns:wpi="http://schemas.microsoft.com/office/word/2010/wordprocessingInk" xmlns:wne="http://schemas.microsoft.com/office/word/2006/wordml" xmlns:wps="http://schemas.microsoft.com/office/word/2010/wordprocessingShape" mc:Ignorable="w14 w15 w16se w16cid w16 w16cex w16sdtdh w16sdtfl w16du wp14">
   <w:body>
     <w:p>
       <w:pPr>
@@ -76,45 +76,8 @@
                 <w:szCs w:val="32"/>
                 <w:lang w:eastAsia="ko-KR"/>
               </w:rPr>
-              <w:t xml:space="preserve">K-프로젝트 </w:t>
+              <w:t>K-프로젝트 주차별 활동결과물</w:t>
             </w:r>
-            <w:proofErr w:type="spellStart"/>
-            <w:r>
-              <w:rPr>
-                <w:rFonts w:ascii="맑은 고딕" w:eastAsia="맑은 고딕" w:cs="맑은 고딕"/>
-                <w:b/>
-                <w:bCs/>
-                <w:sz w:val="32"/>
-                <w:szCs w:val="32"/>
-                <w:lang w:eastAsia="ko-KR"/>
-              </w:rPr>
-              <w:t>주차별</w:t>
-            </w:r>
-            <w:proofErr w:type="spellEnd"/>
-            <w:r>
-              <w:rPr>
-                <w:rFonts w:ascii="맑은 고딕" w:eastAsia="맑은 고딕" w:cs="맑은 고딕"/>
-                <w:b/>
-                <w:bCs/>
-                <w:sz w:val="32"/>
-                <w:szCs w:val="32"/>
-                <w:lang w:eastAsia="ko-KR"/>
-              </w:rPr>
-              <w:t xml:space="preserve"> </w:t>
-            </w:r>
-            <w:proofErr w:type="spellStart"/>
-            <w:r>
-              <w:rPr>
-                <w:rFonts w:ascii="맑은 고딕" w:eastAsia="맑은 고딕" w:cs="맑은 고딕"/>
-                <w:b/>
-                <w:bCs/>
-                <w:sz w:val="32"/>
-                <w:szCs w:val="32"/>
-                <w:lang w:eastAsia="ko-KR"/>
-              </w:rPr>
-              <w:t>활동결과물</w:t>
-            </w:r>
-            <w:proofErr w:type="spellEnd"/>
           </w:p>
         </w:tc>
       </w:tr>
@@ -181,7 +144,6 @@
                 <w:rFonts w:ascii="맑은 고딕" w:eastAsia="맑은 고딕" w:cs="맑은 고딕"/>
               </w:rPr>
             </w:pPr>
-            <w:proofErr w:type="spellStart"/>
             <w:r>
               <w:rPr>
                 <w:rFonts w:ascii="맑은 고딕" w:eastAsia="맑은 고딕" w:hAnsi="맑은 고딕" w:hint="eastAsia"/>
@@ -192,7 +154,6 @@
               </w:rPr>
               <w:t>Krammer</w:t>
             </w:r>
-            <w:proofErr w:type="spellEnd"/>
           </w:p>
         </w:tc>
         <w:tc>
@@ -432,7 +393,27 @@
               <w:rPr>
                 <w:rFonts w:ascii="맑은 고딕" w:eastAsia="맑은 고딕" w:cs="맑은 고딕"/>
               </w:rPr>
-              <w:t>2025.11.03. ~ 2025.11.07</w:t>
+              <w:t>2025.11.</w:t>
+            </w:r>
+            <w:r>
+              <w:rPr>
+                <w:rFonts w:ascii="맑은 고딕" w:eastAsia="맑은 고딕" w:cs="맑은 고딕" w:hint="eastAsia"/>
+                <w:lang w:eastAsia="ko-KR"/>
+              </w:rPr>
+              <w:t>10</w:t>
+            </w:r>
+            <w:r>
+              <w:rPr>
+                <w:rFonts w:ascii="맑은 고딕" w:eastAsia="맑은 고딕" w:cs="맑은 고딕"/>
+              </w:rPr>
+              <w:t>. ~ 2025.11.</w:t>
+            </w:r>
+            <w:r>
+              <w:rPr>
+                <w:rFonts w:ascii="맑은 고딕" w:eastAsia="맑은 고딕" w:cs="맑은 고딕" w:hint="eastAsia"/>
+                <w:lang w:eastAsia="ko-KR"/>
+              </w:rPr>
+              <w:t>14</w:t>
             </w:r>
             <w:r>
               <w:rPr>
@@ -1241,17 +1222,7 @@
           <w:snapToGrid w:val="0"/>
           <w:lang w:eastAsia="ko-KR"/>
         </w:rPr>
-        <w:t>방</w:t>
-      </w:r>
-      <w:bookmarkStart w:id="1" w:name="_GoBack"/>
-      <w:bookmarkEnd w:id="1"/>
-      <w:r>
-        <w:rPr>
-          <w:rFonts w:eastAsiaTheme="minorEastAsia" w:hint="eastAsia"/>
-          <w:snapToGrid w:val="0"/>
-          <w:lang w:eastAsia="ko-KR"/>
-        </w:rPr>
-        <w:t>향으로</w:t>
+        <w:t>방향으로</w:t>
       </w:r>
       <w:r>
         <w:rPr>
@@ -1817,6 +1788,7 @@
         </w:rPr>
         <w:t xml:space="preserve"> </w:t>
       </w:r>
+      <w:proofErr w:type="spellStart"/>
       <w:r>
         <w:rPr>
           <w:rFonts w:eastAsiaTheme="minorEastAsia" w:hint="eastAsia"/>
@@ -1825,6 +1797,7 @@
         </w:rPr>
         <w:t>겹쳐있는</w:t>
       </w:r>
+      <w:proofErr w:type="spellEnd"/>
       <w:r>
         <w:rPr>
           <w:rFonts w:eastAsiaTheme="minorEastAsia" w:hint="eastAsia"/>
@@ -1849,6 +1822,326 @@
         </w:rPr>
         <w:t xml:space="preserve"> </w:t>
       </w:r>
+      <w:r>
+        <w:rPr>
+          <w:rFonts w:eastAsiaTheme="minorEastAsia" w:hint="eastAsia"/>
+          <w:snapToGrid w:val="0"/>
+          <w:lang w:eastAsia="ko-KR"/>
+        </w:rPr>
+        <w:t>액터들의</w:t>
+      </w:r>
+      <w:r>
+        <w:rPr>
+          <w:rFonts w:eastAsiaTheme="minorEastAsia" w:hint="eastAsia"/>
+          <w:snapToGrid w:val="0"/>
+          <w:lang w:eastAsia="ko-KR"/>
+        </w:rPr>
+        <w:t xml:space="preserve"> </w:t>
+      </w:r>
+      <w:r>
+        <w:rPr>
+          <w:rFonts w:eastAsiaTheme="minorEastAsia" w:hint="eastAsia"/>
+          <w:snapToGrid w:val="0"/>
+          <w:lang w:eastAsia="ko-KR"/>
+        </w:rPr>
+        <w:t>데이터를</w:t>
+      </w:r>
+      <w:r>
+        <w:rPr>
+          <w:rFonts w:eastAsiaTheme="minorEastAsia" w:hint="eastAsia"/>
+          <w:snapToGrid w:val="0"/>
+          <w:lang w:eastAsia="ko-KR"/>
+        </w:rPr>
+        <w:t xml:space="preserve"> </w:t>
+      </w:r>
+      <w:r>
+        <w:rPr>
+          <w:rFonts w:eastAsiaTheme="minorEastAsia" w:hint="eastAsia"/>
+          <w:snapToGrid w:val="0"/>
+          <w:lang w:eastAsia="ko-KR"/>
+        </w:rPr>
+        <w:t>모아두는</w:t>
+      </w:r>
+      <w:r>
+        <w:rPr>
+          <w:rFonts w:eastAsiaTheme="minorEastAsia" w:hint="eastAsia"/>
+          <w:snapToGrid w:val="0"/>
+          <w:lang w:eastAsia="ko-KR"/>
+        </w:rPr>
+        <w:t xml:space="preserve"> </w:t>
+      </w:r>
+      <w:r>
+        <w:rPr>
+          <w:rFonts w:eastAsiaTheme="minorEastAsia" w:hint="eastAsia"/>
+          <w:snapToGrid w:val="0"/>
+          <w:lang w:eastAsia="ko-KR"/>
+        </w:rPr>
+        <w:t>함수를</w:t>
+      </w:r>
+      <w:r>
+        <w:rPr>
+          <w:rFonts w:eastAsiaTheme="minorEastAsia" w:hint="eastAsia"/>
+          <w:snapToGrid w:val="0"/>
+          <w:lang w:eastAsia="ko-KR"/>
+        </w:rPr>
+        <w:t xml:space="preserve"> </w:t>
+      </w:r>
+      <w:r>
+        <w:rPr>
+          <w:rFonts w:eastAsiaTheme="minorEastAsia" w:hint="eastAsia"/>
+          <w:snapToGrid w:val="0"/>
+          <w:lang w:eastAsia="ko-KR"/>
+        </w:rPr>
+        <w:t>만들어</w:t>
+      </w:r>
+      <w:r>
+        <w:rPr>
+          <w:rFonts w:eastAsiaTheme="minorEastAsia" w:hint="eastAsia"/>
+          <w:snapToGrid w:val="0"/>
+          <w:lang w:eastAsia="ko-KR"/>
+        </w:rPr>
+        <w:t xml:space="preserve"> </w:t>
+      </w:r>
+      <w:r>
+        <w:rPr>
+          <w:rFonts w:eastAsiaTheme="minorEastAsia" w:hint="eastAsia"/>
+          <w:snapToGrid w:val="0"/>
+          <w:lang w:eastAsia="ko-KR"/>
+        </w:rPr>
+        <w:t>놓았습니다</w:t>
+      </w:r>
+      <w:r>
+        <w:rPr>
+          <w:rFonts w:eastAsiaTheme="minorEastAsia" w:hint="eastAsia"/>
+          <w:snapToGrid w:val="0"/>
+          <w:lang w:eastAsia="ko-KR"/>
+        </w:rPr>
+        <w:t>.</w:t>
+      </w:r>
+      <w:r>
+        <w:rPr>
+          <w:rFonts w:eastAsiaTheme="minorEastAsia"/>
+          <w:snapToGrid w:val="0"/>
+          <w:lang w:eastAsia="ko-KR"/>
+        </w:rPr>
+        <w:t xml:space="preserve"> </w:t>
+      </w:r>
+      <w:r>
+        <w:rPr>
+          <w:rFonts w:eastAsiaTheme="minorEastAsia" w:hint="eastAsia"/>
+          <w:snapToGrid w:val="0"/>
+          <w:lang w:eastAsia="ko-KR"/>
+        </w:rPr>
+        <w:t>이</w:t>
+      </w:r>
+      <w:r>
+        <w:rPr>
+          <w:rFonts w:eastAsiaTheme="minorEastAsia" w:hint="eastAsia"/>
+          <w:snapToGrid w:val="0"/>
+          <w:lang w:eastAsia="ko-KR"/>
+        </w:rPr>
+        <w:t xml:space="preserve"> </w:t>
+      </w:r>
+      <w:r>
+        <w:rPr>
+          <w:rFonts w:eastAsiaTheme="minorEastAsia" w:hint="eastAsia"/>
+          <w:snapToGrid w:val="0"/>
+          <w:lang w:eastAsia="ko-KR"/>
+        </w:rPr>
+        <w:t>함수는</w:t>
+      </w:r>
+      <w:r>
+        <w:rPr>
+          <w:rFonts w:eastAsiaTheme="minorEastAsia" w:hint="eastAsia"/>
+          <w:snapToGrid w:val="0"/>
+          <w:lang w:eastAsia="ko-KR"/>
+        </w:rPr>
+        <w:t xml:space="preserve"> </w:t>
+      </w:r>
+      <w:r>
+        <w:rPr>
+          <w:rFonts w:eastAsiaTheme="minorEastAsia" w:hint="eastAsia"/>
+          <w:snapToGrid w:val="0"/>
+          <w:lang w:eastAsia="ko-KR"/>
+        </w:rPr>
+        <w:t>키</w:t>
+      </w:r>
+      <w:r>
+        <w:rPr>
+          <w:rFonts w:eastAsiaTheme="minorEastAsia" w:hint="eastAsia"/>
+          <w:snapToGrid w:val="0"/>
+          <w:lang w:eastAsia="ko-KR"/>
+        </w:rPr>
+        <w:t xml:space="preserve"> </w:t>
+      </w:r>
+      <w:r>
+        <w:rPr>
+          <w:rFonts w:eastAsiaTheme="minorEastAsia" w:hint="eastAsia"/>
+          <w:snapToGrid w:val="0"/>
+          <w:lang w:eastAsia="ko-KR"/>
+        </w:rPr>
+        <w:t>입력을</w:t>
+      </w:r>
+      <w:r>
+        <w:rPr>
+          <w:rFonts w:eastAsiaTheme="minorEastAsia" w:hint="eastAsia"/>
+          <w:snapToGrid w:val="0"/>
+          <w:lang w:eastAsia="ko-KR"/>
+        </w:rPr>
+        <w:t xml:space="preserve"> </w:t>
+      </w:r>
+      <w:r>
+        <w:rPr>
+          <w:rFonts w:eastAsiaTheme="minorEastAsia" w:hint="eastAsia"/>
+          <w:snapToGrid w:val="0"/>
+          <w:lang w:eastAsia="ko-KR"/>
+        </w:rPr>
+        <w:t>해제하는</w:t>
+      </w:r>
+      <w:r>
+        <w:rPr>
+          <w:rFonts w:eastAsiaTheme="minorEastAsia" w:hint="eastAsia"/>
+          <w:snapToGrid w:val="0"/>
+          <w:lang w:eastAsia="ko-KR"/>
+        </w:rPr>
+        <w:t xml:space="preserve"> </w:t>
+      </w:r>
+      <w:r>
+        <w:rPr>
+          <w:rFonts w:eastAsiaTheme="minorEastAsia" w:hint="eastAsia"/>
+          <w:snapToGrid w:val="0"/>
+          <w:lang w:eastAsia="ko-KR"/>
+        </w:rPr>
+        <w:t>순간</w:t>
+      </w:r>
+      <w:r>
+        <w:rPr>
+          <w:rFonts w:eastAsiaTheme="minorEastAsia" w:hint="eastAsia"/>
+          <w:snapToGrid w:val="0"/>
+          <w:lang w:eastAsia="ko-KR"/>
+        </w:rPr>
+        <w:t xml:space="preserve"> </w:t>
+      </w:r>
+      <w:r>
+        <w:rPr>
+          <w:rFonts w:eastAsiaTheme="minorEastAsia" w:hint="eastAsia"/>
+          <w:snapToGrid w:val="0"/>
+          <w:lang w:eastAsia="ko-KR"/>
+        </w:rPr>
+        <w:t>호출되게</w:t>
+      </w:r>
+      <w:r>
+        <w:rPr>
+          <w:rFonts w:eastAsiaTheme="minorEastAsia" w:hint="eastAsia"/>
+          <w:snapToGrid w:val="0"/>
+          <w:lang w:eastAsia="ko-KR"/>
+        </w:rPr>
+        <w:t xml:space="preserve"> </w:t>
+      </w:r>
+      <w:r>
+        <w:rPr>
+          <w:rFonts w:eastAsiaTheme="minorEastAsia" w:hint="eastAsia"/>
+          <w:snapToGrid w:val="0"/>
+          <w:lang w:eastAsia="ko-KR"/>
+        </w:rPr>
+        <w:t>설정하여</w:t>
+      </w:r>
+      <w:r>
+        <w:rPr>
+          <w:rFonts w:eastAsiaTheme="minorEastAsia" w:hint="eastAsia"/>
+          <w:snapToGrid w:val="0"/>
+          <w:lang w:eastAsia="ko-KR"/>
+        </w:rPr>
+        <w:t>,</w:t>
+      </w:r>
+      <w:r>
+        <w:rPr>
+          <w:rFonts w:eastAsiaTheme="minorEastAsia"/>
+          <w:snapToGrid w:val="0"/>
+          <w:lang w:eastAsia="ko-KR"/>
+        </w:rPr>
+        <w:t xml:space="preserve"> </w:t>
+      </w:r>
+      <w:r>
+        <w:rPr>
+          <w:rFonts w:eastAsiaTheme="minorEastAsia" w:hint="eastAsia"/>
+          <w:snapToGrid w:val="0"/>
+          <w:lang w:eastAsia="ko-KR"/>
+        </w:rPr>
+        <w:t>키를</w:t>
+      </w:r>
+      <w:r>
+        <w:rPr>
+          <w:rFonts w:eastAsiaTheme="minorEastAsia" w:hint="eastAsia"/>
+          <w:snapToGrid w:val="0"/>
+          <w:lang w:eastAsia="ko-KR"/>
+        </w:rPr>
+        <w:t xml:space="preserve"> </w:t>
+      </w:r>
+      <w:r>
+        <w:rPr>
+          <w:rFonts w:eastAsiaTheme="minorEastAsia" w:hint="eastAsia"/>
+          <w:snapToGrid w:val="0"/>
+          <w:lang w:eastAsia="ko-KR"/>
+        </w:rPr>
+        <w:t>해제한</w:t>
+      </w:r>
+      <w:r>
+        <w:rPr>
+          <w:rFonts w:eastAsiaTheme="minorEastAsia" w:hint="eastAsia"/>
+          <w:snapToGrid w:val="0"/>
+          <w:lang w:eastAsia="ko-KR"/>
+        </w:rPr>
+        <w:t xml:space="preserve"> </w:t>
+      </w:r>
+      <w:r>
+        <w:rPr>
+          <w:rFonts w:eastAsiaTheme="minorEastAsia" w:hint="eastAsia"/>
+          <w:snapToGrid w:val="0"/>
+          <w:lang w:eastAsia="ko-KR"/>
+        </w:rPr>
+        <w:t>당시에</w:t>
+      </w:r>
+      <w:r>
+        <w:rPr>
+          <w:rFonts w:eastAsiaTheme="minorEastAsia" w:hint="eastAsia"/>
+          <w:snapToGrid w:val="0"/>
+          <w:lang w:eastAsia="ko-KR"/>
+        </w:rPr>
+        <w:t xml:space="preserve"> </w:t>
+      </w:r>
+      <w:r>
+        <w:rPr>
+          <w:rFonts w:eastAsiaTheme="minorEastAsia" w:hint="eastAsia"/>
+          <w:snapToGrid w:val="0"/>
+          <w:lang w:eastAsia="ko-KR"/>
+        </w:rPr>
+        <w:t>오버랩</w:t>
+      </w:r>
+      <w:r>
+        <w:rPr>
+          <w:rFonts w:eastAsiaTheme="minorEastAsia" w:hint="eastAsia"/>
+          <w:snapToGrid w:val="0"/>
+          <w:lang w:eastAsia="ko-KR"/>
+        </w:rPr>
+        <w:t xml:space="preserve"> </w:t>
+      </w:r>
+      <w:r>
+        <w:rPr>
+          <w:rFonts w:eastAsiaTheme="minorEastAsia" w:hint="eastAsia"/>
+          <w:snapToGrid w:val="0"/>
+          <w:lang w:eastAsia="ko-KR"/>
+        </w:rPr>
+        <w:t>되어있는</w:t>
+      </w:r>
+      <w:r>
+        <w:rPr>
+          <w:rFonts w:eastAsiaTheme="minorEastAsia" w:hint="eastAsia"/>
+          <w:snapToGrid w:val="0"/>
+          <w:lang w:eastAsia="ko-KR"/>
+        </w:rPr>
+        <w:t xml:space="preserve"> </w:t>
+      </w:r>
       <w:proofErr w:type="spellStart"/>
       <w:r>
         <w:rPr>
@@ -1856,7 +2149,7 @@
           <w:snapToGrid w:val="0"/>
           <w:lang w:eastAsia="ko-KR"/>
         </w:rPr>
-        <w:t>액터들의</w:t>
+        <w:t>액터의</w:t>
       </w:r>
       <w:proofErr w:type="spellEnd"/>
       <w:r>
@@ -1889,55 +2182,39 @@
           <w:snapToGrid w:val="0"/>
           <w:lang w:eastAsia="ko-KR"/>
         </w:rPr>
-        <w:t>모아두는</w:t>
-      </w:r>
-      <w:r>
-        <w:rPr>
-          <w:rFonts w:eastAsiaTheme="minorEastAsia" w:hint="eastAsia"/>
-          <w:snapToGrid w:val="0"/>
-          <w:lang w:eastAsia="ko-KR"/>
-        </w:rPr>
-        <w:t xml:space="preserve"> </w:t>
-      </w:r>
-      <w:r>
-        <w:rPr>
-          <w:rFonts w:eastAsiaTheme="minorEastAsia" w:hint="eastAsia"/>
-          <w:snapToGrid w:val="0"/>
-          <w:lang w:eastAsia="ko-KR"/>
-        </w:rPr>
-        <w:t>함수를</w:t>
-      </w:r>
-      <w:r>
-        <w:rPr>
-          <w:rFonts w:eastAsiaTheme="minorEastAsia" w:hint="eastAsia"/>
-          <w:snapToGrid w:val="0"/>
-          <w:lang w:eastAsia="ko-KR"/>
-        </w:rPr>
-        <w:t xml:space="preserve"> </w:t>
-      </w:r>
-      <w:r>
-        <w:rPr>
-          <w:rFonts w:eastAsiaTheme="minorEastAsia" w:hint="eastAsia"/>
-          <w:snapToGrid w:val="0"/>
-          <w:lang w:eastAsia="ko-KR"/>
-        </w:rPr>
-        <w:t>만들어</w:t>
-      </w:r>
-      <w:r>
-        <w:rPr>
-          <w:rFonts w:eastAsiaTheme="minorEastAsia" w:hint="eastAsia"/>
-          <w:snapToGrid w:val="0"/>
-          <w:lang w:eastAsia="ko-KR"/>
-        </w:rPr>
-        <w:t xml:space="preserve"> </w:t>
-      </w:r>
-      <w:r>
-        <w:rPr>
-          <w:rFonts w:eastAsiaTheme="minorEastAsia" w:hint="eastAsia"/>
-          <w:snapToGrid w:val="0"/>
-          <w:lang w:eastAsia="ko-KR"/>
-        </w:rPr>
-        <w:t>놓았습니다</w:t>
+        <w:t>스킬</w:t>
+      </w:r>
+      <w:r>
+        <w:rPr>
+          <w:rFonts w:eastAsiaTheme="minorEastAsia" w:hint="eastAsia"/>
+          <w:snapToGrid w:val="0"/>
+          <w:lang w:eastAsia="ko-KR"/>
+        </w:rPr>
+        <w:t xml:space="preserve"> </w:t>
+      </w:r>
+      <w:r>
+        <w:rPr>
+          <w:rFonts w:eastAsiaTheme="minorEastAsia" w:hint="eastAsia"/>
+          <w:snapToGrid w:val="0"/>
+          <w:lang w:eastAsia="ko-KR"/>
+        </w:rPr>
+        <w:t>클래스에</w:t>
+      </w:r>
+      <w:r>
+        <w:rPr>
+          <w:rFonts w:eastAsiaTheme="minorEastAsia" w:hint="eastAsia"/>
+          <w:snapToGrid w:val="0"/>
+          <w:lang w:eastAsia="ko-KR"/>
+        </w:rPr>
+        <w:t xml:space="preserve"> </w:t>
+      </w:r>
+      <w:r>
+        <w:rPr>
+          <w:rFonts w:eastAsiaTheme="minorEastAsia" w:hint="eastAsia"/>
+          <w:snapToGrid w:val="0"/>
+          <w:lang w:eastAsia="ko-KR"/>
+        </w:rPr>
+        <w:t>받습니다</w:t>
       </w:r>
       <w:r>
         <w:rPr>
@@ -1961,312 +2238,6 @@
           <w:snapToGrid w:val="0"/>
           <w:lang w:eastAsia="ko-KR"/>
         </w:rPr>
-        <w:t>이</w:t>
-      </w:r>
-      <w:r>
-        <w:rPr>
-          <w:rFonts w:eastAsiaTheme="minorEastAsia" w:hint="eastAsia"/>
-          <w:snapToGrid w:val="0"/>
-          <w:lang w:eastAsia="ko-KR"/>
-        </w:rPr>
-        <w:t xml:space="preserve"> </w:t>
-      </w:r>
-      <w:r>
-        <w:rPr>
-          <w:rFonts w:eastAsiaTheme="minorEastAsia" w:hint="eastAsia"/>
-          <w:snapToGrid w:val="0"/>
-          <w:lang w:eastAsia="ko-KR"/>
-        </w:rPr>
-        <w:t>함수는</w:t>
-      </w:r>
-      <w:r>
-        <w:rPr>
-          <w:rFonts w:eastAsiaTheme="minorEastAsia" w:hint="eastAsia"/>
-          <w:snapToGrid w:val="0"/>
-          <w:lang w:eastAsia="ko-KR"/>
-        </w:rPr>
-        <w:t xml:space="preserve"> </w:t>
-      </w:r>
-      <w:r>
-        <w:rPr>
-          <w:rFonts w:eastAsiaTheme="minorEastAsia" w:hint="eastAsia"/>
-          <w:snapToGrid w:val="0"/>
-          <w:lang w:eastAsia="ko-KR"/>
-        </w:rPr>
-        <w:t>키</w:t>
-      </w:r>
-      <w:r>
-        <w:rPr>
-          <w:rFonts w:eastAsiaTheme="minorEastAsia" w:hint="eastAsia"/>
-          <w:snapToGrid w:val="0"/>
-          <w:lang w:eastAsia="ko-KR"/>
-        </w:rPr>
-        <w:t xml:space="preserve"> </w:t>
-      </w:r>
-      <w:r>
-        <w:rPr>
-          <w:rFonts w:eastAsiaTheme="minorEastAsia" w:hint="eastAsia"/>
-          <w:snapToGrid w:val="0"/>
-          <w:lang w:eastAsia="ko-KR"/>
-        </w:rPr>
-        <w:t>입력을</w:t>
-      </w:r>
-      <w:r>
-        <w:rPr>
-          <w:rFonts w:eastAsiaTheme="minorEastAsia" w:hint="eastAsia"/>
-          <w:snapToGrid w:val="0"/>
-          <w:lang w:eastAsia="ko-KR"/>
-        </w:rPr>
-        <w:t xml:space="preserve"> </w:t>
-      </w:r>
-      <w:r>
-        <w:rPr>
-          <w:rFonts w:eastAsiaTheme="minorEastAsia" w:hint="eastAsia"/>
-          <w:snapToGrid w:val="0"/>
-          <w:lang w:eastAsia="ko-KR"/>
-        </w:rPr>
-        <w:t>해제하는</w:t>
-      </w:r>
-      <w:r>
-        <w:rPr>
-          <w:rFonts w:eastAsiaTheme="minorEastAsia" w:hint="eastAsia"/>
-          <w:snapToGrid w:val="0"/>
-          <w:lang w:eastAsia="ko-KR"/>
-        </w:rPr>
-        <w:t xml:space="preserve"> </w:t>
-      </w:r>
-      <w:r>
-        <w:rPr>
-          <w:rFonts w:eastAsiaTheme="minorEastAsia" w:hint="eastAsia"/>
-          <w:snapToGrid w:val="0"/>
-          <w:lang w:eastAsia="ko-KR"/>
-        </w:rPr>
-        <w:t>순간</w:t>
-      </w:r>
-      <w:r>
-        <w:rPr>
-          <w:rFonts w:eastAsiaTheme="minorEastAsia" w:hint="eastAsia"/>
-          <w:snapToGrid w:val="0"/>
-          <w:lang w:eastAsia="ko-KR"/>
-        </w:rPr>
-        <w:t xml:space="preserve"> </w:t>
-      </w:r>
-      <w:r>
-        <w:rPr>
-          <w:rFonts w:eastAsiaTheme="minorEastAsia" w:hint="eastAsia"/>
-          <w:snapToGrid w:val="0"/>
-          <w:lang w:eastAsia="ko-KR"/>
-        </w:rPr>
-        <w:t>호출되게</w:t>
-      </w:r>
-      <w:r>
-        <w:rPr>
-          <w:rFonts w:eastAsiaTheme="minorEastAsia" w:hint="eastAsia"/>
-          <w:snapToGrid w:val="0"/>
-          <w:lang w:eastAsia="ko-KR"/>
-        </w:rPr>
-        <w:t xml:space="preserve"> </w:t>
-      </w:r>
-      <w:r>
-        <w:rPr>
-          <w:rFonts w:eastAsiaTheme="minorEastAsia" w:hint="eastAsia"/>
-          <w:snapToGrid w:val="0"/>
-          <w:lang w:eastAsia="ko-KR"/>
-        </w:rPr>
-        <w:t>설정하여</w:t>
-      </w:r>
-      <w:r>
-        <w:rPr>
-          <w:rFonts w:eastAsiaTheme="minorEastAsia" w:hint="eastAsia"/>
-          <w:snapToGrid w:val="0"/>
-          <w:lang w:eastAsia="ko-KR"/>
-        </w:rPr>
-        <w:t>,</w:t>
-      </w:r>
-      <w:r>
-        <w:rPr>
-          <w:rFonts w:eastAsiaTheme="minorEastAsia"/>
-          <w:snapToGrid w:val="0"/>
-          <w:lang w:eastAsia="ko-KR"/>
-        </w:rPr>
-        <w:t xml:space="preserve"> </w:t>
-      </w:r>
-      <w:r>
-        <w:rPr>
-          <w:rFonts w:eastAsiaTheme="minorEastAsia" w:hint="eastAsia"/>
-          <w:snapToGrid w:val="0"/>
-          <w:lang w:eastAsia="ko-KR"/>
-        </w:rPr>
-        <w:t>키를</w:t>
-      </w:r>
-      <w:r>
-        <w:rPr>
-          <w:rFonts w:eastAsiaTheme="minorEastAsia" w:hint="eastAsia"/>
-          <w:snapToGrid w:val="0"/>
-          <w:lang w:eastAsia="ko-KR"/>
-        </w:rPr>
-        <w:t xml:space="preserve"> </w:t>
-      </w:r>
-      <w:r>
-        <w:rPr>
-          <w:rFonts w:eastAsiaTheme="minorEastAsia" w:hint="eastAsia"/>
-          <w:snapToGrid w:val="0"/>
-          <w:lang w:eastAsia="ko-KR"/>
-        </w:rPr>
-        <w:t>해제한</w:t>
-      </w:r>
-      <w:r>
-        <w:rPr>
-          <w:rFonts w:eastAsiaTheme="minorEastAsia" w:hint="eastAsia"/>
-          <w:snapToGrid w:val="0"/>
-          <w:lang w:eastAsia="ko-KR"/>
-        </w:rPr>
-        <w:t xml:space="preserve"> </w:t>
-      </w:r>
-      <w:r>
-        <w:rPr>
-          <w:rFonts w:eastAsiaTheme="minorEastAsia" w:hint="eastAsia"/>
-          <w:snapToGrid w:val="0"/>
-          <w:lang w:eastAsia="ko-KR"/>
-        </w:rPr>
-        <w:t>당시에</w:t>
-      </w:r>
-      <w:r>
-        <w:rPr>
-          <w:rFonts w:eastAsiaTheme="minorEastAsia" w:hint="eastAsia"/>
-          <w:snapToGrid w:val="0"/>
-          <w:lang w:eastAsia="ko-KR"/>
-        </w:rPr>
-        <w:t xml:space="preserve"> </w:t>
-      </w:r>
-      <w:r>
-        <w:rPr>
-          <w:rFonts w:eastAsiaTheme="minorEastAsia" w:hint="eastAsia"/>
-          <w:snapToGrid w:val="0"/>
-          <w:lang w:eastAsia="ko-KR"/>
-        </w:rPr>
-        <w:t>오버랩</w:t>
-      </w:r>
-      <w:r>
-        <w:rPr>
-          <w:rFonts w:eastAsiaTheme="minorEastAsia" w:hint="eastAsia"/>
-          <w:snapToGrid w:val="0"/>
-          <w:lang w:eastAsia="ko-KR"/>
-        </w:rPr>
-        <w:t xml:space="preserve"> </w:t>
-      </w:r>
-      <w:r>
-        <w:rPr>
-          <w:rFonts w:eastAsiaTheme="minorEastAsia" w:hint="eastAsia"/>
-          <w:snapToGrid w:val="0"/>
-          <w:lang w:eastAsia="ko-KR"/>
-        </w:rPr>
-        <w:t>되어있는</w:t>
-      </w:r>
-      <w:r>
-        <w:rPr>
-          <w:rFonts w:eastAsiaTheme="minorEastAsia" w:hint="eastAsia"/>
-          <w:snapToGrid w:val="0"/>
-          <w:lang w:eastAsia="ko-KR"/>
-        </w:rPr>
-        <w:t xml:space="preserve"> </w:t>
-      </w:r>
-      <w:proofErr w:type="spellStart"/>
-      <w:r>
-        <w:rPr>
-          <w:rFonts w:eastAsiaTheme="minorEastAsia" w:hint="eastAsia"/>
-          <w:snapToGrid w:val="0"/>
-          <w:lang w:eastAsia="ko-KR"/>
-        </w:rPr>
-        <w:t>액터의</w:t>
-      </w:r>
-      <w:proofErr w:type="spellEnd"/>
-      <w:r>
-        <w:rPr>
-          <w:rFonts w:eastAsiaTheme="minorEastAsia" w:hint="eastAsia"/>
-          <w:snapToGrid w:val="0"/>
-          <w:lang w:eastAsia="ko-KR"/>
-        </w:rPr>
-        <w:t xml:space="preserve"> </w:t>
-      </w:r>
-      <w:r>
-        <w:rPr>
-          <w:rFonts w:eastAsiaTheme="minorEastAsia" w:hint="eastAsia"/>
-          <w:snapToGrid w:val="0"/>
-          <w:lang w:eastAsia="ko-KR"/>
-        </w:rPr>
-        <w:t>데이터를</w:t>
-      </w:r>
-      <w:r>
-        <w:rPr>
-          <w:rFonts w:eastAsiaTheme="minorEastAsia" w:hint="eastAsia"/>
-          <w:snapToGrid w:val="0"/>
-          <w:lang w:eastAsia="ko-KR"/>
-        </w:rPr>
-        <w:t xml:space="preserve"> </w:t>
-      </w:r>
-      <w:r>
-        <w:rPr>
-          <w:rFonts w:eastAsiaTheme="minorEastAsia" w:hint="eastAsia"/>
-          <w:snapToGrid w:val="0"/>
-          <w:lang w:eastAsia="ko-KR"/>
-        </w:rPr>
-        <w:t>스킬</w:t>
-      </w:r>
-      <w:r>
-        <w:rPr>
-          <w:rFonts w:eastAsiaTheme="minorEastAsia" w:hint="eastAsia"/>
-          <w:snapToGrid w:val="0"/>
-          <w:lang w:eastAsia="ko-KR"/>
-        </w:rPr>
-        <w:t xml:space="preserve"> </w:t>
-      </w:r>
-      <w:r>
-        <w:rPr>
-          <w:rFonts w:eastAsiaTheme="minorEastAsia" w:hint="eastAsia"/>
-          <w:snapToGrid w:val="0"/>
-          <w:lang w:eastAsia="ko-KR"/>
-        </w:rPr>
-        <w:t>클래스에</w:t>
-      </w:r>
-      <w:r>
-        <w:rPr>
-          <w:rFonts w:eastAsiaTheme="minorEastAsia" w:hint="eastAsia"/>
-          <w:snapToGrid w:val="0"/>
-          <w:lang w:eastAsia="ko-KR"/>
-        </w:rPr>
-        <w:t xml:space="preserve"> </w:t>
-      </w:r>
-      <w:r>
-        <w:rPr>
-          <w:rFonts w:eastAsiaTheme="minorEastAsia" w:hint="eastAsia"/>
-          <w:snapToGrid w:val="0"/>
-          <w:lang w:eastAsia="ko-KR"/>
-        </w:rPr>
-        <w:t>받습니다</w:t>
-      </w:r>
-      <w:r>
-        <w:rPr>
-          <w:rFonts w:eastAsiaTheme="minorEastAsia" w:hint="eastAsia"/>
-          <w:snapToGrid w:val="0"/>
-          <w:lang w:eastAsia="ko-KR"/>
-        </w:rPr>
-        <w:t>.</w:t>
-      </w:r>
-      <w:r>
-        <w:rPr>
-          <w:rFonts w:eastAsiaTheme="minorEastAsia"/>
-          <w:snapToGrid w:val="0"/>
-          <w:lang w:eastAsia="ko-KR"/>
-        </w:rPr>
-        <w:t xml:space="preserve"> </w:t>
-      </w:r>
-      <w:r>
-        <w:rPr>
-          <w:rFonts w:eastAsiaTheme="minorEastAsia" w:hint="eastAsia"/>
-          <w:snapToGrid w:val="0"/>
-          <w:lang w:eastAsia="ko-KR"/>
-        </w:rPr>
         <w:t>받아온</w:t>
       </w:r>
       <w:r>
@@ -2277,7 +2248,6 @@
         </w:rPr>
         <w:t xml:space="preserve"> </w:t>
       </w:r>
-      <w:proofErr w:type="spellStart"/>
       <w:r>
         <w:rPr>
           <w:rFonts w:eastAsiaTheme="minorEastAsia" w:hint="eastAsia"/>
@@ -2286,16 +2256,14 @@
         </w:rPr>
         <w:t>데이터들에게</w:t>
       </w:r>
-      <w:proofErr w:type="spellEnd"/>
-      <w:r>
-        <w:rPr>
-          <w:rFonts w:eastAsiaTheme="minorEastAsia" w:hint="eastAsia"/>
-          <w:snapToGrid w:val="0"/>
-          <w:lang w:eastAsia="ko-KR"/>
-        </w:rPr>
-        <w:t xml:space="preserve"> </w:t>
-      </w:r>
-      <w:proofErr w:type="spellStart"/>
+      <w:r>
+        <w:rPr>
+          <w:rFonts w:eastAsiaTheme="minorEastAsia" w:hint="eastAsia"/>
+          <w:snapToGrid w:val="0"/>
+          <w:lang w:eastAsia="ko-KR"/>
+        </w:rPr>
+        <w:t xml:space="preserve"> </w:t>
+      </w:r>
       <w:r>
         <w:rPr>
           <w:rFonts w:eastAsiaTheme="minorEastAsia" w:hint="eastAsia"/>
@@ -2304,7 +2272,6 @@
         </w:rPr>
         <w:t>데미지를</w:t>
       </w:r>
-      <w:proofErr w:type="spellEnd"/>
       <w:r>
         <w:rPr>
           <w:rFonts w:eastAsiaTheme="minorEastAsia" w:hint="eastAsia"/>
@@ -2434,6 +2401,7 @@
       <w:r>
         <w:rPr>
           <w:rFonts w:eastAsiaTheme="minorEastAsia"/>
+          <w:noProof/>
           <w:snapToGrid w:val="0"/>
           <w:lang w:eastAsia="ko-KR"/>
         </w:rPr>
@@ -2442,104 +2410,6 @@
             <wp:extent cx="5362497" cy="946205"/>
             <wp:effectExtent l="0" t="0" r="0" b="6350"/>
             <wp:docPr id="5" name="그림 5"/>
-            <wp:cNvGraphicFramePr>
-              <a:graphicFrameLocks xmlns:a="http://schemas.openxmlformats.org/drawingml/2006/main" noChangeAspect="1"/>
-            </wp:cNvGraphicFramePr>
-            <a:graphic xmlns:a="http://schemas.openxmlformats.org/drawingml/2006/main">
-              <a:graphicData uri="http://schemas.openxmlformats.org/drawingml/2006/picture">
-                <pic:pic xmlns:pic="http://schemas.openxmlformats.org/drawingml/2006/picture">
-                  <pic:nvPicPr>
-                    <pic:cNvPr id="1" name=""/>
-                    <pic:cNvPicPr/>
-                  </pic:nvPicPr>
-                  <pic:blipFill>
-                    <a:blip r:embed="rId10"/>
-                    <a:stretch>
-                      <a:fillRect/>
-                    </a:stretch>
-                  </pic:blipFill>
-                  <pic:spPr>
-                    <a:xfrm>
-                      <a:off x="0" y="0"/>
-                      <a:ext cx="5514127" cy="972960"/>
-                    </a:xfrm>
-                    <a:prstGeom prst="rect">
-                      <a:avLst/>
-                    </a:prstGeom>
-                  </pic:spPr>
-                </pic:pic>
-              </a:graphicData>
-            </a:graphic>
-          </wp:inline>
-        </w:drawing>
-      </w:r>
-      <w:proofErr w:type="spellStart"/>
-      <w:r>
-        <w:rPr>
-          <w:rFonts w:eastAsiaTheme="minorEastAsia" w:hint="eastAsia"/>
-          <w:snapToGrid w:val="0"/>
-          <w:lang w:eastAsia="ko-KR"/>
-        </w:rPr>
-        <w:t>액터</w:t>
-      </w:r>
-      <w:proofErr w:type="spellEnd"/>
-      <w:r>
-        <w:rPr>
-          <w:rFonts w:eastAsiaTheme="minorEastAsia" w:hint="eastAsia"/>
-          <w:snapToGrid w:val="0"/>
-          <w:lang w:eastAsia="ko-KR"/>
-        </w:rPr>
-        <w:t xml:space="preserve"> </w:t>
-      </w:r>
-      <w:r>
-        <w:rPr>
-          <w:rFonts w:eastAsiaTheme="minorEastAsia" w:hint="eastAsia"/>
-          <w:snapToGrid w:val="0"/>
-          <w:lang w:eastAsia="ko-KR"/>
-        </w:rPr>
-        <w:t>소환</w:t>
-      </w:r>
-      <w:r>
-        <w:rPr>
-          <w:rFonts w:eastAsiaTheme="minorEastAsia" w:hint="eastAsia"/>
-          <w:snapToGrid w:val="0"/>
-          <w:lang w:eastAsia="ko-KR"/>
-        </w:rPr>
-        <w:t xml:space="preserve"> </w:t>
-      </w:r>
-      <w:r>
-        <w:rPr>
-          <w:rFonts w:eastAsiaTheme="minorEastAsia" w:hint="eastAsia"/>
-          <w:snapToGrid w:val="0"/>
-          <w:lang w:eastAsia="ko-KR"/>
-        </w:rPr>
-        <w:t>코드</w:t>
-      </w:r>
-    </w:p>
-    <w:p>
-      <w:pPr>
-        <w:pStyle w:val="10"/>
-        <w:adjustRightInd w:val="0"/>
-        <w:snapToGrid w:val="0"/>
-        <w:spacing w:line="250" w:lineRule="auto"/>
-        <w:ind w:left="0"/>
-        <w:rPr>
-          <w:rFonts w:eastAsiaTheme="minorEastAsia"/>
-          <w:snapToGrid w:val="0"/>
-          <w:lang w:eastAsia="ko-KR"/>
-        </w:rPr>
-      </w:pPr>
-      <w:r>
-        <w:rPr>
-          <w:rFonts w:eastAsiaTheme="minorEastAsia"/>
-          <w:snapToGrid w:val="0"/>
-          <w:lang w:eastAsia="ko-KR"/>
-        </w:rPr>
-        <w:drawing>
-          <wp:inline distT="0" distB="0" distL="0" distR="0" wp14:anchorId="0BF8DBE3" wp14:editId="1157DE59">
-            <wp:extent cx="5377907" cy="3403159"/>
-            <wp:effectExtent l="0" t="0" r="0" b="6985"/>
-            <wp:docPr id="6" name="그림 6"/>
             <wp:cNvGraphicFramePr>
               <a:graphicFrameLocks xmlns:a="http://schemas.openxmlformats.org/drawingml/2006/main" noChangeAspect="1"/>
             </wp:cNvGraphicFramePr>
@@ -2559,7 +2429,7 @@
                   <pic:spPr>
                     <a:xfrm>
                       <a:off x="0" y="0"/>
-                      <a:ext cx="5394038" cy="3413367"/>
+                      <a:ext cx="5514127" cy="972960"/>
                     </a:xfrm>
                     <a:prstGeom prst="rect">
                       <a:avLst/>
@@ -2571,45 +2441,47 @@
           </wp:inline>
         </w:drawing>
       </w:r>
-      <w:r>
-        <w:rPr>
-          <w:rFonts w:eastAsiaTheme="minorEastAsia" w:hint="eastAsia"/>
-          <w:snapToGrid w:val="0"/>
-          <w:lang w:eastAsia="ko-KR"/>
-        </w:rPr>
-        <w:t>오버랩</w:t>
-      </w:r>
-      <w:r>
-        <w:rPr>
-          <w:rFonts w:eastAsiaTheme="minorEastAsia" w:hint="eastAsia"/>
-          <w:snapToGrid w:val="0"/>
-          <w:lang w:eastAsia="ko-KR"/>
-        </w:rPr>
-        <w:t xml:space="preserve"> </w:t>
-      </w:r>
-      <w:r>
-        <w:rPr>
-          <w:rFonts w:eastAsiaTheme="minorEastAsia" w:hint="eastAsia"/>
-          <w:snapToGrid w:val="0"/>
-          <w:lang w:eastAsia="ko-KR"/>
-        </w:rPr>
-        <w:t>데이터</w:t>
-      </w:r>
-      <w:r>
-        <w:rPr>
-          <w:rFonts w:eastAsiaTheme="minorEastAsia" w:hint="eastAsia"/>
-          <w:snapToGrid w:val="0"/>
-          <w:lang w:eastAsia="ko-KR"/>
-        </w:rPr>
-        <w:t xml:space="preserve"> </w:t>
-      </w:r>
-      <w:r>
-        <w:rPr>
-          <w:rFonts w:eastAsiaTheme="minorEastAsia" w:hint="eastAsia"/>
-          <w:snapToGrid w:val="0"/>
-          <w:lang w:eastAsia="ko-KR"/>
-        </w:rPr>
-        <w:t>획득</w:t>
+      <w:proofErr w:type="spellStart"/>
+      <w:r>
+        <w:rPr>
+          <w:rFonts w:eastAsiaTheme="minorEastAsia" w:hint="eastAsia"/>
+          <w:snapToGrid w:val="0"/>
+          <w:lang w:eastAsia="ko-KR"/>
+        </w:rPr>
+        <w:t>액터</w:t>
+      </w:r>
+      <w:proofErr w:type="spellEnd"/>
+      <w:r>
+        <w:rPr>
+          <w:rFonts w:eastAsiaTheme="minorEastAsia" w:hint="eastAsia"/>
+          <w:snapToGrid w:val="0"/>
+          <w:lang w:eastAsia="ko-KR"/>
+        </w:rPr>
+        <w:t xml:space="preserve"> </w:t>
+      </w:r>
+      <w:r>
+        <w:rPr>
+          <w:rFonts w:eastAsiaTheme="minorEastAsia" w:hint="eastAsia"/>
+          <w:snapToGrid w:val="0"/>
+          <w:lang w:eastAsia="ko-KR"/>
+        </w:rPr>
+        <w:t>소환</w:t>
+      </w:r>
+      <w:r>
+        <w:rPr>
+          <w:rFonts w:eastAsiaTheme="minorEastAsia" w:hint="eastAsia"/>
+          <w:snapToGrid w:val="0"/>
+          <w:lang w:eastAsia="ko-KR"/>
+        </w:rPr>
+        <w:t xml:space="preserve"> </w:t>
+      </w:r>
+      <w:r>
+        <w:rPr>
+          <w:rFonts w:eastAsiaTheme="minorEastAsia" w:hint="eastAsia"/>
+          <w:snapToGrid w:val="0"/>
+          <w:lang w:eastAsia="ko-KR"/>
+        </w:rPr>
+        <w:t>코드</w:t>
       </w:r>
     </w:p>
     <w:p>
@@ -2628,15 +2500,16 @@
       <w:r>
         <w:rPr>
           <w:rFonts w:eastAsiaTheme="minorEastAsia"/>
+          <w:noProof/>
           <w:snapToGrid w:val="0"/>
           <w:lang w:eastAsia="ko-KR"/>
         </w:rPr>
         <w:lastRenderedPageBreak/>
         <w:drawing>
-          <wp:inline distT="0" distB="0" distL="0" distR="0" wp14:anchorId="6700C361" wp14:editId="671F19ED">
-            <wp:extent cx="5271714" cy="1541607"/>
-            <wp:effectExtent l="0" t="0" r="5715" b="1905"/>
-            <wp:docPr id="7" name="그림 7"/>
+          <wp:inline distT="0" distB="0" distL="0" distR="0" wp14:anchorId="0BF8DBE3" wp14:editId="1157DE59">
+            <wp:extent cx="5377907" cy="3403159"/>
+            <wp:effectExtent l="0" t="0" r="0" b="6985"/>
+            <wp:docPr id="6" name="그림 6"/>
             <wp:cNvGraphicFramePr>
               <a:graphicFrameLocks xmlns:a="http://schemas.openxmlformats.org/drawingml/2006/main" noChangeAspect="1"/>
             </wp:cNvGraphicFramePr>
@@ -2656,7 +2529,7 @@
                   <pic:spPr>
                     <a:xfrm>
                       <a:off x="0" y="0"/>
-                      <a:ext cx="5331565" cy="1559109"/>
+                      <a:ext cx="5394038" cy="3413367"/>
                     </a:xfrm>
                     <a:prstGeom prst="rect">
                       <a:avLst/>
@@ -2674,41 +2547,39 @@
           <w:snapToGrid w:val="0"/>
           <w:lang w:eastAsia="ko-KR"/>
         </w:rPr>
-        <w:t>얻은</w:t>
-      </w:r>
-      <w:r>
-        <w:rPr>
-          <w:rFonts w:eastAsiaTheme="minorEastAsia" w:hint="eastAsia"/>
-          <w:snapToGrid w:val="0"/>
-          <w:lang w:eastAsia="ko-KR"/>
-        </w:rPr>
-        <w:t xml:space="preserve"> </w:t>
-      </w:r>
-      <w:proofErr w:type="spellStart"/>
-      <w:r>
-        <w:rPr>
-          <w:rFonts w:eastAsiaTheme="minorEastAsia" w:hint="eastAsia"/>
-          <w:snapToGrid w:val="0"/>
-          <w:lang w:eastAsia="ko-KR"/>
-        </w:rPr>
-        <w:t>액터들에게</w:t>
-      </w:r>
-      <w:proofErr w:type="spellEnd"/>
-      <w:r>
-        <w:rPr>
-          <w:rFonts w:eastAsiaTheme="minorEastAsia" w:hint="eastAsia"/>
-          <w:snapToGrid w:val="0"/>
-          <w:lang w:eastAsia="ko-KR"/>
-        </w:rPr>
-        <w:t xml:space="preserve"> </w:t>
-      </w:r>
-      <w:r>
-        <w:rPr>
-          <w:rFonts w:eastAsiaTheme="minorEastAsia" w:hint="eastAsia"/>
-          <w:snapToGrid w:val="0"/>
-          <w:lang w:eastAsia="ko-KR"/>
-        </w:rPr>
-        <w:t>타격</w:t>
+        <w:t>오버랩</w:t>
+      </w:r>
+      <w:r>
+        <w:rPr>
+          <w:rFonts w:eastAsiaTheme="minorEastAsia" w:hint="eastAsia"/>
+          <w:snapToGrid w:val="0"/>
+          <w:lang w:eastAsia="ko-KR"/>
+        </w:rPr>
+        <w:t xml:space="preserve"> </w:t>
+      </w:r>
+      <w:r>
+        <w:rPr>
+          <w:rFonts w:eastAsiaTheme="minorEastAsia" w:hint="eastAsia"/>
+          <w:snapToGrid w:val="0"/>
+          <w:lang w:eastAsia="ko-KR"/>
+        </w:rPr>
+        <w:t>데이터</w:t>
+      </w:r>
+      <w:r>
+        <w:rPr>
+          <w:rFonts w:eastAsiaTheme="minorEastAsia" w:hint="eastAsia"/>
+          <w:snapToGrid w:val="0"/>
+          <w:lang w:eastAsia="ko-KR"/>
+        </w:rPr>
+        <w:t xml:space="preserve"> </w:t>
+      </w:r>
+      <w:r>
+        <w:rPr>
+          <w:rFonts w:eastAsiaTheme="minorEastAsia" w:hint="eastAsia"/>
+          <w:snapToGrid w:val="0"/>
+          <w:lang w:eastAsia="ko-KR"/>
+        </w:rPr>
+        <w:t>획득</w:t>
       </w:r>
     </w:p>
     <w:p>
@@ -2727,14 +2598,15 @@
       <w:r>
         <w:rPr>
           <w:rFonts w:eastAsiaTheme="minorEastAsia"/>
+          <w:noProof/>
           <w:snapToGrid w:val="0"/>
           <w:lang w:eastAsia="ko-KR"/>
         </w:rPr>
         <w:drawing>
-          <wp:inline distT="0" distB="0" distL="0" distR="0" wp14:anchorId="4EA6B271" wp14:editId="1FA8192E">
-            <wp:extent cx="5406887" cy="3665566"/>
-            <wp:effectExtent l="0" t="0" r="3810" b="0"/>
-            <wp:docPr id="9" name="그림 9"/>
+          <wp:inline distT="0" distB="0" distL="0" distR="0" wp14:anchorId="6700C361" wp14:editId="671F19ED">
+            <wp:extent cx="5271714" cy="1541607"/>
+            <wp:effectExtent l="0" t="0" r="5715" b="1905"/>
+            <wp:docPr id="7" name="그림 7"/>
             <wp:cNvGraphicFramePr>
               <a:graphicFrameLocks xmlns:a="http://schemas.openxmlformats.org/drawingml/2006/main" noChangeAspect="1"/>
             </wp:cNvGraphicFramePr>
@@ -2754,7 +2626,7 @@
                   <pic:spPr>
                     <a:xfrm>
                       <a:off x="0" y="0"/>
-                      <a:ext cx="5442044" cy="3689400"/>
+                      <a:ext cx="5331565" cy="1559109"/>
                     </a:xfrm>
                     <a:prstGeom prst="rect">
                       <a:avLst/>
@@ -2766,6 +2638,46 @@
           </wp:inline>
         </w:drawing>
       </w:r>
+      <w:r>
+        <w:rPr>
+          <w:rFonts w:eastAsiaTheme="minorEastAsia" w:hint="eastAsia"/>
+          <w:snapToGrid w:val="0"/>
+          <w:lang w:eastAsia="ko-KR"/>
+        </w:rPr>
+        <w:t>얻은</w:t>
+      </w:r>
+      <w:r>
+        <w:rPr>
+          <w:rFonts w:eastAsiaTheme="minorEastAsia" w:hint="eastAsia"/>
+          <w:snapToGrid w:val="0"/>
+          <w:lang w:eastAsia="ko-KR"/>
+        </w:rPr>
+        <w:t xml:space="preserve"> </w:t>
+      </w:r>
+      <w:r>
+        <w:rPr>
+          <w:rFonts w:eastAsiaTheme="minorEastAsia" w:hint="eastAsia"/>
+          <w:snapToGrid w:val="0"/>
+          <w:lang w:eastAsia="ko-KR"/>
+        </w:rPr>
+        <w:t>액터들에게</w:t>
+      </w:r>
+      <w:r>
+        <w:rPr>
+          <w:rFonts w:eastAsiaTheme="minorEastAsia" w:hint="eastAsia"/>
+          <w:snapToGrid w:val="0"/>
+          <w:lang w:eastAsia="ko-KR"/>
+        </w:rPr>
+        <w:t xml:space="preserve"> </w:t>
+      </w:r>
+      <w:r>
+        <w:rPr>
+          <w:rFonts w:eastAsiaTheme="minorEastAsia" w:hint="eastAsia"/>
+          <w:snapToGrid w:val="0"/>
+          <w:lang w:eastAsia="ko-KR"/>
+        </w:rPr>
+        <w:t>타격</w:t>
+      </w:r>
     </w:p>
     <w:p>
       <w:pPr>
@@ -2782,2338 +2694,17 @@
       </w:pPr>
       <w:r>
         <w:rPr>
-          <w:rFonts w:eastAsiaTheme="minorEastAsia" w:hint="eastAsia"/>
-          <w:snapToGrid w:val="0"/>
-          <w:lang w:eastAsia="ko-KR"/>
-        </w:rPr>
-        <w:t>바깥쪽의</w:t>
-      </w:r>
-      <w:r>
-        <w:rPr>
-          <w:rFonts w:eastAsiaTheme="minorEastAsia" w:hint="eastAsia"/>
-          <w:snapToGrid w:val="0"/>
-          <w:lang w:eastAsia="ko-KR"/>
-        </w:rPr>
-        <w:t xml:space="preserve"> </w:t>
-      </w:r>
-      <w:r>
-        <w:rPr>
-          <w:rFonts w:eastAsiaTheme="minorEastAsia" w:hint="eastAsia"/>
-          <w:snapToGrid w:val="0"/>
-          <w:lang w:eastAsia="ko-KR"/>
-        </w:rPr>
-        <w:t>큰</w:t>
-      </w:r>
-      <w:r>
-        <w:rPr>
-          <w:rFonts w:eastAsiaTheme="minorEastAsia" w:hint="eastAsia"/>
-          <w:snapToGrid w:val="0"/>
-          <w:lang w:eastAsia="ko-KR"/>
-        </w:rPr>
-        <w:t xml:space="preserve"> </w:t>
-      </w:r>
-      <w:r>
-        <w:rPr>
-          <w:rFonts w:eastAsiaTheme="minorEastAsia" w:hint="eastAsia"/>
-          <w:snapToGrid w:val="0"/>
-          <w:lang w:eastAsia="ko-KR"/>
-        </w:rPr>
-        <w:t>원이</w:t>
-      </w:r>
-      <w:r>
-        <w:rPr>
-          <w:rFonts w:eastAsiaTheme="minorEastAsia" w:hint="eastAsia"/>
-          <w:snapToGrid w:val="0"/>
-          <w:lang w:eastAsia="ko-KR"/>
-        </w:rPr>
-        <w:t xml:space="preserve"> </w:t>
-      </w:r>
-      <w:r>
-        <w:rPr>
-          <w:rFonts w:eastAsiaTheme="minorEastAsia" w:hint="eastAsia"/>
-          <w:snapToGrid w:val="0"/>
-          <w:lang w:eastAsia="ko-KR"/>
-        </w:rPr>
-        <w:t>스킬의</w:t>
-      </w:r>
-      <w:r>
-        <w:rPr>
-          <w:rFonts w:eastAsiaTheme="minorEastAsia" w:hint="eastAsia"/>
-          <w:snapToGrid w:val="0"/>
-          <w:lang w:eastAsia="ko-KR"/>
-        </w:rPr>
-        <w:t xml:space="preserve"> </w:t>
-      </w:r>
-      <w:r>
-        <w:rPr>
-          <w:rFonts w:eastAsiaTheme="minorEastAsia" w:hint="eastAsia"/>
-          <w:snapToGrid w:val="0"/>
-          <w:lang w:eastAsia="ko-KR"/>
-        </w:rPr>
-        <w:t>최대</w:t>
-      </w:r>
-      <w:r>
-        <w:rPr>
-          <w:rFonts w:eastAsiaTheme="minorEastAsia" w:hint="eastAsia"/>
-          <w:snapToGrid w:val="0"/>
-          <w:lang w:eastAsia="ko-KR"/>
-        </w:rPr>
-        <w:t xml:space="preserve"> </w:t>
-      </w:r>
-      <w:r>
-        <w:rPr>
-          <w:rFonts w:eastAsiaTheme="minorEastAsia" w:hint="eastAsia"/>
-          <w:snapToGrid w:val="0"/>
-          <w:lang w:eastAsia="ko-KR"/>
-        </w:rPr>
-        <w:t>거리</w:t>
-      </w:r>
-      <w:r>
-        <w:rPr>
-          <w:rFonts w:eastAsiaTheme="minorEastAsia" w:hint="eastAsia"/>
-          <w:snapToGrid w:val="0"/>
-          <w:lang w:eastAsia="ko-KR"/>
-        </w:rPr>
-        <w:t>.</w:t>
-      </w:r>
-      <w:r>
-        <w:rPr>
-          <w:rFonts w:eastAsiaTheme="minorEastAsia"/>
-          <w:snapToGrid w:val="0"/>
-          <w:lang w:eastAsia="ko-KR"/>
-        </w:rPr>
-        <w:t xml:space="preserve"> </w:t>
-      </w:r>
-      <w:r>
-        <w:rPr>
-          <w:rFonts w:eastAsiaTheme="minorEastAsia" w:hint="eastAsia"/>
-          <w:snapToGrid w:val="0"/>
-          <w:lang w:eastAsia="ko-KR"/>
-        </w:rPr>
-        <w:t>작은</w:t>
-      </w:r>
-      <w:r>
-        <w:rPr>
-          <w:rFonts w:eastAsiaTheme="minorEastAsia" w:hint="eastAsia"/>
-          <w:snapToGrid w:val="0"/>
-          <w:lang w:eastAsia="ko-KR"/>
-        </w:rPr>
-        <w:t xml:space="preserve"> </w:t>
-      </w:r>
-      <w:r>
-        <w:rPr>
-          <w:rFonts w:eastAsiaTheme="minorEastAsia" w:hint="eastAsia"/>
-          <w:snapToGrid w:val="0"/>
-          <w:lang w:eastAsia="ko-KR"/>
-        </w:rPr>
-        <w:t>원이</w:t>
-      </w:r>
-      <w:r>
-        <w:rPr>
-          <w:rFonts w:eastAsiaTheme="minorEastAsia" w:hint="eastAsia"/>
-          <w:snapToGrid w:val="0"/>
-          <w:lang w:eastAsia="ko-KR"/>
-        </w:rPr>
-        <w:t xml:space="preserve"> </w:t>
-      </w:r>
-      <w:r>
-        <w:rPr>
-          <w:rFonts w:eastAsiaTheme="minorEastAsia" w:hint="eastAsia"/>
-          <w:snapToGrid w:val="0"/>
-          <w:lang w:eastAsia="ko-KR"/>
-        </w:rPr>
-        <w:t>현재</w:t>
-      </w:r>
-      <w:r>
-        <w:rPr>
-          <w:rFonts w:eastAsiaTheme="minorEastAsia" w:hint="eastAsia"/>
-          <w:snapToGrid w:val="0"/>
-          <w:lang w:eastAsia="ko-KR"/>
-        </w:rPr>
-        <w:t xml:space="preserve"> </w:t>
-      </w:r>
-      <w:r>
-        <w:rPr>
-          <w:rFonts w:eastAsiaTheme="minorEastAsia" w:hint="eastAsia"/>
-          <w:snapToGrid w:val="0"/>
-          <w:lang w:eastAsia="ko-KR"/>
-        </w:rPr>
-        <w:t>얼마나</w:t>
-      </w:r>
-      <w:r>
-        <w:rPr>
-          <w:rFonts w:eastAsiaTheme="minorEastAsia" w:hint="eastAsia"/>
-          <w:snapToGrid w:val="0"/>
-          <w:lang w:eastAsia="ko-KR"/>
-        </w:rPr>
-        <w:t xml:space="preserve"> </w:t>
-      </w:r>
-      <w:r>
-        <w:rPr>
-          <w:rFonts w:eastAsiaTheme="minorEastAsia" w:hint="eastAsia"/>
-          <w:snapToGrid w:val="0"/>
-          <w:lang w:eastAsia="ko-KR"/>
-        </w:rPr>
-        <w:t>키를</w:t>
-      </w:r>
-      <w:r>
-        <w:rPr>
-          <w:rFonts w:eastAsiaTheme="minorEastAsia" w:hint="eastAsia"/>
-          <w:snapToGrid w:val="0"/>
-          <w:lang w:eastAsia="ko-KR"/>
-        </w:rPr>
-        <w:t xml:space="preserve"> </w:t>
-      </w:r>
-      <w:r>
-        <w:rPr>
-          <w:rFonts w:eastAsiaTheme="minorEastAsia" w:hint="eastAsia"/>
-          <w:snapToGrid w:val="0"/>
-          <w:lang w:eastAsia="ko-KR"/>
-        </w:rPr>
-        <w:t>누르고</w:t>
-      </w:r>
-      <w:r>
-        <w:rPr>
-          <w:rFonts w:eastAsiaTheme="minorEastAsia" w:hint="eastAsia"/>
-          <w:snapToGrid w:val="0"/>
-          <w:lang w:eastAsia="ko-KR"/>
-        </w:rPr>
-        <w:t xml:space="preserve"> </w:t>
-      </w:r>
-      <w:r>
-        <w:rPr>
-          <w:rFonts w:eastAsiaTheme="minorEastAsia" w:hint="eastAsia"/>
-          <w:snapToGrid w:val="0"/>
-          <w:lang w:eastAsia="ko-KR"/>
-        </w:rPr>
-        <w:t>있는지</w:t>
-      </w:r>
-      <w:r>
-        <w:rPr>
-          <w:rFonts w:eastAsiaTheme="minorEastAsia" w:hint="eastAsia"/>
-          <w:snapToGrid w:val="0"/>
-          <w:lang w:eastAsia="ko-KR"/>
-        </w:rPr>
-        <w:t>.</w:t>
-      </w:r>
-      <w:r>
-        <w:rPr>
-          <w:rFonts w:eastAsiaTheme="minorEastAsia"/>
-          <w:snapToGrid w:val="0"/>
-          <w:lang w:eastAsia="ko-KR"/>
-        </w:rPr>
-        <w:t xml:space="preserve"> </w:t>
-      </w:r>
-      <w:r>
-        <w:rPr>
-          <w:rFonts w:eastAsiaTheme="minorEastAsia" w:hint="eastAsia"/>
-          <w:snapToGrid w:val="0"/>
-          <w:lang w:eastAsia="ko-KR"/>
-        </w:rPr>
-        <w:t>흰색</w:t>
-      </w:r>
-      <w:r>
-        <w:rPr>
-          <w:rFonts w:eastAsiaTheme="minorEastAsia" w:hint="eastAsia"/>
-          <w:snapToGrid w:val="0"/>
-          <w:lang w:eastAsia="ko-KR"/>
-        </w:rPr>
-        <w:t xml:space="preserve"> </w:t>
-      </w:r>
-      <w:r>
-        <w:rPr>
-          <w:rFonts w:eastAsiaTheme="minorEastAsia" w:hint="eastAsia"/>
-          <w:snapToGrid w:val="0"/>
-          <w:lang w:eastAsia="ko-KR"/>
-        </w:rPr>
-        <w:t>사각형이</w:t>
-      </w:r>
-      <w:r>
-        <w:rPr>
-          <w:rFonts w:eastAsiaTheme="minorEastAsia" w:hint="eastAsia"/>
-          <w:snapToGrid w:val="0"/>
-          <w:lang w:eastAsia="ko-KR"/>
-        </w:rPr>
-        <w:t xml:space="preserve"> </w:t>
-      </w:r>
-      <w:r>
-        <w:rPr>
-          <w:rFonts w:eastAsiaTheme="minorEastAsia" w:hint="eastAsia"/>
-          <w:snapToGrid w:val="0"/>
-          <w:lang w:eastAsia="ko-KR"/>
-        </w:rPr>
-        <w:t>스킬이</w:t>
-      </w:r>
-      <w:r>
-        <w:rPr>
-          <w:rFonts w:eastAsiaTheme="minorEastAsia" w:hint="eastAsia"/>
-          <w:snapToGrid w:val="0"/>
-          <w:lang w:eastAsia="ko-KR"/>
-        </w:rPr>
-        <w:t xml:space="preserve"> </w:t>
-      </w:r>
-      <w:r>
-        <w:rPr>
-          <w:rFonts w:eastAsiaTheme="minorEastAsia" w:hint="eastAsia"/>
-          <w:snapToGrid w:val="0"/>
-          <w:lang w:eastAsia="ko-KR"/>
-        </w:rPr>
-        <w:t>사용될</w:t>
-      </w:r>
-      <w:r>
-        <w:rPr>
-          <w:rFonts w:eastAsiaTheme="minorEastAsia" w:hint="eastAsia"/>
-          <w:snapToGrid w:val="0"/>
-          <w:lang w:eastAsia="ko-KR"/>
-        </w:rPr>
-        <w:t xml:space="preserve"> </w:t>
-      </w:r>
-      <w:r>
-        <w:rPr>
-          <w:rFonts w:eastAsiaTheme="minorEastAsia" w:hint="eastAsia"/>
-          <w:snapToGrid w:val="0"/>
-          <w:lang w:eastAsia="ko-KR"/>
-        </w:rPr>
-        <w:t>곳을</w:t>
-      </w:r>
-      <w:r>
-        <w:rPr>
-          <w:rFonts w:eastAsiaTheme="minorEastAsia" w:hint="eastAsia"/>
-          <w:snapToGrid w:val="0"/>
-          <w:lang w:eastAsia="ko-KR"/>
-        </w:rPr>
-        <w:t xml:space="preserve"> </w:t>
-      </w:r>
-      <w:r>
-        <w:rPr>
-          <w:rFonts w:eastAsiaTheme="minorEastAsia" w:hint="eastAsia"/>
-          <w:snapToGrid w:val="0"/>
-          <w:lang w:eastAsia="ko-KR"/>
-        </w:rPr>
-        <w:t>나타냅니다</w:t>
-      </w:r>
-      <w:r>
-        <w:rPr>
-          <w:rFonts w:eastAsiaTheme="minorEastAsia" w:hint="eastAsia"/>
-          <w:snapToGrid w:val="0"/>
-          <w:lang w:eastAsia="ko-KR"/>
-        </w:rPr>
-        <w:t>.</w:t>
-      </w:r>
-      <w:r>
-        <w:rPr>
-          <w:rFonts w:eastAsiaTheme="minorEastAsia"/>
-          <w:snapToGrid w:val="0"/>
-          <w:lang w:eastAsia="ko-KR"/>
-        </w:rPr>
-        <w:t xml:space="preserve"> </w:t>
-      </w:r>
-      <w:r>
-        <w:rPr>
-          <w:rFonts w:eastAsiaTheme="minorEastAsia" w:hint="eastAsia"/>
-          <w:snapToGrid w:val="0"/>
-          <w:lang w:eastAsia="ko-KR"/>
-        </w:rPr>
-        <w:t>누른</w:t>
-      </w:r>
-      <w:r>
-        <w:rPr>
-          <w:rFonts w:eastAsiaTheme="minorEastAsia" w:hint="eastAsia"/>
-          <w:snapToGrid w:val="0"/>
-          <w:lang w:eastAsia="ko-KR"/>
-        </w:rPr>
-        <w:t xml:space="preserve"> </w:t>
-      </w:r>
-      <w:r>
-        <w:rPr>
-          <w:rFonts w:eastAsiaTheme="minorEastAsia" w:hint="eastAsia"/>
-          <w:snapToGrid w:val="0"/>
-          <w:lang w:eastAsia="ko-KR"/>
-        </w:rPr>
-        <w:t>시간만큼</w:t>
-      </w:r>
-      <w:r>
-        <w:rPr>
-          <w:rFonts w:eastAsiaTheme="minorEastAsia" w:hint="eastAsia"/>
-          <w:snapToGrid w:val="0"/>
-          <w:lang w:eastAsia="ko-KR"/>
-        </w:rPr>
-        <w:t xml:space="preserve"> </w:t>
-      </w:r>
-      <w:r>
-        <w:rPr>
-          <w:rFonts w:eastAsiaTheme="minorEastAsia" w:hint="eastAsia"/>
-          <w:snapToGrid w:val="0"/>
-          <w:lang w:eastAsia="ko-KR"/>
-        </w:rPr>
-        <w:t>스킬의</w:t>
-      </w:r>
-      <w:r>
-        <w:rPr>
-          <w:rFonts w:eastAsiaTheme="minorEastAsia" w:hint="eastAsia"/>
-          <w:snapToGrid w:val="0"/>
-          <w:lang w:eastAsia="ko-KR"/>
-        </w:rPr>
-        <w:t xml:space="preserve"> </w:t>
-      </w:r>
-      <w:r>
-        <w:rPr>
-          <w:rFonts w:eastAsiaTheme="minorEastAsia" w:hint="eastAsia"/>
-          <w:snapToGrid w:val="0"/>
-          <w:lang w:eastAsia="ko-KR"/>
-        </w:rPr>
-        <w:t>길이가</w:t>
-      </w:r>
-      <w:r>
-        <w:rPr>
-          <w:rFonts w:eastAsiaTheme="minorEastAsia" w:hint="eastAsia"/>
-          <w:snapToGrid w:val="0"/>
-          <w:lang w:eastAsia="ko-KR"/>
-        </w:rPr>
-        <w:t xml:space="preserve"> </w:t>
-      </w:r>
-      <w:r>
-        <w:rPr>
-          <w:rFonts w:eastAsiaTheme="minorEastAsia" w:hint="eastAsia"/>
-          <w:snapToGrid w:val="0"/>
-          <w:lang w:eastAsia="ko-KR"/>
-        </w:rPr>
-        <w:t>바뀌니</w:t>
-      </w:r>
-      <w:r>
-        <w:rPr>
-          <w:rFonts w:eastAsiaTheme="minorEastAsia" w:hint="eastAsia"/>
-          <w:snapToGrid w:val="0"/>
-          <w:lang w:eastAsia="ko-KR"/>
-        </w:rPr>
-        <w:t xml:space="preserve"> </w:t>
-      </w:r>
-      <w:r>
-        <w:rPr>
-          <w:rFonts w:eastAsiaTheme="minorEastAsia" w:hint="eastAsia"/>
-          <w:snapToGrid w:val="0"/>
-          <w:lang w:eastAsia="ko-KR"/>
-        </w:rPr>
-        <w:t>그에</w:t>
-      </w:r>
-      <w:r>
-        <w:rPr>
-          <w:rFonts w:eastAsiaTheme="minorEastAsia" w:hint="eastAsia"/>
-          <w:snapToGrid w:val="0"/>
-          <w:lang w:eastAsia="ko-KR"/>
-        </w:rPr>
-        <w:t xml:space="preserve"> </w:t>
-      </w:r>
-      <w:r>
-        <w:rPr>
-          <w:rFonts w:eastAsiaTheme="minorEastAsia" w:hint="eastAsia"/>
-          <w:snapToGrid w:val="0"/>
-          <w:lang w:eastAsia="ko-KR"/>
-        </w:rPr>
-        <w:t>맞게</w:t>
-      </w:r>
-      <w:r>
-        <w:rPr>
-          <w:rFonts w:eastAsiaTheme="minorEastAsia" w:hint="eastAsia"/>
-          <w:snapToGrid w:val="0"/>
-          <w:lang w:eastAsia="ko-KR"/>
-        </w:rPr>
-        <w:t xml:space="preserve"> </w:t>
-      </w:r>
-      <w:r>
-        <w:rPr>
-          <w:rFonts w:eastAsiaTheme="minorEastAsia" w:hint="eastAsia"/>
-          <w:snapToGrid w:val="0"/>
-          <w:lang w:eastAsia="ko-KR"/>
-        </w:rPr>
-        <w:t>이펙트도</w:t>
-      </w:r>
-      <w:r>
-        <w:rPr>
-          <w:rFonts w:eastAsiaTheme="minorEastAsia" w:hint="eastAsia"/>
-          <w:snapToGrid w:val="0"/>
-          <w:lang w:eastAsia="ko-KR"/>
-        </w:rPr>
-        <w:t xml:space="preserve"> </w:t>
-      </w:r>
-      <w:r>
-        <w:rPr>
-          <w:rFonts w:eastAsiaTheme="minorEastAsia" w:hint="eastAsia"/>
-          <w:snapToGrid w:val="0"/>
-          <w:lang w:eastAsia="ko-KR"/>
-        </w:rPr>
-        <w:t>적용시키기</w:t>
-      </w:r>
-      <w:r>
-        <w:rPr>
-          <w:rFonts w:eastAsiaTheme="minorEastAsia" w:hint="eastAsia"/>
-          <w:snapToGrid w:val="0"/>
-          <w:lang w:eastAsia="ko-KR"/>
-        </w:rPr>
-        <w:t xml:space="preserve"> </w:t>
-      </w:r>
-      <w:r>
-        <w:rPr>
-          <w:rFonts w:eastAsiaTheme="minorEastAsia" w:hint="eastAsia"/>
-          <w:snapToGrid w:val="0"/>
-          <w:lang w:eastAsia="ko-KR"/>
-        </w:rPr>
-        <w:t>위해</w:t>
-      </w:r>
-      <w:r>
-        <w:rPr>
-          <w:rFonts w:eastAsiaTheme="minorEastAsia" w:hint="eastAsia"/>
-          <w:snapToGrid w:val="0"/>
-          <w:lang w:eastAsia="ko-KR"/>
-        </w:rPr>
-        <w:t xml:space="preserve"> </w:t>
-      </w:r>
-      <w:r>
-        <w:rPr>
-          <w:rFonts w:eastAsiaTheme="minorEastAsia" w:hint="eastAsia"/>
-          <w:snapToGrid w:val="0"/>
-          <w:lang w:eastAsia="ko-KR"/>
-        </w:rPr>
-        <w:t>누른</w:t>
-      </w:r>
-      <w:r>
-        <w:rPr>
-          <w:rFonts w:eastAsiaTheme="minorEastAsia" w:hint="eastAsia"/>
-          <w:snapToGrid w:val="0"/>
-          <w:lang w:eastAsia="ko-KR"/>
-        </w:rPr>
-        <w:t xml:space="preserve"> </w:t>
-      </w:r>
-      <w:r>
-        <w:rPr>
-          <w:rFonts w:eastAsiaTheme="minorEastAsia" w:hint="eastAsia"/>
-          <w:snapToGrid w:val="0"/>
-          <w:lang w:eastAsia="ko-KR"/>
-        </w:rPr>
-        <w:t>시간에</w:t>
-      </w:r>
-      <w:r>
-        <w:rPr>
-          <w:rFonts w:eastAsiaTheme="minorEastAsia" w:hint="eastAsia"/>
-          <w:snapToGrid w:val="0"/>
-          <w:lang w:eastAsia="ko-KR"/>
-        </w:rPr>
-        <w:t xml:space="preserve"> </w:t>
-      </w:r>
-      <w:r>
-        <w:rPr>
-          <w:rFonts w:eastAsiaTheme="minorEastAsia" w:hint="eastAsia"/>
-          <w:snapToGrid w:val="0"/>
-          <w:lang w:eastAsia="ko-KR"/>
-        </w:rPr>
-        <w:t>비례</w:t>
-      </w:r>
-      <w:r>
-        <w:rPr>
-          <w:rFonts w:eastAsiaTheme="minorEastAsia" w:hint="eastAsia"/>
-          <w:snapToGrid w:val="0"/>
-          <w:lang w:eastAsia="ko-KR"/>
-        </w:rPr>
-        <w:t>한</w:t>
-      </w:r>
-      <w:r>
-        <w:rPr>
-          <w:rFonts w:eastAsiaTheme="minorEastAsia" w:hint="eastAsia"/>
-          <w:snapToGrid w:val="0"/>
-          <w:lang w:eastAsia="ko-KR"/>
-        </w:rPr>
-        <w:t xml:space="preserve"> </w:t>
-      </w:r>
-      <w:r>
-        <w:rPr>
-          <w:rFonts w:eastAsiaTheme="minorEastAsia" w:hint="eastAsia"/>
-          <w:snapToGrid w:val="0"/>
-          <w:lang w:eastAsia="ko-KR"/>
-        </w:rPr>
-        <w:t>실수를</w:t>
-      </w:r>
-      <w:r>
-        <w:rPr>
-          <w:rFonts w:eastAsiaTheme="minorEastAsia" w:hint="eastAsia"/>
-          <w:snapToGrid w:val="0"/>
-          <w:lang w:eastAsia="ko-KR"/>
-        </w:rPr>
-        <w:t xml:space="preserve"> </w:t>
-      </w:r>
-      <w:r>
-        <w:rPr>
-          <w:rFonts w:eastAsiaTheme="minorEastAsia" w:hint="eastAsia"/>
-          <w:snapToGrid w:val="0"/>
-          <w:lang w:eastAsia="ko-KR"/>
-        </w:rPr>
-        <w:t>보내</w:t>
-      </w:r>
-      <w:r>
-        <w:rPr>
-          <w:rFonts w:eastAsiaTheme="minorEastAsia" w:hint="eastAsia"/>
-          <w:snapToGrid w:val="0"/>
-          <w:lang w:eastAsia="ko-KR"/>
-        </w:rPr>
-        <w:t xml:space="preserve"> </w:t>
-      </w:r>
-      <w:r>
-        <w:rPr>
-          <w:rFonts w:eastAsiaTheme="minorEastAsia" w:hint="eastAsia"/>
-          <w:snapToGrid w:val="0"/>
-          <w:lang w:eastAsia="ko-KR"/>
-        </w:rPr>
-        <w:t>이펙트의</w:t>
-      </w:r>
-      <w:r>
-        <w:rPr>
-          <w:rFonts w:eastAsiaTheme="minorEastAsia" w:hint="eastAsia"/>
-          <w:snapToGrid w:val="0"/>
-          <w:lang w:eastAsia="ko-KR"/>
-        </w:rPr>
-        <w:t xml:space="preserve"> </w:t>
-      </w:r>
-      <w:r>
-        <w:rPr>
-          <w:rFonts w:eastAsiaTheme="minorEastAsia" w:hint="eastAsia"/>
-          <w:snapToGrid w:val="0"/>
-          <w:lang w:eastAsia="ko-KR"/>
-        </w:rPr>
-        <w:t>길이도</w:t>
-      </w:r>
-      <w:r>
-        <w:rPr>
-          <w:rFonts w:eastAsiaTheme="minorEastAsia" w:hint="eastAsia"/>
-          <w:snapToGrid w:val="0"/>
-          <w:lang w:eastAsia="ko-KR"/>
-        </w:rPr>
-        <w:t xml:space="preserve"> </w:t>
-      </w:r>
-      <w:r>
-        <w:rPr>
-          <w:rFonts w:eastAsiaTheme="minorEastAsia" w:hint="eastAsia"/>
-          <w:snapToGrid w:val="0"/>
-          <w:lang w:eastAsia="ko-KR"/>
-        </w:rPr>
-        <w:t>설정하였습니다</w:t>
-      </w:r>
-      <w:r>
-        <w:rPr>
-          <w:rFonts w:eastAsiaTheme="minorEastAsia" w:hint="eastAsia"/>
-          <w:snapToGrid w:val="0"/>
-          <w:lang w:eastAsia="ko-KR"/>
-        </w:rPr>
-        <w:t>.</w:t>
-      </w:r>
-    </w:p>
-    <w:p>
-      <w:pPr>
-        <w:pStyle w:val="10"/>
-        <w:adjustRightInd w:val="0"/>
-        <w:snapToGrid w:val="0"/>
-        <w:spacing w:line="250" w:lineRule="auto"/>
-        <w:ind w:left="0"/>
-        <w:rPr>
-          <w:rFonts w:eastAsiaTheme="minorEastAsia"/>
-          <w:snapToGrid w:val="0"/>
-          <w:lang w:eastAsia="ko-KR"/>
-        </w:rPr>
-      </w:pPr>
-    </w:p>
-    <w:p>
-      <w:pPr>
-        <w:pStyle w:val="10"/>
-        <w:adjustRightInd w:val="0"/>
-        <w:snapToGrid w:val="0"/>
-        <w:spacing w:line="250" w:lineRule="auto"/>
-        <w:ind w:left="0"/>
-        <w:rPr>
-          <w:rFonts w:eastAsiaTheme="minorEastAsia"/>
-          <w:snapToGrid w:val="0"/>
-          <w:lang w:eastAsia="ko-KR"/>
-        </w:rPr>
-      </w:pPr>
-      <w:r>
-        <w:rPr>
-          <w:rFonts w:eastAsiaTheme="minorEastAsia" w:hint="eastAsia"/>
-          <w:snapToGrid w:val="0"/>
-          <w:lang w:eastAsia="ko-KR"/>
-        </w:rPr>
-        <w:t>2</w:t>
-      </w:r>
-      <w:r>
-        <w:rPr>
-          <w:rFonts w:eastAsiaTheme="minorEastAsia" w:hint="eastAsia"/>
-          <w:snapToGrid w:val="0"/>
-          <w:lang w:eastAsia="ko-KR"/>
-        </w:rPr>
-        <w:t>번</w:t>
-      </w:r>
-      <w:r>
-        <w:rPr>
-          <w:rFonts w:eastAsiaTheme="minorEastAsia" w:hint="eastAsia"/>
-          <w:snapToGrid w:val="0"/>
-          <w:lang w:eastAsia="ko-KR"/>
-        </w:rPr>
-        <w:t xml:space="preserve"> </w:t>
-      </w:r>
-      <w:r>
-        <w:rPr>
-          <w:rFonts w:eastAsiaTheme="minorEastAsia" w:hint="eastAsia"/>
-          <w:snapToGrid w:val="0"/>
-          <w:lang w:eastAsia="ko-KR"/>
-        </w:rPr>
-        <w:t>스킬</w:t>
-      </w:r>
-      <w:r>
-        <w:rPr>
-          <w:rFonts w:eastAsiaTheme="minorEastAsia" w:hint="eastAsia"/>
-          <w:snapToGrid w:val="0"/>
-          <w:lang w:eastAsia="ko-KR"/>
-        </w:rPr>
-        <w:t xml:space="preserve"> </w:t>
-      </w:r>
-      <w:r>
-        <w:rPr>
-          <w:rFonts w:eastAsiaTheme="minorEastAsia" w:hint="eastAsia"/>
-          <w:snapToGrid w:val="0"/>
-          <w:lang w:eastAsia="ko-KR"/>
-        </w:rPr>
-        <w:t>설명하겠습니다</w:t>
-      </w:r>
-      <w:r>
-        <w:rPr>
-          <w:rFonts w:eastAsiaTheme="minorEastAsia" w:hint="eastAsia"/>
-          <w:snapToGrid w:val="0"/>
-          <w:lang w:eastAsia="ko-KR"/>
-        </w:rPr>
-        <w:t>.</w:t>
-      </w:r>
-      <w:r>
-        <w:rPr>
-          <w:rFonts w:eastAsiaTheme="minorEastAsia"/>
-          <w:snapToGrid w:val="0"/>
-          <w:lang w:eastAsia="ko-KR"/>
-        </w:rPr>
-        <w:t xml:space="preserve"> </w:t>
-      </w:r>
-      <w:r>
-        <w:rPr>
-          <w:rFonts w:eastAsiaTheme="minorEastAsia" w:hint="eastAsia"/>
-          <w:snapToGrid w:val="0"/>
-          <w:lang w:eastAsia="ko-KR"/>
-        </w:rPr>
-        <w:t>위의</w:t>
-      </w:r>
-      <w:r>
-        <w:rPr>
-          <w:rFonts w:eastAsiaTheme="minorEastAsia" w:hint="eastAsia"/>
-          <w:snapToGrid w:val="0"/>
-          <w:lang w:eastAsia="ko-KR"/>
-        </w:rPr>
-        <w:t xml:space="preserve"> </w:t>
-      </w:r>
-      <w:r>
-        <w:rPr>
-          <w:rFonts w:eastAsiaTheme="minorEastAsia" w:hint="eastAsia"/>
-          <w:snapToGrid w:val="0"/>
-          <w:lang w:eastAsia="ko-KR"/>
-        </w:rPr>
-        <w:t>스킬과</w:t>
-      </w:r>
-      <w:r>
-        <w:rPr>
-          <w:rFonts w:eastAsiaTheme="minorEastAsia" w:hint="eastAsia"/>
-          <w:snapToGrid w:val="0"/>
-          <w:lang w:eastAsia="ko-KR"/>
-        </w:rPr>
-        <w:t xml:space="preserve"> </w:t>
-      </w:r>
-      <w:r>
-        <w:rPr>
-          <w:rFonts w:eastAsiaTheme="minorEastAsia" w:hint="eastAsia"/>
-          <w:snapToGrid w:val="0"/>
-          <w:lang w:eastAsia="ko-KR"/>
-        </w:rPr>
-        <w:t>비슷하게</w:t>
-      </w:r>
-      <w:r>
-        <w:rPr>
-          <w:rFonts w:eastAsiaTheme="minorEastAsia" w:hint="eastAsia"/>
-          <w:snapToGrid w:val="0"/>
-          <w:lang w:eastAsia="ko-KR"/>
-        </w:rPr>
-        <w:t xml:space="preserve"> </w:t>
-      </w:r>
-      <w:r>
-        <w:rPr>
-          <w:rFonts w:eastAsiaTheme="minorEastAsia" w:hint="eastAsia"/>
-          <w:snapToGrid w:val="0"/>
-          <w:lang w:eastAsia="ko-KR"/>
-        </w:rPr>
-        <w:t>키</w:t>
-      </w:r>
-      <w:r>
-        <w:rPr>
-          <w:rFonts w:eastAsiaTheme="minorEastAsia" w:hint="eastAsia"/>
-          <w:snapToGrid w:val="0"/>
-          <w:lang w:eastAsia="ko-KR"/>
-        </w:rPr>
-        <w:t xml:space="preserve"> </w:t>
-      </w:r>
-      <w:r>
-        <w:rPr>
-          <w:rFonts w:eastAsiaTheme="minorEastAsia" w:hint="eastAsia"/>
-          <w:snapToGrid w:val="0"/>
-          <w:lang w:eastAsia="ko-KR"/>
-        </w:rPr>
-        <w:t>해제</w:t>
-      </w:r>
-      <w:r>
-        <w:rPr>
-          <w:rFonts w:eastAsiaTheme="minorEastAsia"/>
-          <w:snapToGrid w:val="0"/>
-          <w:lang w:eastAsia="ko-KR"/>
-        </w:rPr>
-        <w:t xml:space="preserve"> </w:t>
-      </w:r>
-      <w:r>
-        <w:rPr>
-          <w:rFonts w:eastAsiaTheme="minorEastAsia" w:hint="eastAsia"/>
-          <w:snapToGrid w:val="0"/>
-          <w:lang w:eastAsia="ko-KR"/>
-        </w:rPr>
-        <w:t>대기하는</w:t>
-      </w:r>
-      <w:r>
-        <w:rPr>
-          <w:rFonts w:eastAsiaTheme="minorEastAsia" w:hint="eastAsia"/>
-          <w:snapToGrid w:val="0"/>
-          <w:lang w:eastAsia="ko-KR"/>
-        </w:rPr>
-        <w:t xml:space="preserve"> </w:t>
-      </w:r>
-      <w:r>
-        <w:rPr>
-          <w:rFonts w:eastAsiaTheme="minorEastAsia"/>
-          <w:snapToGrid w:val="0"/>
-          <w:lang w:eastAsia="ko-KR"/>
-        </w:rPr>
-        <w:t xml:space="preserve">Task, </w:t>
-      </w:r>
-      <w:r>
-        <w:rPr>
-          <w:rFonts w:eastAsiaTheme="minorEastAsia" w:hint="eastAsia"/>
-          <w:snapToGrid w:val="0"/>
-          <w:lang w:eastAsia="ko-KR"/>
-        </w:rPr>
-        <w:t>무한정</w:t>
-      </w:r>
-      <w:r>
-        <w:rPr>
-          <w:rFonts w:eastAsiaTheme="minorEastAsia" w:hint="eastAsia"/>
-          <w:snapToGrid w:val="0"/>
-          <w:lang w:eastAsia="ko-KR"/>
-        </w:rPr>
-        <w:t xml:space="preserve"> </w:t>
-      </w:r>
-      <w:proofErr w:type="spellStart"/>
-      <w:r>
-        <w:rPr>
-          <w:rFonts w:eastAsiaTheme="minorEastAsia" w:hint="eastAsia"/>
-          <w:snapToGrid w:val="0"/>
-          <w:lang w:eastAsia="ko-KR"/>
-        </w:rPr>
-        <w:t>차징을</w:t>
-      </w:r>
-      <w:proofErr w:type="spellEnd"/>
-      <w:r>
-        <w:rPr>
-          <w:rFonts w:eastAsiaTheme="minorEastAsia" w:hint="eastAsia"/>
-          <w:snapToGrid w:val="0"/>
-          <w:lang w:eastAsia="ko-KR"/>
-        </w:rPr>
-        <w:t xml:space="preserve"> </w:t>
-      </w:r>
-      <w:r>
-        <w:rPr>
-          <w:rFonts w:eastAsiaTheme="minorEastAsia" w:hint="eastAsia"/>
-          <w:snapToGrid w:val="0"/>
-          <w:lang w:eastAsia="ko-KR"/>
-        </w:rPr>
-        <w:t>막기위한</w:t>
-      </w:r>
-      <w:r>
-        <w:rPr>
-          <w:rFonts w:eastAsiaTheme="minorEastAsia" w:hint="eastAsia"/>
-          <w:snapToGrid w:val="0"/>
-          <w:lang w:eastAsia="ko-KR"/>
-        </w:rPr>
-        <w:t xml:space="preserve"> </w:t>
-      </w:r>
-      <w:r>
-        <w:rPr>
-          <w:rFonts w:eastAsiaTheme="minorEastAsia"/>
-          <w:snapToGrid w:val="0"/>
-          <w:lang w:eastAsia="ko-KR"/>
-        </w:rPr>
-        <w:t>Task</w:t>
-      </w:r>
-      <w:r>
-        <w:rPr>
-          <w:rFonts w:eastAsiaTheme="minorEastAsia" w:hint="eastAsia"/>
-          <w:snapToGrid w:val="0"/>
-          <w:lang w:eastAsia="ko-KR"/>
-        </w:rPr>
-        <w:t>를</w:t>
-      </w:r>
-      <w:r>
-        <w:rPr>
-          <w:rFonts w:eastAsiaTheme="minorEastAsia" w:hint="eastAsia"/>
-          <w:snapToGrid w:val="0"/>
-          <w:lang w:eastAsia="ko-KR"/>
-        </w:rPr>
-        <w:t xml:space="preserve"> </w:t>
-      </w:r>
-      <w:r>
-        <w:rPr>
-          <w:rFonts w:eastAsiaTheme="minorEastAsia" w:hint="eastAsia"/>
-          <w:snapToGrid w:val="0"/>
-          <w:lang w:eastAsia="ko-KR"/>
-        </w:rPr>
-        <w:t>사용합니다</w:t>
-      </w:r>
-      <w:r>
-        <w:rPr>
-          <w:rFonts w:eastAsiaTheme="minorEastAsia" w:hint="eastAsia"/>
-          <w:snapToGrid w:val="0"/>
-          <w:lang w:eastAsia="ko-KR"/>
-        </w:rPr>
-        <w:t>.</w:t>
-      </w:r>
-      <w:r>
-        <w:rPr>
-          <w:rFonts w:eastAsiaTheme="minorEastAsia"/>
-          <w:snapToGrid w:val="0"/>
-          <w:lang w:eastAsia="ko-KR"/>
-        </w:rPr>
-        <w:t xml:space="preserve"> </w:t>
-      </w:r>
-      <w:r>
-        <w:rPr>
-          <w:rFonts w:eastAsiaTheme="minorEastAsia" w:hint="eastAsia"/>
-          <w:snapToGrid w:val="0"/>
-          <w:lang w:eastAsia="ko-KR"/>
-        </w:rPr>
-        <w:t>한가지</w:t>
-      </w:r>
-      <w:r>
-        <w:rPr>
-          <w:rFonts w:eastAsiaTheme="minorEastAsia" w:hint="eastAsia"/>
-          <w:snapToGrid w:val="0"/>
-          <w:lang w:eastAsia="ko-KR"/>
-        </w:rPr>
-        <w:t xml:space="preserve"> </w:t>
-      </w:r>
-      <w:r>
-        <w:rPr>
-          <w:rFonts w:eastAsiaTheme="minorEastAsia" w:hint="eastAsia"/>
-          <w:snapToGrid w:val="0"/>
-          <w:lang w:eastAsia="ko-KR"/>
-        </w:rPr>
-        <w:t>다른</w:t>
-      </w:r>
-      <w:r>
-        <w:rPr>
-          <w:rFonts w:eastAsiaTheme="minorEastAsia" w:hint="eastAsia"/>
-          <w:snapToGrid w:val="0"/>
-          <w:lang w:eastAsia="ko-KR"/>
-        </w:rPr>
-        <w:t xml:space="preserve"> </w:t>
-      </w:r>
-      <w:r>
-        <w:rPr>
-          <w:rFonts w:eastAsiaTheme="minorEastAsia" w:hint="eastAsia"/>
-          <w:snapToGrid w:val="0"/>
-          <w:lang w:eastAsia="ko-KR"/>
-        </w:rPr>
-        <w:t>사항은</w:t>
-      </w:r>
-      <w:r>
-        <w:rPr>
-          <w:rFonts w:eastAsiaTheme="minorEastAsia" w:hint="eastAsia"/>
-          <w:snapToGrid w:val="0"/>
-          <w:lang w:eastAsia="ko-KR"/>
-        </w:rPr>
-        <w:t xml:space="preserve"> </w:t>
-      </w:r>
-      <w:r>
-        <w:rPr>
-          <w:rFonts w:eastAsiaTheme="minorEastAsia" w:hint="eastAsia"/>
-          <w:snapToGrid w:val="0"/>
-          <w:lang w:eastAsia="ko-KR"/>
-        </w:rPr>
-        <w:t>키를</w:t>
-      </w:r>
-      <w:r>
-        <w:rPr>
-          <w:rFonts w:eastAsiaTheme="minorEastAsia" w:hint="eastAsia"/>
-          <w:snapToGrid w:val="0"/>
-          <w:lang w:eastAsia="ko-KR"/>
-        </w:rPr>
-        <w:t xml:space="preserve"> </w:t>
-      </w:r>
-      <w:r>
-        <w:rPr>
-          <w:rFonts w:eastAsiaTheme="minorEastAsia" w:hint="eastAsia"/>
-          <w:snapToGrid w:val="0"/>
-          <w:lang w:eastAsia="ko-KR"/>
-        </w:rPr>
-        <w:t>해제했을</w:t>
-      </w:r>
-      <w:r>
-        <w:rPr>
-          <w:rFonts w:eastAsiaTheme="minorEastAsia" w:hint="eastAsia"/>
-          <w:snapToGrid w:val="0"/>
-          <w:lang w:eastAsia="ko-KR"/>
-        </w:rPr>
-        <w:t xml:space="preserve"> </w:t>
-      </w:r>
-      <w:r>
-        <w:rPr>
-          <w:rFonts w:eastAsiaTheme="minorEastAsia" w:hint="eastAsia"/>
-          <w:snapToGrid w:val="0"/>
-          <w:lang w:eastAsia="ko-KR"/>
-        </w:rPr>
-        <w:t>때</w:t>
-      </w:r>
-      <w:r>
-        <w:rPr>
-          <w:rFonts w:eastAsiaTheme="minorEastAsia" w:hint="eastAsia"/>
-          <w:snapToGrid w:val="0"/>
-          <w:lang w:eastAsia="ko-KR"/>
-        </w:rPr>
-        <w:t xml:space="preserve"> </w:t>
-      </w:r>
-      <w:proofErr w:type="spellStart"/>
-      <w:r>
-        <w:rPr>
-          <w:rFonts w:eastAsiaTheme="minorEastAsia" w:hint="eastAsia"/>
-          <w:snapToGrid w:val="0"/>
-          <w:lang w:eastAsia="ko-KR"/>
-        </w:rPr>
-        <w:t>데미지를</w:t>
-      </w:r>
-      <w:proofErr w:type="spellEnd"/>
-      <w:r>
-        <w:rPr>
-          <w:rFonts w:eastAsiaTheme="minorEastAsia" w:hint="eastAsia"/>
-          <w:snapToGrid w:val="0"/>
-          <w:lang w:eastAsia="ko-KR"/>
-        </w:rPr>
-        <w:t xml:space="preserve"> </w:t>
-      </w:r>
-      <w:r>
-        <w:rPr>
-          <w:rFonts w:eastAsiaTheme="minorEastAsia" w:hint="eastAsia"/>
-          <w:snapToGrid w:val="0"/>
-          <w:lang w:eastAsia="ko-KR"/>
-        </w:rPr>
-        <w:t>주는게</w:t>
-      </w:r>
-      <w:r>
-        <w:rPr>
-          <w:rFonts w:eastAsiaTheme="minorEastAsia" w:hint="eastAsia"/>
-          <w:snapToGrid w:val="0"/>
-          <w:lang w:eastAsia="ko-KR"/>
-        </w:rPr>
-        <w:t xml:space="preserve"> </w:t>
-      </w:r>
-      <w:r>
-        <w:rPr>
-          <w:rFonts w:eastAsiaTheme="minorEastAsia" w:hint="eastAsia"/>
-          <w:snapToGrid w:val="0"/>
-          <w:lang w:eastAsia="ko-KR"/>
-        </w:rPr>
-        <w:t>아닌</w:t>
-      </w:r>
-      <w:r>
-        <w:rPr>
-          <w:rFonts w:eastAsiaTheme="minorEastAsia"/>
-          <w:snapToGrid w:val="0"/>
-          <w:lang w:eastAsia="ko-KR"/>
-        </w:rPr>
-        <w:t xml:space="preserve">, </w:t>
-      </w:r>
-      <w:r>
-        <w:rPr>
-          <w:rFonts w:eastAsiaTheme="minorEastAsia" w:hint="eastAsia"/>
-          <w:snapToGrid w:val="0"/>
-          <w:lang w:eastAsia="ko-KR"/>
-        </w:rPr>
-        <w:t>마우스를</w:t>
-      </w:r>
-      <w:r>
-        <w:rPr>
-          <w:rFonts w:eastAsiaTheme="minorEastAsia" w:hint="eastAsia"/>
-          <w:snapToGrid w:val="0"/>
-          <w:lang w:eastAsia="ko-KR"/>
-        </w:rPr>
-        <w:t xml:space="preserve"> </w:t>
-      </w:r>
-      <w:r>
-        <w:rPr>
-          <w:rFonts w:eastAsiaTheme="minorEastAsia" w:hint="eastAsia"/>
-          <w:snapToGrid w:val="0"/>
-          <w:lang w:eastAsia="ko-KR"/>
-        </w:rPr>
-        <w:t>클릭하였을</w:t>
-      </w:r>
-      <w:r>
-        <w:rPr>
-          <w:rFonts w:eastAsiaTheme="minorEastAsia" w:hint="eastAsia"/>
-          <w:snapToGrid w:val="0"/>
-          <w:lang w:eastAsia="ko-KR"/>
-        </w:rPr>
-        <w:t xml:space="preserve"> </w:t>
-      </w:r>
-      <w:r>
-        <w:rPr>
-          <w:rFonts w:eastAsiaTheme="minorEastAsia" w:hint="eastAsia"/>
-          <w:snapToGrid w:val="0"/>
-          <w:lang w:eastAsia="ko-KR"/>
-        </w:rPr>
-        <w:t>때</w:t>
-      </w:r>
-      <w:r>
-        <w:rPr>
-          <w:rFonts w:eastAsiaTheme="minorEastAsia" w:hint="eastAsia"/>
-          <w:snapToGrid w:val="0"/>
-          <w:lang w:eastAsia="ko-KR"/>
-        </w:rPr>
-        <w:t xml:space="preserve"> </w:t>
-      </w:r>
-      <w:proofErr w:type="spellStart"/>
-      <w:r>
-        <w:rPr>
-          <w:rFonts w:eastAsiaTheme="minorEastAsia" w:hint="eastAsia"/>
-          <w:snapToGrid w:val="0"/>
-          <w:lang w:eastAsia="ko-KR"/>
-        </w:rPr>
-        <w:t>데미지를</w:t>
-      </w:r>
-      <w:proofErr w:type="spellEnd"/>
-      <w:r>
-        <w:rPr>
-          <w:rFonts w:eastAsiaTheme="minorEastAsia" w:hint="eastAsia"/>
-          <w:snapToGrid w:val="0"/>
-          <w:lang w:eastAsia="ko-KR"/>
-        </w:rPr>
-        <w:t xml:space="preserve"> </w:t>
-      </w:r>
-      <w:r>
-        <w:rPr>
-          <w:rFonts w:eastAsiaTheme="minorEastAsia" w:hint="eastAsia"/>
-          <w:snapToGrid w:val="0"/>
-          <w:lang w:eastAsia="ko-KR"/>
-        </w:rPr>
-        <w:t>주도록</w:t>
-      </w:r>
-      <w:r>
-        <w:rPr>
-          <w:rFonts w:eastAsiaTheme="minorEastAsia" w:hint="eastAsia"/>
-          <w:snapToGrid w:val="0"/>
-          <w:lang w:eastAsia="ko-KR"/>
-        </w:rPr>
-        <w:t xml:space="preserve"> </w:t>
-      </w:r>
-      <w:r>
-        <w:rPr>
-          <w:rFonts w:eastAsiaTheme="minorEastAsia" w:hint="eastAsia"/>
-          <w:snapToGrid w:val="0"/>
-          <w:lang w:eastAsia="ko-KR"/>
-        </w:rPr>
-        <w:t>만들었습니다</w:t>
-      </w:r>
-      <w:r>
-        <w:rPr>
-          <w:rFonts w:eastAsiaTheme="minorEastAsia" w:hint="eastAsia"/>
-          <w:snapToGrid w:val="0"/>
-          <w:lang w:eastAsia="ko-KR"/>
-        </w:rPr>
-        <w:t>.</w:t>
-      </w:r>
-      <w:r>
-        <w:rPr>
-          <w:rFonts w:eastAsiaTheme="minorEastAsia"/>
-          <w:snapToGrid w:val="0"/>
-          <w:lang w:eastAsia="ko-KR"/>
-        </w:rPr>
-        <w:t xml:space="preserve"> </w:t>
-      </w:r>
-      <w:r>
-        <w:rPr>
-          <w:rFonts w:eastAsiaTheme="minorEastAsia" w:hint="eastAsia"/>
-          <w:snapToGrid w:val="0"/>
-          <w:lang w:eastAsia="ko-KR"/>
-        </w:rPr>
-        <w:t>그에</w:t>
-      </w:r>
-      <w:r>
-        <w:rPr>
-          <w:rFonts w:eastAsiaTheme="minorEastAsia" w:hint="eastAsia"/>
-          <w:snapToGrid w:val="0"/>
-          <w:lang w:eastAsia="ko-KR"/>
-        </w:rPr>
-        <w:t xml:space="preserve"> </w:t>
-      </w:r>
-      <w:r>
-        <w:rPr>
-          <w:rFonts w:eastAsiaTheme="minorEastAsia" w:hint="eastAsia"/>
-          <w:snapToGrid w:val="0"/>
-          <w:lang w:eastAsia="ko-KR"/>
-        </w:rPr>
-        <w:t>필요한</w:t>
-      </w:r>
-      <w:r>
-        <w:rPr>
-          <w:rFonts w:eastAsiaTheme="minorEastAsia" w:hint="eastAsia"/>
-          <w:snapToGrid w:val="0"/>
-          <w:lang w:eastAsia="ko-KR"/>
-        </w:rPr>
-        <w:t xml:space="preserve"> </w:t>
-      </w:r>
-      <w:r>
-        <w:rPr>
-          <w:rFonts w:eastAsiaTheme="minorEastAsia"/>
-          <w:snapToGrid w:val="0"/>
-          <w:lang w:eastAsia="ko-KR"/>
-        </w:rPr>
-        <w:t>Task</w:t>
-      </w:r>
-      <w:r>
-        <w:rPr>
-          <w:rFonts w:eastAsiaTheme="minorEastAsia" w:hint="eastAsia"/>
-          <w:snapToGrid w:val="0"/>
-          <w:lang w:eastAsia="ko-KR"/>
-        </w:rPr>
-        <w:t>로</w:t>
-      </w:r>
-      <w:r>
-        <w:rPr>
-          <w:rFonts w:eastAsiaTheme="minorEastAsia" w:hint="eastAsia"/>
-          <w:snapToGrid w:val="0"/>
-          <w:lang w:eastAsia="ko-KR"/>
-        </w:rPr>
-        <w:t xml:space="preserve"> </w:t>
-      </w:r>
-      <w:proofErr w:type="spellStart"/>
-      <w:r>
-        <w:rPr>
-          <w:rFonts w:eastAsiaTheme="minorEastAsia" w:hint="eastAsia"/>
-          <w:snapToGrid w:val="0"/>
-          <w:lang w:eastAsia="ko-KR"/>
-        </w:rPr>
-        <w:t>메테오</w:t>
-      </w:r>
-      <w:proofErr w:type="spellEnd"/>
-      <w:r>
-        <w:rPr>
-          <w:rFonts w:eastAsiaTheme="minorEastAsia" w:hint="eastAsia"/>
-          <w:snapToGrid w:val="0"/>
-          <w:lang w:eastAsia="ko-KR"/>
-        </w:rPr>
-        <w:t xml:space="preserve"> </w:t>
-      </w:r>
-      <w:r>
-        <w:rPr>
-          <w:rFonts w:eastAsiaTheme="minorEastAsia" w:hint="eastAsia"/>
-          <w:snapToGrid w:val="0"/>
-          <w:lang w:eastAsia="ko-KR"/>
-        </w:rPr>
-        <w:t>스킬을</w:t>
-      </w:r>
-      <w:r>
-        <w:rPr>
-          <w:rFonts w:eastAsiaTheme="minorEastAsia" w:hint="eastAsia"/>
-          <w:snapToGrid w:val="0"/>
-          <w:lang w:eastAsia="ko-KR"/>
-        </w:rPr>
-        <w:t xml:space="preserve"> </w:t>
-      </w:r>
-      <w:r>
-        <w:rPr>
-          <w:rFonts w:eastAsiaTheme="minorEastAsia" w:hint="eastAsia"/>
-          <w:snapToGrid w:val="0"/>
-          <w:lang w:eastAsia="ko-KR"/>
-        </w:rPr>
-        <w:t>만들</w:t>
-      </w:r>
-      <w:r>
-        <w:rPr>
-          <w:rFonts w:eastAsiaTheme="minorEastAsia" w:hint="eastAsia"/>
-          <w:snapToGrid w:val="0"/>
-          <w:lang w:eastAsia="ko-KR"/>
-        </w:rPr>
-        <w:t xml:space="preserve"> </w:t>
-      </w:r>
-      <w:r>
-        <w:rPr>
-          <w:rFonts w:eastAsiaTheme="minorEastAsia" w:hint="eastAsia"/>
-          <w:snapToGrid w:val="0"/>
-          <w:lang w:eastAsia="ko-KR"/>
-        </w:rPr>
-        <w:t>때</w:t>
-      </w:r>
-      <w:r>
-        <w:rPr>
-          <w:rFonts w:eastAsiaTheme="minorEastAsia" w:hint="eastAsia"/>
-          <w:snapToGrid w:val="0"/>
-          <w:lang w:eastAsia="ko-KR"/>
-        </w:rPr>
-        <w:t xml:space="preserve"> </w:t>
-      </w:r>
-      <w:r>
-        <w:rPr>
-          <w:rFonts w:eastAsiaTheme="minorEastAsia" w:hint="eastAsia"/>
-          <w:snapToGrid w:val="0"/>
-          <w:lang w:eastAsia="ko-KR"/>
-        </w:rPr>
-        <w:t>사용했던</w:t>
-      </w:r>
-      <w:r>
-        <w:rPr>
-          <w:rFonts w:eastAsiaTheme="minorEastAsia" w:hint="eastAsia"/>
-          <w:snapToGrid w:val="0"/>
-          <w:lang w:eastAsia="ko-KR"/>
-        </w:rPr>
-        <w:t xml:space="preserve"> </w:t>
-      </w:r>
-      <w:proofErr w:type="spellStart"/>
-      <w:r>
-        <w:rPr>
-          <w:rFonts w:eastAsiaTheme="minorEastAsia"/>
-          <w:snapToGrid w:val="0"/>
-          <w:lang w:eastAsia="ko-KR"/>
-        </w:rPr>
-        <w:t>WaitTargetData</w:t>
-      </w:r>
-      <w:proofErr w:type="spellEnd"/>
-      <w:r>
-        <w:rPr>
-          <w:rFonts w:eastAsiaTheme="minorEastAsia" w:hint="eastAsia"/>
-          <w:snapToGrid w:val="0"/>
-          <w:lang w:eastAsia="ko-KR"/>
-        </w:rPr>
-        <w:t>를</w:t>
-      </w:r>
-      <w:r>
-        <w:rPr>
-          <w:rFonts w:eastAsiaTheme="minorEastAsia" w:hint="eastAsia"/>
-          <w:snapToGrid w:val="0"/>
-          <w:lang w:eastAsia="ko-KR"/>
-        </w:rPr>
-        <w:t xml:space="preserve"> </w:t>
-      </w:r>
-      <w:r>
-        <w:rPr>
-          <w:rFonts w:eastAsiaTheme="minorEastAsia" w:hint="eastAsia"/>
-          <w:snapToGrid w:val="0"/>
-          <w:lang w:eastAsia="ko-KR"/>
-        </w:rPr>
-        <w:t>이용하였습니다</w:t>
-      </w:r>
-      <w:r>
-        <w:rPr>
-          <w:rFonts w:eastAsiaTheme="minorEastAsia" w:hint="eastAsia"/>
-          <w:snapToGrid w:val="0"/>
-          <w:lang w:eastAsia="ko-KR"/>
-        </w:rPr>
-        <w:t>.</w:t>
-      </w:r>
-      <w:r>
-        <w:rPr>
-          <w:rFonts w:eastAsiaTheme="minorEastAsia"/>
-          <w:snapToGrid w:val="0"/>
-          <w:lang w:eastAsia="ko-KR"/>
-        </w:rPr>
-        <w:t xml:space="preserve"> </w:t>
-      </w:r>
-      <w:r>
-        <w:rPr>
-          <w:rFonts w:eastAsiaTheme="minorEastAsia" w:hint="eastAsia"/>
-          <w:snapToGrid w:val="0"/>
-          <w:lang w:eastAsia="ko-KR"/>
-        </w:rPr>
-        <w:t>마찬가지로</w:t>
-      </w:r>
-      <w:r>
-        <w:rPr>
-          <w:rFonts w:eastAsiaTheme="minorEastAsia" w:hint="eastAsia"/>
-          <w:snapToGrid w:val="0"/>
-          <w:lang w:eastAsia="ko-KR"/>
-        </w:rPr>
-        <w:t xml:space="preserve"> </w:t>
-      </w:r>
-      <w:r>
-        <w:rPr>
-          <w:rFonts w:eastAsiaTheme="minorEastAsia" w:hint="eastAsia"/>
-          <w:snapToGrid w:val="0"/>
-          <w:lang w:eastAsia="ko-KR"/>
-        </w:rPr>
-        <w:t>시각적으로</w:t>
-      </w:r>
-      <w:r>
-        <w:rPr>
-          <w:rFonts w:eastAsiaTheme="minorEastAsia" w:hint="eastAsia"/>
-          <w:snapToGrid w:val="0"/>
-          <w:lang w:eastAsia="ko-KR"/>
-        </w:rPr>
-        <w:t xml:space="preserve"> </w:t>
-      </w:r>
-      <w:r>
-        <w:rPr>
-          <w:rFonts w:eastAsiaTheme="minorEastAsia" w:hint="eastAsia"/>
-          <w:snapToGrid w:val="0"/>
-          <w:lang w:eastAsia="ko-KR"/>
-        </w:rPr>
-        <w:t>알려주기</w:t>
-      </w:r>
-      <w:r>
-        <w:rPr>
-          <w:rFonts w:eastAsiaTheme="minorEastAsia" w:hint="eastAsia"/>
-          <w:snapToGrid w:val="0"/>
-          <w:lang w:eastAsia="ko-KR"/>
-        </w:rPr>
-        <w:t xml:space="preserve"> </w:t>
-      </w:r>
-      <w:r>
-        <w:rPr>
-          <w:rFonts w:eastAsiaTheme="minorEastAsia" w:hint="eastAsia"/>
-          <w:snapToGrid w:val="0"/>
-          <w:lang w:eastAsia="ko-KR"/>
-        </w:rPr>
-        <w:t>위한</w:t>
-      </w:r>
-      <w:r>
-        <w:rPr>
-          <w:rFonts w:eastAsiaTheme="minorEastAsia" w:hint="eastAsia"/>
-          <w:snapToGrid w:val="0"/>
-          <w:lang w:eastAsia="ko-KR"/>
-        </w:rPr>
-        <w:t xml:space="preserve"> </w:t>
-      </w:r>
-      <w:proofErr w:type="spellStart"/>
-      <w:r>
-        <w:rPr>
-          <w:rFonts w:eastAsiaTheme="minorEastAsia" w:hint="eastAsia"/>
-          <w:snapToGrid w:val="0"/>
-          <w:lang w:eastAsia="ko-KR"/>
-        </w:rPr>
-        <w:t>액터를</w:t>
-      </w:r>
-      <w:proofErr w:type="spellEnd"/>
-      <w:r>
-        <w:rPr>
-          <w:rFonts w:eastAsiaTheme="minorEastAsia" w:hint="eastAsia"/>
-          <w:snapToGrid w:val="0"/>
-          <w:lang w:eastAsia="ko-KR"/>
-        </w:rPr>
-        <w:t xml:space="preserve"> </w:t>
-      </w:r>
-      <w:proofErr w:type="spellStart"/>
-      <w:r>
-        <w:rPr>
-          <w:rFonts w:eastAsiaTheme="minorEastAsia" w:hint="eastAsia"/>
-          <w:snapToGrid w:val="0"/>
-          <w:lang w:eastAsia="ko-KR"/>
-        </w:rPr>
-        <w:t>스폰하고</w:t>
-      </w:r>
-      <w:proofErr w:type="spellEnd"/>
-      <w:r>
-        <w:rPr>
-          <w:rFonts w:eastAsiaTheme="minorEastAsia" w:hint="eastAsia"/>
-          <w:snapToGrid w:val="0"/>
-          <w:lang w:eastAsia="ko-KR"/>
-        </w:rPr>
-        <w:t>,</w:t>
-      </w:r>
-      <w:r>
-        <w:rPr>
-          <w:rFonts w:eastAsiaTheme="minorEastAsia"/>
-          <w:snapToGrid w:val="0"/>
-          <w:lang w:eastAsia="ko-KR"/>
-        </w:rPr>
-        <w:t xml:space="preserve"> 3</w:t>
-      </w:r>
-      <w:r>
-        <w:rPr>
-          <w:rFonts w:eastAsiaTheme="minorEastAsia" w:hint="eastAsia"/>
-          <w:snapToGrid w:val="0"/>
-          <w:lang w:eastAsia="ko-KR"/>
-        </w:rPr>
-        <w:t>가지</w:t>
-      </w:r>
-      <w:r>
-        <w:rPr>
-          <w:rFonts w:eastAsiaTheme="minorEastAsia" w:hint="eastAsia"/>
-          <w:snapToGrid w:val="0"/>
-          <w:lang w:eastAsia="ko-KR"/>
-        </w:rPr>
-        <w:t xml:space="preserve"> </w:t>
-      </w:r>
-      <w:r>
-        <w:rPr>
-          <w:rFonts w:eastAsiaTheme="minorEastAsia"/>
-          <w:snapToGrid w:val="0"/>
-          <w:lang w:eastAsia="ko-KR"/>
-        </w:rPr>
-        <w:t>Task</w:t>
-      </w:r>
-      <w:r>
-        <w:rPr>
-          <w:rFonts w:eastAsiaTheme="minorEastAsia" w:hint="eastAsia"/>
-          <w:snapToGrid w:val="0"/>
-          <w:lang w:eastAsia="ko-KR"/>
-        </w:rPr>
-        <w:t>를</w:t>
-      </w:r>
-      <w:r>
-        <w:rPr>
-          <w:rFonts w:eastAsiaTheme="minorEastAsia" w:hint="eastAsia"/>
-          <w:snapToGrid w:val="0"/>
-          <w:lang w:eastAsia="ko-KR"/>
-        </w:rPr>
-        <w:t xml:space="preserve"> </w:t>
-      </w:r>
-      <w:r>
-        <w:rPr>
-          <w:rFonts w:eastAsiaTheme="minorEastAsia" w:hint="eastAsia"/>
-          <w:snapToGrid w:val="0"/>
-          <w:lang w:eastAsia="ko-KR"/>
-        </w:rPr>
-        <w:t>실행합니다</w:t>
-      </w:r>
-      <w:r>
-        <w:rPr>
-          <w:rFonts w:eastAsiaTheme="minorEastAsia" w:hint="eastAsia"/>
-          <w:snapToGrid w:val="0"/>
-          <w:lang w:eastAsia="ko-KR"/>
-        </w:rPr>
-        <w:t>.</w:t>
-      </w:r>
-      <w:r>
-        <w:rPr>
-          <w:rFonts w:eastAsiaTheme="minorEastAsia"/>
-          <w:snapToGrid w:val="0"/>
-          <w:lang w:eastAsia="ko-KR"/>
-        </w:rPr>
-        <w:t xml:space="preserve"> </w:t>
-      </w:r>
-      <w:r>
-        <w:rPr>
-          <w:rFonts w:eastAsiaTheme="minorEastAsia" w:hint="eastAsia"/>
-          <w:snapToGrid w:val="0"/>
-          <w:lang w:eastAsia="ko-KR"/>
-        </w:rPr>
-        <w:t>여기서</w:t>
-      </w:r>
-      <w:r>
-        <w:rPr>
-          <w:rFonts w:eastAsiaTheme="minorEastAsia" w:hint="eastAsia"/>
-          <w:snapToGrid w:val="0"/>
-          <w:lang w:eastAsia="ko-KR"/>
-        </w:rPr>
-        <w:t xml:space="preserve"> </w:t>
-      </w:r>
-      <w:r>
-        <w:rPr>
-          <w:rFonts w:eastAsiaTheme="minorEastAsia" w:hint="eastAsia"/>
-          <w:snapToGrid w:val="0"/>
-          <w:lang w:eastAsia="ko-KR"/>
-        </w:rPr>
-        <w:t>마우스</w:t>
-      </w:r>
-      <w:r>
-        <w:rPr>
-          <w:rFonts w:eastAsiaTheme="minorEastAsia" w:hint="eastAsia"/>
-          <w:snapToGrid w:val="0"/>
-          <w:lang w:eastAsia="ko-KR"/>
-        </w:rPr>
-        <w:t xml:space="preserve"> </w:t>
-      </w:r>
-      <w:r>
-        <w:rPr>
-          <w:rFonts w:eastAsiaTheme="minorEastAsia" w:hint="eastAsia"/>
-          <w:snapToGrid w:val="0"/>
-          <w:lang w:eastAsia="ko-KR"/>
-        </w:rPr>
-        <w:t>클릭을</w:t>
-      </w:r>
-      <w:r>
-        <w:rPr>
-          <w:rFonts w:eastAsiaTheme="minorEastAsia" w:hint="eastAsia"/>
-          <w:snapToGrid w:val="0"/>
-          <w:lang w:eastAsia="ko-KR"/>
-        </w:rPr>
-        <w:t xml:space="preserve"> </w:t>
-      </w:r>
-      <w:r>
-        <w:rPr>
-          <w:rFonts w:eastAsiaTheme="minorEastAsia" w:hint="eastAsia"/>
-          <w:snapToGrid w:val="0"/>
-          <w:lang w:eastAsia="ko-KR"/>
-        </w:rPr>
-        <w:t>하게</w:t>
-      </w:r>
-      <w:r>
-        <w:rPr>
-          <w:rFonts w:eastAsiaTheme="minorEastAsia" w:hint="eastAsia"/>
-          <w:snapToGrid w:val="0"/>
-          <w:lang w:eastAsia="ko-KR"/>
-        </w:rPr>
-        <w:t xml:space="preserve"> </w:t>
-      </w:r>
-      <w:r>
-        <w:rPr>
-          <w:rFonts w:eastAsiaTheme="minorEastAsia" w:hint="eastAsia"/>
-          <w:snapToGrid w:val="0"/>
-          <w:lang w:eastAsia="ko-KR"/>
-        </w:rPr>
-        <w:t>되면</w:t>
-      </w:r>
-      <w:r>
-        <w:rPr>
-          <w:rFonts w:eastAsiaTheme="minorEastAsia" w:hint="eastAsia"/>
-          <w:snapToGrid w:val="0"/>
-          <w:lang w:eastAsia="ko-KR"/>
-        </w:rPr>
-        <w:t xml:space="preserve"> </w:t>
-      </w:r>
-      <w:proofErr w:type="spellStart"/>
-      <w:r>
-        <w:rPr>
-          <w:rFonts w:eastAsiaTheme="minorEastAsia"/>
-          <w:snapToGrid w:val="0"/>
-          <w:lang w:eastAsia="ko-KR"/>
-        </w:rPr>
-        <w:t>WaitTargetData</w:t>
-      </w:r>
-      <w:proofErr w:type="spellEnd"/>
-      <w:r>
-        <w:rPr>
-          <w:rFonts w:eastAsiaTheme="minorEastAsia" w:hint="eastAsia"/>
-          <w:snapToGrid w:val="0"/>
-          <w:lang w:eastAsia="ko-KR"/>
-        </w:rPr>
-        <w:t>의</w:t>
-      </w:r>
-      <w:r>
-        <w:rPr>
-          <w:rFonts w:eastAsiaTheme="minorEastAsia" w:hint="eastAsia"/>
-          <w:snapToGrid w:val="0"/>
-          <w:lang w:eastAsia="ko-KR"/>
-        </w:rPr>
-        <w:t xml:space="preserve"> </w:t>
-      </w:r>
-      <w:proofErr w:type="spellStart"/>
-      <w:r>
-        <w:rPr>
-          <w:rFonts w:eastAsiaTheme="minorEastAsia"/>
-          <w:snapToGrid w:val="0"/>
-          <w:lang w:eastAsia="ko-KR"/>
-        </w:rPr>
-        <w:t>ValidData</w:t>
-      </w:r>
-      <w:proofErr w:type="spellEnd"/>
-      <w:r>
-        <w:rPr>
-          <w:rFonts w:eastAsiaTheme="minorEastAsia" w:hint="eastAsia"/>
-          <w:snapToGrid w:val="0"/>
-          <w:lang w:eastAsia="ko-KR"/>
-        </w:rPr>
-        <w:t>가</w:t>
-      </w:r>
-      <w:r>
-        <w:rPr>
-          <w:rFonts w:eastAsiaTheme="minorEastAsia" w:hint="eastAsia"/>
-          <w:snapToGrid w:val="0"/>
-          <w:lang w:eastAsia="ko-KR"/>
-        </w:rPr>
-        <w:t xml:space="preserve"> </w:t>
-      </w:r>
-      <w:r>
-        <w:rPr>
-          <w:rFonts w:eastAsiaTheme="minorEastAsia" w:hint="eastAsia"/>
-          <w:snapToGrid w:val="0"/>
-          <w:lang w:eastAsia="ko-KR"/>
-        </w:rPr>
-        <w:t>실행되고</w:t>
-      </w:r>
-      <w:r>
-        <w:rPr>
-          <w:rFonts w:eastAsiaTheme="minorEastAsia" w:hint="eastAsia"/>
-          <w:snapToGrid w:val="0"/>
-          <w:lang w:eastAsia="ko-KR"/>
-        </w:rPr>
-        <w:t xml:space="preserve"> </w:t>
-      </w:r>
-      <w:proofErr w:type="spellStart"/>
-      <w:r>
-        <w:rPr>
-          <w:rFonts w:eastAsiaTheme="minorEastAsia" w:hint="eastAsia"/>
-          <w:snapToGrid w:val="0"/>
-          <w:lang w:eastAsia="ko-KR"/>
-        </w:rPr>
-        <w:t>스폰된</w:t>
-      </w:r>
-      <w:proofErr w:type="spellEnd"/>
-      <w:r>
-        <w:rPr>
-          <w:rFonts w:eastAsiaTheme="minorEastAsia" w:hint="eastAsia"/>
-          <w:snapToGrid w:val="0"/>
-          <w:lang w:eastAsia="ko-KR"/>
-        </w:rPr>
-        <w:t xml:space="preserve"> </w:t>
-      </w:r>
-      <w:proofErr w:type="spellStart"/>
-      <w:r>
-        <w:rPr>
-          <w:rFonts w:eastAsiaTheme="minorEastAsia" w:hint="eastAsia"/>
-          <w:snapToGrid w:val="0"/>
-          <w:lang w:eastAsia="ko-KR"/>
-        </w:rPr>
-        <w:t>액터에서</w:t>
-      </w:r>
-      <w:r>
-        <w:rPr>
-          <w:rFonts w:eastAsiaTheme="minorEastAsia" w:hint="eastAsia"/>
-          <w:snapToGrid w:val="0"/>
-          <w:lang w:eastAsia="ko-KR"/>
-        </w:rPr>
-        <w:t>의</w:t>
-      </w:r>
-      <w:proofErr w:type="spellEnd"/>
-      <w:r>
-        <w:rPr>
-          <w:rFonts w:eastAsiaTheme="minorEastAsia" w:hint="eastAsia"/>
-          <w:snapToGrid w:val="0"/>
-          <w:lang w:eastAsia="ko-KR"/>
-        </w:rPr>
-        <w:t xml:space="preserve"> </w:t>
-      </w:r>
-      <w:r>
-        <w:rPr>
-          <w:rFonts w:eastAsiaTheme="minorEastAsia" w:hint="eastAsia"/>
-          <w:snapToGrid w:val="0"/>
-          <w:lang w:eastAsia="ko-KR"/>
-        </w:rPr>
-        <w:t>오버라이드한</w:t>
-      </w:r>
-      <w:r>
-        <w:rPr>
-          <w:rFonts w:eastAsiaTheme="minorEastAsia" w:hint="eastAsia"/>
-          <w:snapToGrid w:val="0"/>
-          <w:lang w:eastAsia="ko-KR"/>
-        </w:rPr>
-        <w:t xml:space="preserve"> </w:t>
-      </w:r>
-      <w:proofErr w:type="spellStart"/>
-      <w:r>
-        <w:rPr>
-          <w:rFonts w:eastAsiaTheme="minorEastAsia" w:hint="eastAsia"/>
-          <w:snapToGrid w:val="0"/>
-          <w:lang w:eastAsia="ko-KR"/>
-        </w:rPr>
-        <w:t>C</w:t>
-      </w:r>
-      <w:r>
-        <w:rPr>
-          <w:rFonts w:eastAsiaTheme="minorEastAsia"/>
-          <w:snapToGrid w:val="0"/>
-          <w:lang w:eastAsia="ko-KR"/>
-        </w:rPr>
-        <w:t>onfirmTargetingAndContinue</w:t>
-      </w:r>
-      <w:proofErr w:type="spellEnd"/>
-      <w:r>
-        <w:rPr>
-          <w:rFonts w:eastAsiaTheme="minorEastAsia"/>
-          <w:snapToGrid w:val="0"/>
-          <w:lang w:eastAsia="ko-KR"/>
-        </w:rPr>
-        <w:t xml:space="preserve">() </w:t>
-      </w:r>
-      <w:r>
-        <w:rPr>
-          <w:rFonts w:eastAsiaTheme="minorEastAsia" w:hint="eastAsia"/>
-          <w:snapToGrid w:val="0"/>
-          <w:lang w:eastAsia="ko-KR"/>
-        </w:rPr>
-        <w:t>함수</w:t>
-      </w:r>
-      <w:r>
-        <w:rPr>
-          <w:rFonts w:eastAsiaTheme="minorEastAsia" w:hint="eastAsia"/>
-          <w:snapToGrid w:val="0"/>
-          <w:lang w:eastAsia="ko-KR"/>
-        </w:rPr>
-        <w:t>가</w:t>
-      </w:r>
-      <w:r>
-        <w:rPr>
-          <w:rFonts w:eastAsiaTheme="minorEastAsia" w:hint="eastAsia"/>
-          <w:snapToGrid w:val="0"/>
-          <w:lang w:eastAsia="ko-KR"/>
-        </w:rPr>
-        <w:t xml:space="preserve"> </w:t>
-      </w:r>
-      <w:r>
-        <w:rPr>
-          <w:rFonts w:eastAsiaTheme="minorEastAsia" w:hint="eastAsia"/>
-          <w:snapToGrid w:val="0"/>
-          <w:lang w:eastAsia="ko-KR"/>
-        </w:rPr>
-        <w:t>자동</w:t>
-      </w:r>
-      <w:r>
-        <w:rPr>
-          <w:rFonts w:eastAsiaTheme="minorEastAsia" w:hint="eastAsia"/>
-          <w:snapToGrid w:val="0"/>
-          <w:lang w:eastAsia="ko-KR"/>
-        </w:rPr>
-        <w:t xml:space="preserve"> </w:t>
-      </w:r>
-      <w:r>
-        <w:rPr>
-          <w:rFonts w:eastAsiaTheme="minorEastAsia" w:hint="eastAsia"/>
-          <w:snapToGrid w:val="0"/>
-          <w:lang w:eastAsia="ko-KR"/>
-        </w:rPr>
-        <w:t>호출되어</w:t>
-      </w:r>
-      <w:r>
-        <w:rPr>
-          <w:rFonts w:eastAsiaTheme="minorEastAsia" w:hint="eastAsia"/>
-          <w:snapToGrid w:val="0"/>
-          <w:lang w:eastAsia="ko-KR"/>
-        </w:rPr>
-        <w:t xml:space="preserve"> </w:t>
-      </w:r>
-      <w:r>
-        <w:rPr>
-          <w:rFonts w:eastAsiaTheme="minorEastAsia" w:hint="eastAsia"/>
-          <w:snapToGrid w:val="0"/>
-          <w:lang w:eastAsia="ko-KR"/>
-        </w:rPr>
-        <w:t>데이터를</w:t>
-      </w:r>
-      <w:r>
-        <w:rPr>
-          <w:rFonts w:eastAsiaTheme="minorEastAsia" w:hint="eastAsia"/>
-          <w:snapToGrid w:val="0"/>
-          <w:lang w:eastAsia="ko-KR"/>
-        </w:rPr>
-        <w:t xml:space="preserve"> </w:t>
-      </w:r>
-      <w:r>
-        <w:rPr>
-          <w:rFonts w:eastAsiaTheme="minorEastAsia" w:hint="eastAsia"/>
-          <w:snapToGrid w:val="0"/>
-          <w:lang w:eastAsia="ko-KR"/>
-        </w:rPr>
-        <w:t>받게</w:t>
-      </w:r>
-      <w:r>
-        <w:rPr>
-          <w:rFonts w:eastAsiaTheme="minorEastAsia" w:hint="eastAsia"/>
-          <w:snapToGrid w:val="0"/>
-          <w:lang w:eastAsia="ko-KR"/>
-        </w:rPr>
-        <w:t xml:space="preserve"> </w:t>
-      </w:r>
-      <w:r>
-        <w:rPr>
-          <w:rFonts w:eastAsiaTheme="minorEastAsia" w:hint="eastAsia"/>
-          <w:snapToGrid w:val="0"/>
-          <w:lang w:eastAsia="ko-KR"/>
-        </w:rPr>
-        <w:t>됩니다</w:t>
-      </w:r>
-      <w:r>
-        <w:rPr>
-          <w:rFonts w:eastAsiaTheme="minorEastAsia" w:hint="eastAsia"/>
-          <w:snapToGrid w:val="0"/>
-          <w:lang w:eastAsia="ko-KR"/>
-        </w:rPr>
-        <w:t>.</w:t>
-      </w:r>
-      <w:r>
-        <w:rPr>
-          <w:rFonts w:eastAsiaTheme="minorEastAsia"/>
-          <w:snapToGrid w:val="0"/>
-          <w:lang w:eastAsia="ko-KR"/>
-        </w:rPr>
-        <w:t xml:space="preserve"> </w:t>
-      </w:r>
-      <w:r>
-        <w:rPr>
-          <w:rFonts w:eastAsiaTheme="minorEastAsia" w:hint="eastAsia"/>
-          <w:snapToGrid w:val="0"/>
-          <w:lang w:eastAsia="ko-KR"/>
-        </w:rPr>
-        <w:t>여기선</w:t>
-      </w:r>
-      <w:r>
-        <w:rPr>
-          <w:rFonts w:eastAsiaTheme="minorEastAsia" w:hint="eastAsia"/>
-          <w:snapToGrid w:val="0"/>
-          <w:lang w:eastAsia="ko-KR"/>
-        </w:rPr>
-        <w:t xml:space="preserve"> </w:t>
-      </w:r>
-      <w:proofErr w:type="spellStart"/>
-      <w:r>
-        <w:rPr>
-          <w:rFonts w:eastAsiaTheme="minorEastAsia" w:hint="eastAsia"/>
-          <w:snapToGrid w:val="0"/>
-          <w:lang w:eastAsia="ko-KR"/>
-        </w:rPr>
-        <w:t>데미지를</w:t>
-      </w:r>
-      <w:proofErr w:type="spellEnd"/>
-      <w:r>
-        <w:rPr>
-          <w:rFonts w:eastAsiaTheme="minorEastAsia" w:hint="eastAsia"/>
-          <w:snapToGrid w:val="0"/>
-          <w:lang w:eastAsia="ko-KR"/>
-        </w:rPr>
-        <w:t xml:space="preserve"> </w:t>
-      </w:r>
-      <w:r>
-        <w:rPr>
-          <w:rFonts w:eastAsiaTheme="minorEastAsia" w:hint="eastAsia"/>
-          <w:snapToGrid w:val="0"/>
-          <w:lang w:eastAsia="ko-KR"/>
-        </w:rPr>
-        <w:t>입힐</w:t>
-      </w:r>
-      <w:r>
-        <w:rPr>
-          <w:rFonts w:eastAsiaTheme="minorEastAsia" w:hint="eastAsia"/>
-          <w:snapToGrid w:val="0"/>
-          <w:lang w:eastAsia="ko-KR"/>
-        </w:rPr>
-        <w:t xml:space="preserve"> </w:t>
-      </w:r>
-      <w:proofErr w:type="spellStart"/>
-      <w:r>
-        <w:rPr>
-          <w:rFonts w:eastAsiaTheme="minorEastAsia" w:hint="eastAsia"/>
-          <w:snapToGrid w:val="0"/>
-          <w:lang w:eastAsia="ko-KR"/>
-        </w:rPr>
-        <w:t>액터</w:t>
-      </w:r>
-      <w:proofErr w:type="spellEnd"/>
-      <w:r>
-        <w:rPr>
-          <w:rFonts w:eastAsiaTheme="minorEastAsia" w:hint="eastAsia"/>
-          <w:snapToGrid w:val="0"/>
-          <w:lang w:eastAsia="ko-KR"/>
-        </w:rPr>
-        <w:t xml:space="preserve"> </w:t>
-      </w:r>
-      <w:r>
-        <w:rPr>
-          <w:rFonts w:eastAsiaTheme="minorEastAsia" w:hint="eastAsia"/>
-          <w:snapToGrid w:val="0"/>
-          <w:lang w:eastAsia="ko-KR"/>
-        </w:rPr>
-        <w:t>데이터와</w:t>
-      </w:r>
-      <w:r>
-        <w:rPr>
-          <w:rFonts w:eastAsiaTheme="minorEastAsia" w:hint="eastAsia"/>
-          <w:snapToGrid w:val="0"/>
-          <w:lang w:eastAsia="ko-KR"/>
-        </w:rPr>
-        <w:t>,</w:t>
-      </w:r>
-      <w:r>
-        <w:rPr>
-          <w:rFonts w:eastAsiaTheme="minorEastAsia"/>
-          <w:snapToGrid w:val="0"/>
-          <w:lang w:eastAsia="ko-KR"/>
-        </w:rPr>
-        <w:t xml:space="preserve"> </w:t>
-      </w:r>
-      <w:r>
-        <w:rPr>
-          <w:rFonts w:eastAsiaTheme="minorEastAsia" w:hint="eastAsia"/>
-          <w:snapToGrid w:val="0"/>
-          <w:lang w:eastAsia="ko-KR"/>
-        </w:rPr>
-        <w:t>클릭한</w:t>
-      </w:r>
-      <w:r>
-        <w:rPr>
-          <w:rFonts w:eastAsiaTheme="minorEastAsia" w:hint="eastAsia"/>
-          <w:snapToGrid w:val="0"/>
-          <w:lang w:eastAsia="ko-KR"/>
-        </w:rPr>
-        <w:t xml:space="preserve"> </w:t>
-      </w:r>
-      <w:r>
-        <w:rPr>
-          <w:rFonts w:eastAsiaTheme="minorEastAsia" w:hint="eastAsia"/>
-          <w:snapToGrid w:val="0"/>
-          <w:lang w:eastAsia="ko-KR"/>
-        </w:rPr>
-        <w:t>위치</w:t>
-      </w:r>
-      <w:r>
-        <w:rPr>
-          <w:rFonts w:eastAsiaTheme="minorEastAsia" w:hint="eastAsia"/>
-          <w:snapToGrid w:val="0"/>
-          <w:lang w:eastAsia="ko-KR"/>
-        </w:rPr>
-        <w:t>(</w:t>
-      </w:r>
-      <w:r>
-        <w:rPr>
-          <w:rFonts w:eastAsiaTheme="minorEastAsia" w:hint="eastAsia"/>
-          <w:snapToGrid w:val="0"/>
-          <w:lang w:eastAsia="ko-KR"/>
-        </w:rPr>
-        <w:t>스킬이</w:t>
-      </w:r>
-      <w:r>
-        <w:rPr>
-          <w:rFonts w:eastAsiaTheme="minorEastAsia" w:hint="eastAsia"/>
-          <w:snapToGrid w:val="0"/>
-          <w:lang w:eastAsia="ko-KR"/>
-        </w:rPr>
-        <w:t xml:space="preserve"> </w:t>
-      </w:r>
-      <w:proofErr w:type="spellStart"/>
-      <w:r>
-        <w:rPr>
-          <w:rFonts w:eastAsiaTheme="minorEastAsia" w:hint="eastAsia"/>
-          <w:snapToGrid w:val="0"/>
-          <w:lang w:eastAsia="ko-KR"/>
-        </w:rPr>
-        <w:t>시전될</w:t>
-      </w:r>
-      <w:proofErr w:type="spellEnd"/>
-      <w:r>
-        <w:rPr>
-          <w:rFonts w:eastAsiaTheme="minorEastAsia" w:hint="eastAsia"/>
-          <w:snapToGrid w:val="0"/>
-          <w:lang w:eastAsia="ko-KR"/>
-        </w:rPr>
-        <w:t xml:space="preserve"> </w:t>
-      </w:r>
-      <w:r>
-        <w:rPr>
-          <w:rFonts w:eastAsiaTheme="minorEastAsia" w:hint="eastAsia"/>
-          <w:snapToGrid w:val="0"/>
-          <w:lang w:eastAsia="ko-KR"/>
-        </w:rPr>
-        <w:t>위치</w:t>
-      </w:r>
-      <w:r>
-        <w:rPr>
-          <w:rFonts w:eastAsiaTheme="minorEastAsia" w:hint="eastAsia"/>
-          <w:snapToGrid w:val="0"/>
-          <w:lang w:eastAsia="ko-KR"/>
-        </w:rPr>
-        <w:t>)</w:t>
-      </w:r>
-      <w:r>
-        <w:rPr>
-          <w:rFonts w:eastAsiaTheme="minorEastAsia" w:hint="eastAsia"/>
-          <w:snapToGrid w:val="0"/>
-          <w:lang w:eastAsia="ko-KR"/>
-        </w:rPr>
-        <w:t>를</w:t>
-      </w:r>
-      <w:r>
-        <w:rPr>
-          <w:rFonts w:eastAsiaTheme="minorEastAsia" w:hint="eastAsia"/>
-          <w:snapToGrid w:val="0"/>
-          <w:lang w:eastAsia="ko-KR"/>
-        </w:rPr>
-        <w:t xml:space="preserve"> </w:t>
-      </w:r>
-      <w:r>
-        <w:rPr>
-          <w:rFonts w:eastAsiaTheme="minorEastAsia" w:hint="eastAsia"/>
-          <w:snapToGrid w:val="0"/>
-          <w:lang w:eastAsia="ko-KR"/>
-        </w:rPr>
-        <w:t>포함하여</w:t>
-      </w:r>
-      <w:r>
-        <w:rPr>
-          <w:rFonts w:eastAsiaTheme="minorEastAsia" w:hint="eastAsia"/>
-          <w:snapToGrid w:val="0"/>
-          <w:lang w:eastAsia="ko-KR"/>
-        </w:rPr>
-        <w:t xml:space="preserve"> </w:t>
-      </w:r>
-      <w:r>
-        <w:rPr>
-          <w:rFonts w:eastAsiaTheme="minorEastAsia" w:hint="eastAsia"/>
-          <w:snapToGrid w:val="0"/>
-          <w:lang w:eastAsia="ko-KR"/>
-        </w:rPr>
-        <w:t>전달하도록</w:t>
-      </w:r>
-      <w:r>
-        <w:rPr>
-          <w:rFonts w:eastAsiaTheme="minorEastAsia" w:hint="eastAsia"/>
-          <w:snapToGrid w:val="0"/>
-          <w:lang w:eastAsia="ko-KR"/>
-        </w:rPr>
-        <w:t xml:space="preserve"> </w:t>
-      </w:r>
-      <w:r>
-        <w:rPr>
-          <w:rFonts w:eastAsiaTheme="minorEastAsia" w:hint="eastAsia"/>
-          <w:snapToGrid w:val="0"/>
-          <w:lang w:eastAsia="ko-KR"/>
-        </w:rPr>
-        <w:t>만들었습니다</w:t>
-      </w:r>
-      <w:r>
-        <w:rPr>
-          <w:rFonts w:eastAsiaTheme="minorEastAsia" w:hint="eastAsia"/>
-          <w:snapToGrid w:val="0"/>
-          <w:lang w:eastAsia="ko-KR"/>
-        </w:rPr>
-        <w:t>.</w:t>
-      </w:r>
-      <w:r>
-        <w:rPr>
-          <w:rFonts w:eastAsiaTheme="minorEastAsia"/>
-          <w:snapToGrid w:val="0"/>
-          <w:lang w:eastAsia="ko-KR"/>
-        </w:rPr>
-        <w:t xml:space="preserve"> </w:t>
-      </w:r>
-      <w:r>
-        <w:rPr>
-          <w:rFonts w:eastAsiaTheme="minorEastAsia" w:hint="eastAsia"/>
-          <w:snapToGrid w:val="0"/>
-          <w:lang w:eastAsia="ko-KR"/>
-        </w:rPr>
-        <w:t>해당</w:t>
-      </w:r>
-      <w:r>
-        <w:rPr>
-          <w:rFonts w:eastAsiaTheme="minorEastAsia" w:hint="eastAsia"/>
-          <w:snapToGrid w:val="0"/>
-          <w:lang w:eastAsia="ko-KR"/>
-        </w:rPr>
-        <w:t xml:space="preserve"> </w:t>
-      </w:r>
-      <w:r>
-        <w:rPr>
-          <w:rFonts w:eastAsiaTheme="minorEastAsia" w:hint="eastAsia"/>
-          <w:snapToGrid w:val="0"/>
-          <w:lang w:eastAsia="ko-KR"/>
-        </w:rPr>
-        <w:t>데이터를</w:t>
-      </w:r>
-      <w:r>
-        <w:rPr>
-          <w:rFonts w:eastAsiaTheme="minorEastAsia" w:hint="eastAsia"/>
-          <w:snapToGrid w:val="0"/>
-          <w:lang w:eastAsia="ko-KR"/>
-        </w:rPr>
-        <w:t xml:space="preserve"> </w:t>
-      </w:r>
-      <w:r>
-        <w:rPr>
-          <w:rFonts w:eastAsiaTheme="minorEastAsia" w:hint="eastAsia"/>
-          <w:snapToGrid w:val="0"/>
-          <w:lang w:eastAsia="ko-KR"/>
-        </w:rPr>
-        <w:t>받아온</w:t>
-      </w:r>
-      <w:r>
-        <w:rPr>
-          <w:rFonts w:eastAsiaTheme="minorEastAsia" w:hint="eastAsia"/>
-          <w:snapToGrid w:val="0"/>
-          <w:lang w:eastAsia="ko-KR"/>
-        </w:rPr>
-        <w:t xml:space="preserve"> </w:t>
-      </w:r>
-      <w:r>
-        <w:rPr>
-          <w:rFonts w:eastAsiaTheme="minorEastAsia" w:hint="eastAsia"/>
-          <w:snapToGrid w:val="0"/>
-          <w:lang w:eastAsia="ko-KR"/>
-        </w:rPr>
-        <w:t>스킬</w:t>
-      </w:r>
-      <w:r>
-        <w:rPr>
-          <w:rFonts w:eastAsiaTheme="minorEastAsia" w:hint="eastAsia"/>
-          <w:snapToGrid w:val="0"/>
-          <w:lang w:eastAsia="ko-KR"/>
-        </w:rPr>
-        <w:t xml:space="preserve"> </w:t>
-      </w:r>
-      <w:r>
-        <w:rPr>
-          <w:rFonts w:eastAsiaTheme="minorEastAsia" w:hint="eastAsia"/>
-          <w:snapToGrid w:val="0"/>
-          <w:lang w:eastAsia="ko-KR"/>
-        </w:rPr>
-        <w:t>클래스에서</w:t>
-      </w:r>
-      <w:r>
-        <w:rPr>
-          <w:rFonts w:eastAsiaTheme="minorEastAsia" w:hint="eastAsia"/>
-          <w:snapToGrid w:val="0"/>
-          <w:lang w:eastAsia="ko-KR"/>
-        </w:rPr>
-        <w:t xml:space="preserve"> </w:t>
-      </w:r>
-      <w:proofErr w:type="spellStart"/>
-      <w:r>
-        <w:rPr>
-          <w:rFonts w:eastAsiaTheme="minorEastAsia" w:hint="eastAsia"/>
-          <w:snapToGrid w:val="0"/>
-          <w:lang w:eastAsia="ko-KR"/>
-        </w:rPr>
-        <w:t>데미지를</w:t>
-      </w:r>
-      <w:proofErr w:type="spellEnd"/>
-      <w:r>
-        <w:rPr>
-          <w:rFonts w:eastAsiaTheme="minorEastAsia" w:hint="eastAsia"/>
-          <w:snapToGrid w:val="0"/>
-          <w:lang w:eastAsia="ko-KR"/>
-        </w:rPr>
-        <w:t xml:space="preserve"> </w:t>
-      </w:r>
-      <w:r>
-        <w:rPr>
-          <w:rFonts w:eastAsiaTheme="minorEastAsia" w:hint="eastAsia"/>
-          <w:snapToGrid w:val="0"/>
-          <w:lang w:eastAsia="ko-KR"/>
-        </w:rPr>
-        <w:t>입히며</w:t>
-      </w:r>
-      <w:r>
-        <w:rPr>
-          <w:rFonts w:eastAsiaTheme="minorEastAsia" w:hint="eastAsia"/>
-          <w:snapToGrid w:val="0"/>
-          <w:lang w:eastAsia="ko-KR"/>
-        </w:rPr>
-        <w:t>,</w:t>
-      </w:r>
-      <w:r>
-        <w:rPr>
-          <w:rFonts w:eastAsiaTheme="minorEastAsia"/>
-          <w:snapToGrid w:val="0"/>
-          <w:lang w:eastAsia="ko-KR"/>
-        </w:rPr>
-        <w:t xml:space="preserve"> </w:t>
-      </w:r>
-      <w:r>
-        <w:rPr>
-          <w:rFonts w:eastAsiaTheme="minorEastAsia" w:hint="eastAsia"/>
-          <w:snapToGrid w:val="0"/>
-          <w:lang w:eastAsia="ko-KR"/>
-        </w:rPr>
-        <w:t>시전</w:t>
-      </w:r>
-      <w:r>
-        <w:rPr>
-          <w:rFonts w:eastAsiaTheme="minorEastAsia" w:hint="eastAsia"/>
-          <w:snapToGrid w:val="0"/>
-          <w:lang w:eastAsia="ko-KR"/>
-        </w:rPr>
-        <w:t xml:space="preserve"> </w:t>
-      </w:r>
-      <w:r>
-        <w:rPr>
-          <w:rFonts w:eastAsiaTheme="minorEastAsia" w:hint="eastAsia"/>
-          <w:snapToGrid w:val="0"/>
-          <w:lang w:eastAsia="ko-KR"/>
-        </w:rPr>
-        <w:t>위치에</w:t>
-      </w:r>
-      <w:r>
-        <w:rPr>
-          <w:rFonts w:eastAsiaTheme="minorEastAsia" w:hint="eastAsia"/>
-          <w:snapToGrid w:val="0"/>
-          <w:lang w:eastAsia="ko-KR"/>
-        </w:rPr>
-        <w:t xml:space="preserve"> </w:t>
-      </w:r>
-      <w:r>
-        <w:rPr>
-          <w:rFonts w:eastAsiaTheme="minorEastAsia" w:hint="eastAsia"/>
-          <w:snapToGrid w:val="0"/>
-          <w:lang w:eastAsia="ko-KR"/>
-        </w:rPr>
-        <w:t>이펙트도</w:t>
-      </w:r>
-      <w:r>
-        <w:rPr>
-          <w:rFonts w:eastAsiaTheme="minorEastAsia" w:hint="eastAsia"/>
-          <w:snapToGrid w:val="0"/>
-          <w:lang w:eastAsia="ko-KR"/>
-        </w:rPr>
-        <w:t xml:space="preserve"> </w:t>
-      </w:r>
-      <w:r>
-        <w:rPr>
-          <w:rFonts w:eastAsiaTheme="minorEastAsia" w:hint="eastAsia"/>
-          <w:snapToGrid w:val="0"/>
-          <w:lang w:eastAsia="ko-KR"/>
-        </w:rPr>
-        <w:t>적용시킵니다</w:t>
-      </w:r>
-      <w:r>
-        <w:rPr>
-          <w:rFonts w:eastAsiaTheme="minorEastAsia" w:hint="eastAsia"/>
-          <w:snapToGrid w:val="0"/>
-          <w:lang w:eastAsia="ko-KR"/>
-        </w:rPr>
-        <w:t>.</w:t>
-      </w:r>
-    </w:p>
-    <w:p>
-      <w:pPr>
-        <w:pStyle w:val="10"/>
-        <w:adjustRightInd w:val="0"/>
-        <w:snapToGrid w:val="0"/>
-        <w:spacing w:line="250" w:lineRule="auto"/>
-        <w:ind w:left="0"/>
-        <w:rPr>
-          <w:rFonts w:eastAsiaTheme="minorEastAsia"/>
-          <w:snapToGrid w:val="0"/>
-          <w:lang w:eastAsia="ko-KR"/>
-        </w:rPr>
-      </w:pPr>
-      <w:r>
-        <w:rPr>
-          <w:rFonts w:eastAsiaTheme="minorEastAsia"/>
+          <w:rFonts w:eastAsiaTheme="minorEastAsia"/>
+          <w:noProof/>
           <w:snapToGrid w:val="0"/>
           <w:lang w:eastAsia="ko-KR"/>
         </w:rPr>
         <w:lastRenderedPageBreak/>
         <w:drawing>
-          <wp:inline distT="0" distB="0" distL="0" distR="0" wp14:anchorId="1751CEB1" wp14:editId="498ECBE5">
-            <wp:extent cx="5223531" cy="3988435"/>
-            <wp:effectExtent l="0" t="0" r="0" b="0"/>
-            <wp:docPr id="13" name="그림 13"/>
+          <wp:inline distT="0" distB="0" distL="0" distR="0" wp14:anchorId="4EA6B271" wp14:editId="1FA8192E">
+            <wp:extent cx="5406887" cy="3665566"/>
+            <wp:effectExtent l="0" t="0" r="3810" b="0"/>
+            <wp:docPr id="9" name="그림 9"/>
             <wp:cNvGraphicFramePr>
               <a:graphicFrameLocks xmlns:a="http://schemas.openxmlformats.org/drawingml/2006/main" noChangeAspect="1"/>
             </wp:cNvGraphicFramePr>
@@ -5133,7 +2724,7 @@
                   <pic:spPr>
                     <a:xfrm>
                       <a:off x="0" y="0"/>
-                      <a:ext cx="5282887" cy="4033757"/>
+                      <a:ext cx="5442044" cy="3689400"/>
                     </a:xfrm>
                     <a:prstGeom prst="rect">
                       <a:avLst/>
@@ -5145,78 +2736,6 @@
           </wp:inline>
         </w:drawing>
       </w:r>
-      <w:r>
-        <w:rPr>
-          <w:rFonts w:eastAsiaTheme="minorEastAsia" w:hint="eastAsia"/>
-          <w:snapToGrid w:val="0"/>
-          <w:lang w:eastAsia="ko-KR"/>
-        </w:rPr>
-        <w:t>클릭</w:t>
-      </w:r>
-      <w:r>
-        <w:rPr>
-          <w:rFonts w:eastAsiaTheme="minorEastAsia" w:hint="eastAsia"/>
-          <w:snapToGrid w:val="0"/>
-          <w:lang w:eastAsia="ko-KR"/>
-        </w:rPr>
-        <w:t xml:space="preserve"> </w:t>
-      </w:r>
-      <w:r>
-        <w:rPr>
-          <w:rFonts w:eastAsiaTheme="minorEastAsia" w:hint="eastAsia"/>
-          <w:snapToGrid w:val="0"/>
-          <w:lang w:eastAsia="ko-KR"/>
-        </w:rPr>
-        <w:t>시</w:t>
-      </w:r>
-      <w:r>
-        <w:rPr>
-          <w:rFonts w:eastAsiaTheme="minorEastAsia" w:hint="eastAsia"/>
-          <w:snapToGrid w:val="0"/>
-          <w:lang w:eastAsia="ko-KR"/>
-        </w:rPr>
-        <w:t xml:space="preserve"> </w:t>
-      </w:r>
-      <w:r>
-        <w:rPr>
-          <w:rFonts w:eastAsiaTheme="minorEastAsia" w:hint="eastAsia"/>
-          <w:snapToGrid w:val="0"/>
-          <w:lang w:eastAsia="ko-KR"/>
-        </w:rPr>
-        <w:t>데이터</w:t>
-      </w:r>
-      <w:r>
-        <w:rPr>
-          <w:rFonts w:eastAsiaTheme="minorEastAsia" w:hint="eastAsia"/>
-          <w:snapToGrid w:val="0"/>
-          <w:lang w:eastAsia="ko-KR"/>
-        </w:rPr>
-        <w:t xml:space="preserve"> </w:t>
-      </w:r>
-      <w:r>
-        <w:rPr>
-          <w:rFonts w:eastAsiaTheme="minorEastAsia" w:hint="eastAsia"/>
-          <w:snapToGrid w:val="0"/>
-          <w:lang w:eastAsia="ko-KR"/>
-        </w:rPr>
-        <w:t>전달</w:t>
-      </w:r>
-      <w:r>
-        <w:rPr>
-          <w:rFonts w:eastAsiaTheme="minorEastAsia" w:hint="eastAsia"/>
-          <w:snapToGrid w:val="0"/>
-          <w:lang w:eastAsia="ko-KR"/>
-        </w:rPr>
-        <w:t xml:space="preserve"> </w:t>
-      </w:r>
-      <w:r>
-        <w:rPr>
-          <w:rFonts w:eastAsiaTheme="minorEastAsia" w:hint="eastAsia"/>
-          <w:snapToGrid w:val="0"/>
-          <w:lang w:eastAsia="ko-KR"/>
-        </w:rPr>
-        <w:t>함수</w:t>
-      </w:r>
     </w:p>
     <w:p>
       <w:pPr>
@@ -5233,15 +2752,2333 @@
       </w:pPr>
       <w:r>
         <w:rPr>
-          <w:rFonts w:eastAsiaTheme="minorEastAsia"/>
-          <w:snapToGrid w:val="0"/>
-          <w:lang w:eastAsia="ko-KR"/>
-        </w:rPr>
+          <w:rFonts w:eastAsiaTheme="minorEastAsia" w:hint="eastAsia"/>
+          <w:snapToGrid w:val="0"/>
+          <w:lang w:eastAsia="ko-KR"/>
+        </w:rPr>
+        <w:t>바깥쪽의</w:t>
+      </w:r>
+      <w:r>
+        <w:rPr>
+          <w:rFonts w:eastAsiaTheme="minorEastAsia" w:hint="eastAsia"/>
+          <w:snapToGrid w:val="0"/>
+          <w:lang w:eastAsia="ko-KR"/>
+        </w:rPr>
+        <w:t xml:space="preserve"> </w:t>
+      </w:r>
+      <w:r>
+        <w:rPr>
+          <w:rFonts w:eastAsiaTheme="minorEastAsia" w:hint="eastAsia"/>
+          <w:snapToGrid w:val="0"/>
+          <w:lang w:eastAsia="ko-KR"/>
+        </w:rPr>
+        <w:t>큰</w:t>
+      </w:r>
+      <w:r>
+        <w:rPr>
+          <w:rFonts w:eastAsiaTheme="minorEastAsia" w:hint="eastAsia"/>
+          <w:snapToGrid w:val="0"/>
+          <w:lang w:eastAsia="ko-KR"/>
+        </w:rPr>
+        <w:t xml:space="preserve"> </w:t>
+      </w:r>
+      <w:r>
+        <w:rPr>
+          <w:rFonts w:eastAsiaTheme="minorEastAsia" w:hint="eastAsia"/>
+          <w:snapToGrid w:val="0"/>
+          <w:lang w:eastAsia="ko-KR"/>
+        </w:rPr>
+        <w:t>원이</w:t>
+      </w:r>
+      <w:r>
+        <w:rPr>
+          <w:rFonts w:eastAsiaTheme="minorEastAsia" w:hint="eastAsia"/>
+          <w:snapToGrid w:val="0"/>
+          <w:lang w:eastAsia="ko-KR"/>
+        </w:rPr>
+        <w:t xml:space="preserve"> </w:t>
+      </w:r>
+      <w:r>
+        <w:rPr>
+          <w:rFonts w:eastAsiaTheme="minorEastAsia" w:hint="eastAsia"/>
+          <w:snapToGrid w:val="0"/>
+          <w:lang w:eastAsia="ko-KR"/>
+        </w:rPr>
+        <w:t>스킬의</w:t>
+      </w:r>
+      <w:r>
+        <w:rPr>
+          <w:rFonts w:eastAsiaTheme="minorEastAsia" w:hint="eastAsia"/>
+          <w:snapToGrid w:val="0"/>
+          <w:lang w:eastAsia="ko-KR"/>
+        </w:rPr>
+        <w:t xml:space="preserve"> </w:t>
+      </w:r>
+      <w:r>
+        <w:rPr>
+          <w:rFonts w:eastAsiaTheme="minorEastAsia" w:hint="eastAsia"/>
+          <w:snapToGrid w:val="0"/>
+          <w:lang w:eastAsia="ko-KR"/>
+        </w:rPr>
+        <w:t>최대</w:t>
+      </w:r>
+      <w:r>
+        <w:rPr>
+          <w:rFonts w:eastAsiaTheme="minorEastAsia" w:hint="eastAsia"/>
+          <w:snapToGrid w:val="0"/>
+          <w:lang w:eastAsia="ko-KR"/>
+        </w:rPr>
+        <w:t xml:space="preserve"> </w:t>
+      </w:r>
+      <w:r>
+        <w:rPr>
+          <w:rFonts w:eastAsiaTheme="minorEastAsia" w:hint="eastAsia"/>
+          <w:snapToGrid w:val="0"/>
+          <w:lang w:eastAsia="ko-KR"/>
+        </w:rPr>
+        <w:t>거리</w:t>
+      </w:r>
+      <w:r>
+        <w:rPr>
+          <w:rFonts w:eastAsiaTheme="minorEastAsia" w:hint="eastAsia"/>
+          <w:snapToGrid w:val="0"/>
+          <w:lang w:eastAsia="ko-KR"/>
+        </w:rPr>
+        <w:t>.</w:t>
+      </w:r>
+      <w:r>
+        <w:rPr>
+          <w:rFonts w:eastAsiaTheme="minorEastAsia"/>
+          <w:snapToGrid w:val="0"/>
+          <w:lang w:eastAsia="ko-KR"/>
+        </w:rPr>
+        <w:t xml:space="preserve"> </w:t>
+      </w:r>
+      <w:r>
+        <w:rPr>
+          <w:rFonts w:eastAsiaTheme="minorEastAsia" w:hint="eastAsia"/>
+          <w:snapToGrid w:val="0"/>
+          <w:lang w:eastAsia="ko-KR"/>
+        </w:rPr>
+        <w:t>작은</w:t>
+      </w:r>
+      <w:r>
+        <w:rPr>
+          <w:rFonts w:eastAsiaTheme="minorEastAsia" w:hint="eastAsia"/>
+          <w:snapToGrid w:val="0"/>
+          <w:lang w:eastAsia="ko-KR"/>
+        </w:rPr>
+        <w:t xml:space="preserve"> </w:t>
+      </w:r>
+      <w:r>
+        <w:rPr>
+          <w:rFonts w:eastAsiaTheme="minorEastAsia" w:hint="eastAsia"/>
+          <w:snapToGrid w:val="0"/>
+          <w:lang w:eastAsia="ko-KR"/>
+        </w:rPr>
+        <w:t>원이</w:t>
+      </w:r>
+      <w:r>
+        <w:rPr>
+          <w:rFonts w:eastAsiaTheme="minorEastAsia" w:hint="eastAsia"/>
+          <w:snapToGrid w:val="0"/>
+          <w:lang w:eastAsia="ko-KR"/>
+        </w:rPr>
+        <w:t xml:space="preserve"> </w:t>
+      </w:r>
+      <w:r>
+        <w:rPr>
+          <w:rFonts w:eastAsiaTheme="minorEastAsia" w:hint="eastAsia"/>
+          <w:snapToGrid w:val="0"/>
+          <w:lang w:eastAsia="ko-KR"/>
+        </w:rPr>
+        <w:t>현재</w:t>
+      </w:r>
+      <w:r>
+        <w:rPr>
+          <w:rFonts w:eastAsiaTheme="minorEastAsia" w:hint="eastAsia"/>
+          <w:snapToGrid w:val="0"/>
+          <w:lang w:eastAsia="ko-KR"/>
+        </w:rPr>
+        <w:t xml:space="preserve"> </w:t>
+      </w:r>
+      <w:r>
+        <w:rPr>
+          <w:rFonts w:eastAsiaTheme="minorEastAsia" w:hint="eastAsia"/>
+          <w:snapToGrid w:val="0"/>
+          <w:lang w:eastAsia="ko-KR"/>
+        </w:rPr>
+        <w:t>얼마나</w:t>
+      </w:r>
+      <w:r>
+        <w:rPr>
+          <w:rFonts w:eastAsiaTheme="minorEastAsia" w:hint="eastAsia"/>
+          <w:snapToGrid w:val="0"/>
+          <w:lang w:eastAsia="ko-KR"/>
+        </w:rPr>
+        <w:t xml:space="preserve"> </w:t>
+      </w:r>
+      <w:r>
+        <w:rPr>
+          <w:rFonts w:eastAsiaTheme="minorEastAsia" w:hint="eastAsia"/>
+          <w:snapToGrid w:val="0"/>
+          <w:lang w:eastAsia="ko-KR"/>
+        </w:rPr>
+        <w:t>키를</w:t>
+      </w:r>
+      <w:r>
+        <w:rPr>
+          <w:rFonts w:eastAsiaTheme="minorEastAsia" w:hint="eastAsia"/>
+          <w:snapToGrid w:val="0"/>
+          <w:lang w:eastAsia="ko-KR"/>
+        </w:rPr>
+        <w:t xml:space="preserve"> </w:t>
+      </w:r>
+      <w:r>
+        <w:rPr>
+          <w:rFonts w:eastAsiaTheme="minorEastAsia" w:hint="eastAsia"/>
+          <w:snapToGrid w:val="0"/>
+          <w:lang w:eastAsia="ko-KR"/>
+        </w:rPr>
+        <w:t>누르고</w:t>
+      </w:r>
+      <w:r>
+        <w:rPr>
+          <w:rFonts w:eastAsiaTheme="minorEastAsia" w:hint="eastAsia"/>
+          <w:snapToGrid w:val="0"/>
+          <w:lang w:eastAsia="ko-KR"/>
+        </w:rPr>
+        <w:t xml:space="preserve"> </w:t>
+      </w:r>
+      <w:r>
+        <w:rPr>
+          <w:rFonts w:eastAsiaTheme="minorEastAsia" w:hint="eastAsia"/>
+          <w:snapToGrid w:val="0"/>
+          <w:lang w:eastAsia="ko-KR"/>
+        </w:rPr>
+        <w:t>있는지</w:t>
+      </w:r>
+      <w:r>
+        <w:rPr>
+          <w:rFonts w:eastAsiaTheme="minorEastAsia" w:hint="eastAsia"/>
+          <w:snapToGrid w:val="0"/>
+          <w:lang w:eastAsia="ko-KR"/>
+        </w:rPr>
+        <w:t>.</w:t>
+      </w:r>
+      <w:r>
+        <w:rPr>
+          <w:rFonts w:eastAsiaTheme="minorEastAsia"/>
+          <w:snapToGrid w:val="0"/>
+          <w:lang w:eastAsia="ko-KR"/>
+        </w:rPr>
+        <w:t xml:space="preserve"> </w:t>
+      </w:r>
+      <w:r>
+        <w:rPr>
+          <w:rFonts w:eastAsiaTheme="minorEastAsia" w:hint="eastAsia"/>
+          <w:snapToGrid w:val="0"/>
+          <w:lang w:eastAsia="ko-KR"/>
+        </w:rPr>
+        <w:t>흰색</w:t>
+      </w:r>
+      <w:r>
+        <w:rPr>
+          <w:rFonts w:eastAsiaTheme="minorEastAsia" w:hint="eastAsia"/>
+          <w:snapToGrid w:val="0"/>
+          <w:lang w:eastAsia="ko-KR"/>
+        </w:rPr>
+        <w:t xml:space="preserve"> </w:t>
+      </w:r>
+      <w:r>
+        <w:rPr>
+          <w:rFonts w:eastAsiaTheme="minorEastAsia" w:hint="eastAsia"/>
+          <w:snapToGrid w:val="0"/>
+          <w:lang w:eastAsia="ko-KR"/>
+        </w:rPr>
+        <w:t>사각형이</w:t>
+      </w:r>
+      <w:r>
+        <w:rPr>
+          <w:rFonts w:eastAsiaTheme="minorEastAsia" w:hint="eastAsia"/>
+          <w:snapToGrid w:val="0"/>
+          <w:lang w:eastAsia="ko-KR"/>
+        </w:rPr>
+        <w:t xml:space="preserve"> </w:t>
+      </w:r>
+      <w:r>
+        <w:rPr>
+          <w:rFonts w:eastAsiaTheme="minorEastAsia" w:hint="eastAsia"/>
+          <w:snapToGrid w:val="0"/>
+          <w:lang w:eastAsia="ko-KR"/>
+        </w:rPr>
+        <w:t>스킬이</w:t>
+      </w:r>
+      <w:r>
+        <w:rPr>
+          <w:rFonts w:eastAsiaTheme="minorEastAsia" w:hint="eastAsia"/>
+          <w:snapToGrid w:val="0"/>
+          <w:lang w:eastAsia="ko-KR"/>
+        </w:rPr>
+        <w:t xml:space="preserve"> </w:t>
+      </w:r>
+      <w:r>
+        <w:rPr>
+          <w:rFonts w:eastAsiaTheme="minorEastAsia" w:hint="eastAsia"/>
+          <w:snapToGrid w:val="0"/>
+          <w:lang w:eastAsia="ko-KR"/>
+        </w:rPr>
+        <w:t>사용될</w:t>
+      </w:r>
+      <w:r>
+        <w:rPr>
+          <w:rFonts w:eastAsiaTheme="minorEastAsia" w:hint="eastAsia"/>
+          <w:snapToGrid w:val="0"/>
+          <w:lang w:eastAsia="ko-KR"/>
+        </w:rPr>
+        <w:t xml:space="preserve"> </w:t>
+      </w:r>
+      <w:r>
+        <w:rPr>
+          <w:rFonts w:eastAsiaTheme="minorEastAsia" w:hint="eastAsia"/>
+          <w:snapToGrid w:val="0"/>
+          <w:lang w:eastAsia="ko-KR"/>
+        </w:rPr>
+        <w:t>곳을</w:t>
+      </w:r>
+      <w:r>
+        <w:rPr>
+          <w:rFonts w:eastAsiaTheme="minorEastAsia" w:hint="eastAsia"/>
+          <w:snapToGrid w:val="0"/>
+          <w:lang w:eastAsia="ko-KR"/>
+        </w:rPr>
+        <w:t xml:space="preserve"> </w:t>
+      </w:r>
+      <w:r>
+        <w:rPr>
+          <w:rFonts w:eastAsiaTheme="minorEastAsia" w:hint="eastAsia"/>
+          <w:snapToGrid w:val="0"/>
+          <w:lang w:eastAsia="ko-KR"/>
+        </w:rPr>
+        <w:t>나타냅니다</w:t>
+      </w:r>
+      <w:r>
+        <w:rPr>
+          <w:rFonts w:eastAsiaTheme="minorEastAsia" w:hint="eastAsia"/>
+          <w:snapToGrid w:val="0"/>
+          <w:lang w:eastAsia="ko-KR"/>
+        </w:rPr>
+        <w:t>.</w:t>
+      </w:r>
+      <w:r>
+        <w:rPr>
+          <w:rFonts w:eastAsiaTheme="minorEastAsia"/>
+          <w:snapToGrid w:val="0"/>
+          <w:lang w:eastAsia="ko-KR"/>
+        </w:rPr>
+        <w:t xml:space="preserve"> </w:t>
+      </w:r>
+      <w:r>
+        <w:rPr>
+          <w:rFonts w:eastAsiaTheme="minorEastAsia" w:hint="eastAsia"/>
+          <w:snapToGrid w:val="0"/>
+          <w:lang w:eastAsia="ko-KR"/>
+        </w:rPr>
+        <w:t>누른</w:t>
+      </w:r>
+      <w:r>
+        <w:rPr>
+          <w:rFonts w:eastAsiaTheme="minorEastAsia" w:hint="eastAsia"/>
+          <w:snapToGrid w:val="0"/>
+          <w:lang w:eastAsia="ko-KR"/>
+        </w:rPr>
+        <w:t xml:space="preserve"> </w:t>
+      </w:r>
+      <w:r>
+        <w:rPr>
+          <w:rFonts w:eastAsiaTheme="minorEastAsia" w:hint="eastAsia"/>
+          <w:snapToGrid w:val="0"/>
+          <w:lang w:eastAsia="ko-KR"/>
+        </w:rPr>
+        <w:t>시간만큼</w:t>
+      </w:r>
+      <w:r>
+        <w:rPr>
+          <w:rFonts w:eastAsiaTheme="minorEastAsia" w:hint="eastAsia"/>
+          <w:snapToGrid w:val="0"/>
+          <w:lang w:eastAsia="ko-KR"/>
+        </w:rPr>
+        <w:t xml:space="preserve"> </w:t>
+      </w:r>
+      <w:r>
+        <w:rPr>
+          <w:rFonts w:eastAsiaTheme="minorEastAsia" w:hint="eastAsia"/>
+          <w:snapToGrid w:val="0"/>
+          <w:lang w:eastAsia="ko-KR"/>
+        </w:rPr>
+        <w:t>스킬의</w:t>
+      </w:r>
+      <w:r>
+        <w:rPr>
+          <w:rFonts w:eastAsiaTheme="minorEastAsia" w:hint="eastAsia"/>
+          <w:snapToGrid w:val="0"/>
+          <w:lang w:eastAsia="ko-KR"/>
+        </w:rPr>
+        <w:t xml:space="preserve"> </w:t>
+      </w:r>
+      <w:r>
+        <w:rPr>
+          <w:rFonts w:eastAsiaTheme="minorEastAsia" w:hint="eastAsia"/>
+          <w:snapToGrid w:val="0"/>
+          <w:lang w:eastAsia="ko-KR"/>
+        </w:rPr>
+        <w:t>길이가</w:t>
+      </w:r>
+      <w:r>
+        <w:rPr>
+          <w:rFonts w:eastAsiaTheme="minorEastAsia" w:hint="eastAsia"/>
+          <w:snapToGrid w:val="0"/>
+          <w:lang w:eastAsia="ko-KR"/>
+        </w:rPr>
+        <w:t xml:space="preserve"> </w:t>
+      </w:r>
+      <w:r>
+        <w:rPr>
+          <w:rFonts w:eastAsiaTheme="minorEastAsia" w:hint="eastAsia"/>
+          <w:snapToGrid w:val="0"/>
+          <w:lang w:eastAsia="ko-KR"/>
+        </w:rPr>
+        <w:t>바뀌니</w:t>
+      </w:r>
+      <w:r>
+        <w:rPr>
+          <w:rFonts w:eastAsiaTheme="minorEastAsia" w:hint="eastAsia"/>
+          <w:snapToGrid w:val="0"/>
+          <w:lang w:eastAsia="ko-KR"/>
+        </w:rPr>
+        <w:t xml:space="preserve"> </w:t>
+      </w:r>
+      <w:r>
+        <w:rPr>
+          <w:rFonts w:eastAsiaTheme="minorEastAsia" w:hint="eastAsia"/>
+          <w:snapToGrid w:val="0"/>
+          <w:lang w:eastAsia="ko-KR"/>
+        </w:rPr>
+        <w:t>그에</w:t>
+      </w:r>
+      <w:r>
+        <w:rPr>
+          <w:rFonts w:eastAsiaTheme="minorEastAsia" w:hint="eastAsia"/>
+          <w:snapToGrid w:val="0"/>
+          <w:lang w:eastAsia="ko-KR"/>
+        </w:rPr>
+        <w:t xml:space="preserve"> </w:t>
+      </w:r>
+      <w:r>
+        <w:rPr>
+          <w:rFonts w:eastAsiaTheme="minorEastAsia" w:hint="eastAsia"/>
+          <w:snapToGrid w:val="0"/>
+          <w:lang w:eastAsia="ko-KR"/>
+        </w:rPr>
+        <w:t>맞게</w:t>
+      </w:r>
+      <w:r>
+        <w:rPr>
+          <w:rFonts w:eastAsiaTheme="minorEastAsia" w:hint="eastAsia"/>
+          <w:snapToGrid w:val="0"/>
+          <w:lang w:eastAsia="ko-KR"/>
+        </w:rPr>
+        <w:t xml:space="preserve"> </w:t>
+      </w:r>
+      <w:r>
+        <w:rPr>
+          <w:rFonts w:eastAsiaTheme="minorEastAsia" w:hint="eastAsia"/>
+          <w:snapToGrid w:val="0"/>
+          <w:lang w:eastAsia="ko-KR"/>
+        </w:rPr>
+        <w:t>이펙트도</w:t>
+      </w:r>
+      <w:r>
+        <w:rPr>
+          <w:rFonts w:eastAsiaTheme="minorEastAsia" w:hint="eastAsia"/>
+          <w:snapToGrid w:val="0"/>
+          <w:lang w:eastAsia="ko-KR"/>
+        </w:rPr>
+        <w:t xml:space="preserve"> </w:t>
+      </w:r>
+      <w:r>
+        <w:rPr>
+          <w:rFonts w:eastAsiaTheme="minorEastAsia" w:hint="eastAsia"/>
+          <w:snapToGrid w:val="0"/>
+          <w:lang w:eastAsia="ko-KR"/>
+        </w:rPr>
+        <w:t>적용시키기</w:t>
+      </w:r>
+      <w:r>
+        <w:rPr>
+          <w:rFonts w:eastAsiaTheme="minorEastAsia" w:hint="eastAsia"/>
+          <w:snapToGrid w:val="0"/>
+          <w:lang w:eastAsia="ko-KR"/>
+        </w:rPr>
+        <w:t xml:space="preserve"> </w:t>
+      </w:r>
+      <w:r>
+        <w:rPr>
+          <w:rFonts w:eastAsiaTheme="minorEastAsia" w:hint="eastAsia"/>
+          <w:snapToGrid w:val="0"/>
+          <w:lang w:eastAsia="ko-KR"/>
+        </w:rPr>
+        <w:t>위해</w:t>
+      </w:r>
+      <w:r>
+        <w:rPr>
+          <w:rFonts w:eastAsiaTheme="minorEastAsia" w:hint="eastAsia"/>
+          <w:snapToGrid w:val="0"/>
+          <w:lang w:eastAsia="ko-KR"/>
+        </w:rPr>
+        <w:t xml:space="preserve"> </w:t>
+      </w:r>
+      <w:r>
+        <w:rPr>
+          <w:rFonts w:eastAsiaTheme="minorEastAsia" w:hint="eastAsia"/>
+          <w:snapToGrid w:val="0"/>
+          <w:lang w:eastAsia="ko-KR"/>
+        </w:rPr>
+        <w:t>누른</w:t>
+      </w:r>
+      <w:r>
+        <w:rPr>
+          <w:rFonts w:eastAsiaTheme="minorEastAsia" w:hint="eastAsia"/>
+          <w:snapToGrid w:val="0"/>
+          <w:lang w:eastAsia="ko-KR"/>
+        </w:rPr>
+        <w:t xml:space="preserve"> </w:t>
+      </w:r>
+      <w:r>
+        <w:rPr>
+          <w:rFonts w:eastAsiaTheme="minorEastAsia" w:hint="eastAsia"/>
+          <w:snapToGrid w:val="0"/>
+          <w:lang w:eastAsia="ko-KR"/>
+        </w:rPr>
+        <w:t>시간에</w:t>
+      </w:r>
+      <w:r>
+        <w:rPr>
+          <w:rFonts w:eastAsiaTheme="minorEastAsia" w:hint="eastAsia"/>
+          <w:snapToGrid w:val="0"/>
+          <w:lang w:eastAsia="ko-KR"/>
+        </w:rPr>
+        <w:t xml:space="preserve"> </w:t>
+      </w:r>
+      <w:r>
+        <w:rPr>
+          <w:rFonts w:eastAsiaTheme="minorEastAsia" w:hint="eastAsia"/>
+          <w:snapToGrid w:val="0"/>
+          <w:lang w:eastAsia="ko-KR"/>
+        </w:rPr>
+        <w:t>비례</w:t>
+      </w:r>
+      <w:r>
+        <w:rPr>
+          <w:rFonts w:eastAsiaTheme="minorEastAsia" w:hint="eastAsia"/>
+          <w:snapToGrid w:val="0"/>
+          <w:lang w:eastAsia="ko-KR"/>
+        </w:rPr>
+        <w:t>한</w:t>
+      </w:r>
+      <w:r>
+        <w:rPr>
+          <w:rFonts w:eastAsiaTheme="minorEastAsia" w:hint="eastAsia"/>
+          <w:snapToGrid w:val="0"/>
+          <w:lang w:eastAsia="ko-KR"/>
+        </w:rPr>
+        <w:t xml:space="preserve"> </w:t>
+      </w:r>
+      <w:r>
+        <w:rPr>
+          <w:rFonts w:eastAsiaTheme="minorEastAsia" w:hint="eastAsia"/>
+          <w:snapToGrid w:val="0"/>
+          <w:lang w:eastAsia="ko-KR"/>
+        </w:rPr>
+        <w:t>실수를</w:t>
+      </w:r>
+      <w:r>
+        <w:rPr>
+          <w:rFonts w:eastAsiaTheme="minorEastAsia" w:hint="eastAsia"/>
+          <w:snapToGrid w:val="0"/>
+          <w:lang w:eastAsia="ko-KR"/>
+        </w:rPr>
+        <w:t xml:space="preserve"> </w:t>
+      </w:r>
+      <w:r>
+        <w:rPr>
+          <w:rFonts w:eastAsiaTheme="minorEastAsia" w:hint="eastAsia"/>
+          <w:snapToGrid w:val="0"/>
+          <w:lang w:eastAsia="ko-KR"/>
+        </w:rPr>
+        <w:t>보내</w:t>
+      </w:r>
+      <w:r>
+        <w:rPr>
+          <w:rFonts w:eastAsiaTheme="minorEastAsia" w:hint="eastAsia"/>
+          <w:snapToGrid w:val="0"/>
+          <w:lang w:eastAsia="ko-KR"/>
+        </w:rPr>
+        <w:t xml:space="preserve"> </w:t>
+      </w:r>
+      <w:r>
+        <w:rPr>
+          <w:rFonts w:eastAsiaTheme="minorEastAsia" w:hint="eastAsia"/>
+          <w:snapToGrid w:val="0"/>
+          <w:lang w:eastAsia="ko-KR"/>
+        </w:rPr>
+        <w:t>이펙트의</w:t>
+      </w:r>
+      <w:r>
+        <w:rPr>
+          <w:rFonts w:eastAsiaTheme="minorEastAsia" w:hint="eastAsia"/>
+          <w:snapToGrid w:val="0"/>
+          <w:lang w:eastAsia="ko-KR"/>
+        </w:rPr>
+        <w:t xml:space="preserve"> </w:t>
+      </w:r>
+      <w:r>
+        <w:rPr>
+          <w:rFonts w:eastAsiaTheme="minorEastAsia" w:hint="eastAsia"/>
+          <w:snapToGrid w:val="0"/>
+          <w:lang w:eastAsia="ko-KR"/>
+        </w:rPr>
+        <w:t>길이도</w:t>
+      </w:r>
+      <w:r>
+        <w:rPr>
+          <w:rFonts w:eastAsiaTheme="minorEastAsia" w:hint="eastAsia"/>
+          <w:snapToGrid w:val="0"/>
+          <w:lang w:eastAsia="ko-KR"/>
+        </w:rPr>
+        <w:t xml:space="preserve"> </w:t>
+      </w:r>
+      <w:r>
+        <w:rPr>
+          <w:rFonts w:eastAsiaTheme="minorEastAsia" w:hint="eastAsia"/>
+          <w:snapToGrid w:val="0"/>
+          <w:lang w:eastAsia="ko-KR"/>
+        </w:rPr>
+        <w:t>설정하였습니다</w:t>
+      </w:r>
+      <w:r>
+        <w:rPr>
+          <w:rFonts w:eastAsiaTheme="minorEastAsia" w:hint="eastAsia"/>
+          <w:snapToGrid w:val="0"/>
+          <w:lang w:eastAsia="ko-KR"/>
+        </w:rPr>
+        <w:t>.</w:t>
+      </w:r>
+    </w:p>
+    <w:p>
+      <w:pPr>
+        <w:pStyle w:val="10"/>
+        <w:adjustRightInd w:val="0"/>
+        <w:snapToGrid w:val="0"/>
+        <w:spacing w:line="250" w:lineRule="auto"/>
+        <w:ind w:left="0"/>
+        <w:rPr>
+          <w:rFonts w:eastAsiaTheme="minorEastAsia"/>
+          <w:snapToGrid w:val="0"/>
+          <w:lang w:eastAsia="ko-KR"/>
+        </w:rPr>
+      </w:pPr>
+    </w:p>
+    <w:p>
+      <w:pPr>
+        <w:pStyle w:val="10"/>
+        <w:adjustRightInd w:val="0"/>
+        <w:snapToGrid w:val="0"/>
+        <w:spacing w:line="250" w:lineRule="auto"/>
+        <w:ind w:left="0"/>
+        <w:rPr>
+          <w:rFonts w:eastAsiaTheme="minorEastAsia"/>
+          <w:snapToGrid w:val="0"/>
+          <w:lang w:eastAsia="ko-KR"/>
+        </w:rPr>
+      </w:pPr>
+      <w:r>
+        <w:rPr>
+          <w:rFonts w:eastAsiaTheme="minorEastAsia" w:hint="eastAsia"/>
+          <w:snapToGrid w:val="0"/>
+          <w:lang w:eastAsia="ko-KR"/>
+        </w:rPr>
+        <w:t>2</w:t>
+      </w:r>
+      <w:r>
+        <w:rPr>
+          <w:rFonts w:eastAsiaTheme="minorEastAsia" w:hint="eastAsia"/>
+          <w:snapToGrid w:val="0"/>
+          <w:lang w:eastAsia="ko-KR"/>
+        </w:rPr>
+        <w:t>번</w:t>
+      </w:r>
+      <w:r>
+        <w:rPr>
+          <w:rFonts w:eastAsiaTheme="minorEastAsia" w:hint="eastAsia"/>
+          <w:snapToGrid w:val="0"/>
+          <w:lang w:eastAsia="ko-KR"/>
+        </w:rPr>
+        <w:t xml:space="preserve"> </w:t>
+      </w:r>
+      <w:r>
+        <w:rPr>
+          <w:rFonts w:eastAsiaTheme="minorEastAsia" w:hint="eastAsia"/>
+          <w:snapToGrid w:val="0"/>
+          <w:lang w:eastAsia="ko-KR"/>
+        </w:rPr>
+        <w:t>스킬</w:t>
+      </w:r>
+      <w:r>
+        <w:rPr>
+          <w:rFonts w:eastAsiaTheme="minorEastAsia" w:hint="eastAsia"/>
+          <w:snapToGrid w:val="0"/>
+          <w:lang w:eastAsia="ko-KR"/>
+        </w:rPr>
+        <w:t xml:space="preserve"> </w:t>
+      </w:r>
+      <w:r>
+        <w:rPr>
+          <w:rFonts w:eastAsiaTheme="minorEastAsia" w:hint="eastAsia"/>
+          <w:snapToGrid w:val="0"/>
+          <w:lang w:eastAsia="ko-KR"/>
+        </w:rPr>
+        <w:t>설명하겠습니다</w:t>
+      </w:r>
+      <w:r>
+        <w:rPr>
+          <w:rFonts w:eastAsiaTheme="minorEastAsia" w:hint="eastAsia"/>
+          <w:snapToGrid w:val="0"/>
+          <w:lang w:eastAsia="ko-KR"/>
+        </w:rPr>
+        <w:t>.</w:t>
+      </w:r>
+      <w:r>
+        <w:rPr>
+          <w:rFonts w:eastAsiaTheme="minorEastAsia"/>
+          <w:snapToGrid w:val="0"/>
+          <w:lang w:eastAsia="ko-KR"/>
+        </w:rPr>
+        <w:t xml:space="preserve"> </w:t>
+      </w:r>
+      <w:r>
+        <w:rPr>
+          <w:rFonts w:eastAsiaTheme="minorEastAsia" w:hint="eastAsia"/>
+          <w:snapToGrid w:val="0"/>
+          <w:lang w:eastAsia="ko-KR"/>
+        </w:rPr>
+        <w:t>위의</w:t>
+      </w:r>
+      <w:r>
+        <w:rPr>
+          <w:rFonts w:eastAsiaTheme="minorEastAsia" w:hint="eastAsia"/>
+          <w:snapToGrid w:val="0"/>
+          <w:lang w:eastAsia="ko-KR"/>
+        </w:rPr>
+        <w:t xml:space="preserve"> </w:t>
+      </w:r>
+      <w:r>
+        <w:rPr>
+          <w:rFonts w:eastAsiaTheme="minorEastAsia" w:hint="eastAsia"/>
+          <w:snapToGrid w:val="0"/>
+          <w:lang w:eastAsia="ko-KR"/>
+        </w:rPr>
+        <w:t>스킬과</w:t>
+      </w:r>
+      <w:r>
+        <w:rPr>
+          <w:rFonts w:eastAsiaTheme="minorEastAsia" w:hint="eastAsia"/>
+          <w:snapToGrid w:val="0"/>
+          <w:lang w:eastAsia="ko-KR"/>
+        </w:rPr>
+        <w:t xml:space="preserve"> </w:t>
+      </w:r>
+      <w:r>
+        <w:rPr>
+          <w:rFonts w:eastAsiaTheme="minorEastAsia" w:hint="eastAsia"/>
+          <w:snapToGrid w:val="0"/>
+          <w:lang w:eastAsia="ko-KR"/>
+        </w:rPr>
+        <w:t>비슷하게</w:t>
+      </w:r>
+      <w:r>
+        <w:rPr>
+          <w:rFonts w:eastAsiaTheme="minorEastAsia" w:hint="eastAsia"/>
+          <w:snapToGrid w:val="0"/>
+          <w:lang w:eastAsia="ko-KR"/>
+        </w:rPr>
+        <w:t xml:space="preserve"> </w:t>
+      </w:r>
+      <w:r>
+        <w:rPr>
+          <w:rFonts w:eastAsiaTheme="minorEastAsia" w:hint="eastAsia"/>
+          <w:snapToGrid w:val="0"/>
+          <w:lang w:eastAsia="ko-KR"/>
+        </w:rPr>
+        <w:t>키</w:t>
+      </w:r>
+      <w:r>
+        <w:rPr>
+          <w:rFonts w:eastAsiaTheme="minorEastAsia" w:hint="eastAsia"/>
+          <w:snapToGrid w:val="0"/>
+          <w:lang w:eastAsia="ko-KR"/>
+        </w:rPr>
+        <w:t xml:space="preserve"> </w:t>
+      </w:r>
+      <w:r>
+        <w:rPr>
+          <w:rFonts w:eastAsiaTheme="minorEastAsia" w:hint="eastAsia"/>
+          <w:snapToGrid w:val="0"/>
+          <w:lang w:eastAsia="ko-KR"/>
+        </w:rPr>
+        <w:t>해제</w:t>
+      </w:r>
+      <w:r>
+        <w:rPr>
+          <w:rFonts w:eastAsiaTheme="minorEastAsia"/>
+          <w:snapToGrid w:val="0"/>
+          <w:lang w:eastAsia="ko-KR"/>
+        </w:rPr>
+        <w:t xml:space="preserve"> </w:t>
+      </w:r>
+      <w:r>
+        <w:rPr>
+          <w:rFonts w:eastAsiaTheme="minorEastAsia" w:hint="eastAsia"/>
+          <w:snapToGrid w:val="0"/>
+          <w:lang w:eastAsia="ko-KR"/>
+        </w:rPr>
+        <w:t>대기하는</w:t>
+      </w:r>
+      <w:r>
+        <w:rPr>
+          <w:rFonts w:eastAsiaTheme="minorEastAsia" w:hint="eastAsia"/>
+          <w:snapToGrid w:val="0"/>
+          <w:lang w:eastAsia="ko-KR"/>
+        </w:rPr>
+        <w:t xml:space="preserve"> </w:t>
+      </w:r>
+      <w:r>
+        <w:rPr>
+          <w:rFonts w:eastAsiaTheme="minorEastAsia"/>
+          <w:snapToGrid w:val="0"/>
+          <w:lang w:eastAsia="ko-KR"/>
+        </w:rPr>
+        <w:t xml:space="preserve">Task, </w:t>
+      </w:r>
+      <w:r>
+        <w:rPr>
+          <w:rFonts w:eastAsiaTheme="minorEastAsia" w:hint="eastAsia"/>
+          <w:snapToGrid w:val="0"/>
+          <w:lang w:eastAsia="ko-KR"/>
+        </w:rPr>
+        <w:t>무한정</w:t>
+      </w:r>
+      <w:r>
+        <w:rPr>
+          <w:rFonts w:eastAsiaTheme="minorEastAsia" w:hint="eastAsia"/>
+          <w:snapToGrid w:val="0"/>
+          <w:lang w:eastAsia="ko-KR"/>
+        </w:rPr>
+        <w:t xml:space="preserve"> </w:t>
+      </w:r>
+      <w:proofErr w:type="spellStart"/>
+      <w:r>
+        <w:rPr>
+          <w:rFonts w:eastAsiaTheme="minorEastAsia" w:hint="eastAsia"/>
+          <w:snapToGrid w:val="0"/>
+          <w:lang w:eastAsia="ko-KR"/>
+        </w:rPr>
+        <w:t>차징을</w:t>
+      </w:r>
+      <w:proofErr w:type="spellEnd"/>
+      <w:r>
+        <w:rPr>
+          <w:rFonts w:eastAsiaTheme="minorEastAsia" w:hint="eastAsia"/>
+          <w:snapToGrid w:val="0"/>
+          <w:lang w:eastAsia="ko-KR"/>
+        </w:rPr>
+        <w:t xml:space="preserve"> </w:t>
+      </w:r>
+      <w:r>
+        <w:rPr>
+          <w:rFonts w:eastAsiaTheme="minorEastAsia" w:hint="eastAsia"/>
+          <w:snapToGrid w:val="0"/>
+          <w:lang w:eastAsia="ko-KR"/>
+        </w:rPr>
+        <w:t>막기위한</w:t>
+      </w:r>
+      <w:r>
+        <w:rPr>
+          <w:rFonts w:eastAsiaTheme="minorEastAsia" w:hint="eastAsia"/>
+          <w:snapToGrid w:val="0"/>
+          <w:lang w:eastAsia="ko-KR"/>
+        </w:rPr>
+        <w:t xml:space="preserve"> </w:t>
+      </w:r>
+      <w:r>
+        <w:rPr>
+          <w:rFonts w:eastAsiaTheme="minorEastAsia"/>
+          <w:snapToGrid w:val="0"/>
+          <w:lang w:eastAsia="ko-KR"/>
+        </w:rPr>
+        <w:t>Task</w:t>
+      </w:r>
+      <w:r>
+        <w:rPr>
+          <w:rFonts w:eastAsiaTheme="minorEastAsia" w:hint="eastAsia"/>
+          <w:snapToGrid w:val="0"/>
+          <w:lang w:eastAsia="ko-KR"/>
+        </w:rPr>
+        <w:t>를</w:t>
+      </w:r>
+      <w:r>
+        <w:rPr>
+          <w:rFonts w:eastAsiaTheme="minorEastAsia" w:hint="eastAsia"/>
+          <w:snapToGrid w:val="0"/>
+          <w:lang w:eastAsia="ko-KR"/>
+        </w:rPr>
+        <w:t xml:space="preserve"> </w:t>
+      </w:r>
+      <w:r>
+        <w:rPr>
+          <w:rFonts w:eastAsiaTheme="minorEastAsia" w:hint="eastAsia"/>
+          <w:snapToGrid w:val="0"/>
+          <w:lang w:eastAsia="ko-KR"/>
+        </w:rPr>
+        <w:t>사용합니다</w:t>
+      </w:r>
+      <w:r>
+        <w:rPr>
+          <w:rFonts w:eastAsiaTheme="minorEastAsia" w:hint="eastAsia"/>
+          <w:snapToGrid w:val="0"/>
+          <w:lang w:eastAsia="ko-KR"/>
+        </w:rPr>
+        <w:t>.</w:t>
+      </w:r>
+      <w:r>
+        <w:rPr>
+          <w:rFonts w:eastAsiaTheme="minorEastAsia"/>
+          <w:snapToGrid w:val="0"/>
+          <w:lang w:eastAsia="ko-KR"/>
+        </w:rPr>
+        <w:t xml:space="preserve"> </w:t>
+      </w:r>
+      <w:r>
+        <w:rPr>
+          <w:rFonts w:eastAsiaTheme="minorEastAsia" w:hint="eastAsia"/>
+          <w:snapToGrid w:val="0"/>
+          <w:lang w:eastAsia="ko-KR"/>
+        </w:rPr>
+        <w:t>한가지</w:t>
+      </w:r>
+      <w:r>
+        <w:rPr>
+          <w:rFonts w:eastAsiaTheme="minorEastAsia" w:hint="eastAsia"/>
+          <w:snapToGrid w:val="0"/>
+          <w:lang w:eastAsia="ko-KR"/>
+        </w:rPr>
+        <w:t xml:space="preserve"> </w:t>
+      </w:r>
+      <w:r>
+        <w:rPr>
+          <w:rFonts w:eastAsiaTheme="minorEastAsia" w:hint="eastAsia"/>
+          <w:snapToGrid w:val="0"/>
+          <w:lang w:eastAsia="ko-KR"/>
+        </w:rPr>
+        <w:t>다른</w:t>
+      </w:r>
+      <w:r>
+        <w:rPr>
+          <w:rFonts w:eastAsiaTheme="minorEastAsia" w:hint="eastAsia"/>
+          <w:snapToGrid w:val="0"/>
+          <w:lang w:eastAsia="ko-KR"/>
+        </w:rPr>
+        <w:t xml:space="preserve"> </w:t>
+      </w:r>
+      <w:r>
+        <w:rPr>
+          <w:rFonts w:eastAsiaTheme="minorEastAsia" w:hint="eastAsia"/>
+          <w:snapToGrid w:val="0"/>
+          <w:lang w:eastAsia="ko-KR"/>
+        </w:rPr>
+        <w:t>사항은</w:t>
+      </w:r>
+      <w:r>
+        <w:rPr>
+          <w:rFonts w:eastAsiaTheme="minorEastAsia" w:hint="eastAsia"/>
+          <w:snapToGrid w:val="0"/>
+          <w:lang w:eastAsia="ko-KR"/>
+        </w:rPr>
+        <w:t xml:space="preserve"> </w:t>
+      </w:r>
+      <w:r>
+        <w:rPr>
+          <w:rFonts w:eastAsiaTheme="minorEastAsia" w:hint="eastAsia"/>
+          <w:snapToGrid w:val="0"/>
+          <w:lang w:eastAsia="ko-KR"/>
+        </w:rPr>
+        <w:t>키를</w:t>
+      </w:r>
+      <w:r>
+        <w:rPr>
+          <w:rFonts w:eastAsiaTheme="minorEastAsia" w:hint="eastAsia"/>
+          <w:snapToGrid w:val="0"/>
+          <w:lang w:eastAsia="ko-KR"/>
+        </w:rPr>
+        <w:t xml:space="preserve"> </w:t>
+      </w:r>
+      <w:r>
+        <w:rPr>
+          <w:rFonts w:eastAsiaTheme="minorEastAsia" w:hint="eastAsia"/>
+          <w:snapToGrid w:val="0"/>
+          <w:lang w:eastAsia="ko-KR"/>
+        </w:rPr>
+        <w:t>해제했을</w:t>
+      </w:r>
+      <w:r>
+        <w:rPr>
+          <w:rFonts w:eastAsiaTheme="minorEastAsia" w:hint="eastAsia"/>
+          <w:snapToGrid w:val="0"/>
+          <w:lang w:eastAsia="ko-KR"/>
+        </w:rPr>
+        <w:t xml:space="preserve"> </w:t>
+      </w:r>
+      <w:r>
+        <w:rPr>
+          <w:rFonts w:eastAsiaTheme="minorEastAsia" w:hint="eastAsia"/>
+          <w:snapToGrid w:val="0"/>
+          <w:lang w:eastAsia="ko-KR"/>
+        </w:rPr>
+        <w:t>때</w:t>
+      </w:r>
+      <w:r>
+        <w:rPr>
+          <w:rFonts w:eastAsiaTheme="minorEastAsia" w:hint="eastAsia"/>
+          <w:snapToGrid w:val="0"/>
+          <w:lang w:eastAsia="ko-KR"/>
+        </w:rPr>
+        <w:t xml:space="preserve"> </w:t>
+      </w:r>
+      <w:r>
+        <w:rPr>
+          <w:rFonts w:eastAsiaTheme="minorEastAsia" w:hint="eastAsia"/>
+          <w:snapToGrid w:val="0"/>
+          <w:lang w:eastAsia="ko-KR"/>
+        </w:rPr>
+        <w:t>데미지를</w:t>
+      </w:r>
+      <w:r>
+        <w:rPr>
+          <w:rFonts w:eastAsiaTheme="minorEastAsia" w:hint="eastAsia"/>
+          <w:snapToGrid w:val="0"/>
+          <w:lang w:eastAsia="ko-KR"/>
+        </w:rPr>
+        <w:t xml:space="preserve"> </w:t>
+      </w:r>
+      <w:proofErr w:type="spellStart"/>
+      <w:r>
+        <w:rPr>
+          <w:rFonts w:eastAsiaTheme="minorEastAsia" w:hint="eastAsia"/>
+          <w:snapToGrid w:val="0"/>
+          <w:lang w:eastAsia="ko-KR"/>
+        </w:rPr>
+        <w:t>주는게</w:t>
+      </w:r>
+      <w:proofErr w:type="spellEnd"/>
+      <w:r>
+        <w:rPr>
+          <w:rFonts w:eastAsiaTheme="minorEastAsia" w:hint="eastAsia"/>
+          <w:snapToGrid w:val="0"/>
+          <w:lang w:eastAsia="ko-KR"/>
+        </w:rPr>
+        <w:t xml:space="preserve"> </w:t>
+      </w:r>
+      <w:r>
+        <w:rPr>
+          <w:rFonts w:eastAsiaTheme="minorEastAsia" w:hint="eastAsia"/>
+          <w:snapToGrid w:val="0"/>
+          <w:lang w:eastAsia="ko-KR"/>
+        </w:rPr>
+        <w:t>아닌</w:t>
+      </w:r>
+      <w:r>
+        <w:rPr>
+          <w:rFonts w:eastAsiaTheme="minorEastAsia"/>
+          <w:snapToGrid w:val="0"/>
+          <w:lang w:eastAsia="ko-KR"/>
+        </w:rPr>
+        <w:t xml:space="preserve">, </w:t>
+      </w:r>
+      <w:r>
+        <w:rPr>
+          <w:rFonts w:eastAsiaTheme="minorEastAsia" w:hint="eastAsia"/>
+          <w:snapToGrid w:val="0"/>
+          <w:lang w:eastAsia="ko-KR"/>
+        </w:rPr>
+        <w:t>마우스를</w:t>
+      </w:r>
+      <w:r>
+        <w:rPr>
+          <w:rFonts w:eastAsiaTheme="minorEastAsia" w:hint="eastAsia"/>
+          <w:snapToGrid w:val="0"/>
+          <w:lang w:eastAsia="ko-KR"/>
+        </w:rPr>
+        <w:t xml:space="preserve"> </w:t>
+      </w:r>
+      <w:r>
+        <w:rPr>
+          <w:rFonts w:eastAsiaTheme="minorEastAsia" w:hint="eastAsia"/>
+          <w:snapToGrid w:val="0"/>
+          <w:lang w:eastAsia="ko-KR"/>
+        </w:rPr>
+        <w:t>클릭하였을</w:t>
+      </w:r>
+      <w:r>
+        <w:rPr>
+          <w:rFonts w:eastAsiaTheme="minorEastAsia" w:hint="eastAsia"/>
+          <w:snapToGrid w:val="0"/>
+          <w:lang w:eastAsia="ko-KR"/>
+        </w:rPr>
+        <w:t xml:space="preserve"> </w:t>
+      </w:r>
+      <w:r>
+        <w:rPr>
+          <w:rFonts w:eastAsiaTheme="minorEastAsia" w:hint="eastAsia"/>
+          <w:snapToGrid w:val="0"/>
+          <w:lang w:eastAsia="ko-KR"/>
+        </w:rPr>
+        <w:t>때</w:t>
+      </w:r>
+      <w:r>
+        <w:rPr>
+          <w:rFonts w:eastAsiaTheme="minorEastAsia" w:hint="eastAsia"/>
+          <w:snapToGrid w:val="0"/>
+          <w:lang w:eastAsia="ko-KR"/>
+        </w:rPr>
+        <w:t xml:space="preserve"> </w:t>
+      </w:r>
+      <w:r>
+        <w:rPr>
+          <w:rFonts w:eastAsiaTheme="minorEastAsia" w:hint="eastAsia"/>
+          <w:snapToGrid w:val="0"/>
+          <w:lang w:eastAsia="ko-KR"/>
+        </w:rPr>
+        <w:t>데미지를</w:t>
+      </w:r>
+      <w:r>
+        <w:rPr>
+          <w:rFonts w:eastAsiaTheme="minorEastAsia" w:hint="eastAsia"/>
+          <w:snapToGrid w:val="0"/>
+          <w:lang w:eastAsia="ko-KR"/>
+        </w:rPr>
+        <w:t xml:space="preserve"> </w:t>
+      </w:r>
+      <w:r>
+        <w:rPr>
+          <w:rFonts w:eastAsiaTheme="minorEastAsia" w:hint="eastAsia"/>
+          <w:snapToGrid w:val="0"/>
+          <w:lang w:eastAsia="ko-KR"/>
+        </w:rPr>
+        <w:t>주도록</w:t>
+      </w:r>
+      <w:r>
+        <w:rPr>
+          <w:rFonts w:eastAsiaTheme="minorEastAsia" w:hint="eastAsia"/>
+          <w:snapToGrid w:val="0"/>
+          <w:lang w:eastAsia="ko-KR"/>
+        </w:rPr>
+        <w:t xml:space="preserve"> </w:t>
+      </w:r>
+      <w:r>
+        <w:rPr>
+          <w:rFonts w:eastAsiaTheme="minorEastAsia" w:hint="eastAsia"/>
+          <w:snapToGrid w:val="0"/>
+          <w:lang w:eastAsia="ko-KR"/>
+        </w:rPr>
+        <w:t>만들었습니다</w:t>
+      </w:r>
+      <w:r>
+        <w:rPr>
+          <w:rFonts w:eastAsiaTheme="minorEastAsia" w:hint="eastAsia"/>
+          <w:snapToGrid w:val="0"/>
+          <w:lang w:eastAsia="ko-KR"/>
+        </w:rPr>
+        <w:t>.</w:t>
+      </w:r>
+      <w:r>
+        <w:rPr>
+          <w:rFonts w:eastAsiaTheme="minorEastAsia"/>
+          <w:snapToGrid w:val="0"/>
+          <w:lang w:eastAsia="ko-KR"/>
+        </w:rPr>
+        <w:t xml:space="preserve"> </w:t>
+      </w:r>
+      <w:r>
+        <w:rPr>
+          <w:rFonts w:eastAsiaTheme="minorEastAsia" w:hint="eastAsia"/>
+          <w:snapToGrid w:val="0"/>
+          <w:lang w:eastAsia="ko-KR"/>
+        </w:rPr>
+        <w:t>그에</w:t>
+      </w:r>
+      <w:r>
+        <w:rPr>
+          <w:rFonts w:eastAsiaTheme="minorEastAsia" w:hint="eastAsia"/>
+          <w:snapToGrid w:val="0"/>
+          <w:lang w:eastAsia="ko-KR"/>
+        </w:rPr>
+        <w:t xml:space="preserve"> </w:t>
+      </w:r>
+      <w:r>
+        <w:rPr>
+          <w:rFonts w:eastAsiaTheme="minorEastAsia" w:hint="eastAsia"/>
+          <w:snapToGrid w:val="0"/>
+          <w:lang w:eastAsia="ko-KR"/>
+        </w:rPr>
+        <w:t>필요한</w:t>
+      </w:r>
+      <w:r>
+        <w:rPr>
+          <w:rFonts w:eastAsiaTheme="minorEastAsia" w:hint="eastAsia"/>
+          <w:snapToGrid w:val="0"/>
+          <w:lang w:eastAsia="ko-KR"/>
+        </w:rPr>
+        <w:t xml:space="preserve"> </w:t>
+      </w:r>
+      <w:r>
+        <w:rPr>
+          <w:rFonts w:eastAsiaTheme="minorEastAsia"/>
+          <w:snapToGrid w:val="0"/>
+          <w:lang w:eastAsia="ko-KR"/>
+        </w:rPr>
+        <w:t>Task</w:t>
+      </w:r>
+      <w:r>
+        <w:rPr>
+          <w:rFonts w:eastAsiaTheme="minorEastAsia" w:hint="eastAsia"/>
+          <w:snapToGrid w:val="0"/>
+          <w:lang w:eastAsia="ko-KR"/>
+        </w:rPr>
+        <w:t>로</w:t>
+      </w:r>
+      <w:r>
+        <w:rPr>
+          <w:rFonts w:eastAsiaTheme="minorEastAsia" w:hint="eastAsia"/>
+          <w:snapToGrid w:val="0"/>
+          <w:lang w:eastAsia="ko-KR"/>
+        </w:rPr>
+        <w:t xml:space="preserve"> </w:t>
+      </w:r>
+      <w:proofErr w:type="spellStart"/>
+      <w:r>
+        <w:rPr>
+          <w:rFonts w:eastAsiaTheme="minorEastAsia" w:hint="eastAsia"/>
+          <w:snapToGrid w:val="0"/>
+          <w:lang w:eastAsia="ko-KR"/>
+        </w:rPr>
+        <w:t>메테오</w:t>
+      </w:r>
+      <w:proofErr w:type="spellEnd"/>
+      <w:r>
+        <w:rPr>
+          <w:rFonts w:eastAsiaTheme="minorEastAsia" w:hint="eastAsia"/>
+          <w:snapToGrid w:val="0"/>
+          <w:lang w:eastAsia="ko-KR"/>
+        </w:rPr>
+        <w:t xml:space="preserve"> </w:t>
+      </w:r>
+      <w:r>
+        <w:rPr>
+          <w:rFonts w:eastAsiaTheme="minorEastAsia" w:hint="eastAsia"/>
+          <w:snapToGrid w:val="0"/>
+          <w:lang w:eastAsia="ko-KR"/>
+        </w:rPr>
+        <w:t>스킬을</w:t>
+      </w:r>
+      <w:r>
+        <w:rPr>
+          <w:rFonts w:eastAsiaTheme="minorEastAsia" w:hint="eastAsia"/>
+          <w:snapToGrid w:val="0"/>
+          <w:lang w:eastAsia="ko-KR"/>
+        </w:rPr>
+        <w:t xml:space="preserve"> </w:t>
+      </w:r>
+      <w:r>
+        <w:rPr>
+          <w:rFonts w:eastAsiaTheme="minorEastAsia" w:hint="eastAsia"/>
+          <w:snapToGrid w:val="0"/>
+          <w:lang w:eastAsia="ko-KR"/>
+        </w:rPr>
+        <w:t>만들</w:t>
+      </w:r>
+      <w:r>
+        <w:rPr>
+          <w:rFonts w:eastAsiaTheme="minorEastAsia" w:hint="eastAsia"/>
+          <w:snapToGrid w:val="0"/>
+          <w:lang w:eastAsia="ko-KR"/>
+        </w:rPr>
+        <w:t xml:space="preserve"> </w:t>
+      </w:r>
+      <w:r>
+        <w:rPr>
+          <w:rFonts w:eastAsiaTheme="minorEastAsia" w:hint="eastAsia"/>
+          <w:snapToGrid w:val="0"/>
+          <w:lang w:eastAsia="ko-KR"/>
+        </w:rPr>
+        <w:t>때</w:t>
+      </w:r>
+      <w:r>
+        <w:rPr>
+          <w:rFonts w:eastAsiaTheme="minorEastAsia" w:hint="eastAsia"/>
+          <w:snapToGrid w:val="0"/>
+          <w:lang w:eastAsia="ko-KR"/>
+        </w:rPr>
+        <w:t xml:space="preserve"> </w:t>
+      </w:r>
+      <w:r>
+        <w:rPr>
+          <w:rFonts w:eastAsiaTheme="minorEastAsia" w:hint="eastAsia"/>
+          <w:snapToGrid w:val="0"/>
+          <w:lang w:eastAsia="ko-KR"/>
+        </w:rPr>
+        <w:t>사용했던</w:t>
+      </w:r>
+      <w:r>
+        <w:rPr>
+          <w:rFonts w:eastAsiaTheme="minorEastAsia" w:hint="eastAsia"/>
+          <w:snapToGrid w:val="0"/>
+          <w:lang w:eastAsia="ko-KR"/>
+        </w:rPr>
+        <w:t xml:space="preserve"> </w:t>
+      </w:r>
+      <w:proofErr w:type="spellStart"/>
+      <w:r>
+        <w:rPr>
+          <w:rFonts w:eastAsiaTheme="minorEastAsia"/>
+          <w:snapToGrid w:val="0"/>
+          <w:lang w:eastAsia="ko-KR"/>
+        </w:rPr>
+        <w:t>WaitTargetData</w:t>
+      </w:r>
+      <w:proofErr w:type="spellEnd"/>
+      <w:r>
+        <w:rPr>
+          <w:rFonts w:eastAsiaTheme="minorEastAsia" w:hint="eastAsia"/>
+          <w:snapToGrid w:val="0"/>
+          <w:lang w:eastAsia="ko-KR"/>
+        </w:rPr>
+        <w:t>를</w:t>
+      </w:r>
+      <w:r>
+        <w:rPr>
+          <w:rFonts w:eastAsiaTheme="minorEastAsia" w:hint="eastAsia"/>
+          <w:snapToGrid w:val="0"/>
+          <w:lang w:eastAsia="ko-KR"/>
+        </w:rPr>
+        <w:t xml:space="preserve"> </w:t>
+      </w:r>
+      <w:r>
+        <w:rPr>
+          <w:rFonts w:eastAsiaTheme="minorEastAsia" w:hint="eastAsia"/>
+          <w:snapToGrid w:val="0"/>
+          <w:lang w:eastAsia="ko-KR"/>
+        </w:rPr>
+        <w:t>이용하였습니다</w:t>
+      </w:r>
+      <w:r>
+        <w:rPr>
+          <w:rFonts w:eastAsiaTheme="minorEastAsia" w:hint="eastAsia"/>
+          <w:snapToGrid w:val="0"/>
+          <w:lang w:eastAsia="ko-KR"/>
+        </w:rPr>
+        <w:t>.</w:t>
+      </w:r>
+      <w:r>
+        <w:rPr>
+          <w:rFonts w:eastAsiaTheme="minorEastAsia"/>
+          <w:snapToGrid w:val="0"/>
+          <w:lang w:eastAsia="ko-KR"/>
+        </w:rPr>
+        <w:t xml:space="preserve"> </w:t>
+      </w:r>
+      <w:r>
+        <w:rPr>
+          <w:rFonts w:eastAsiaTheme="minorEastAsia" w:hint="eastAsia"/>
+          <w:snapToGrid w:val="0"/>
+          <w:lang w:eastAsia="ko-KR"/>
+        </w:rPr>
+        <w:t>마찬가지로</w:t>
+      </w:r>
+      <w:r>
+        <w:rPr>
+          <w:rFonts w:eastAsiaTheme="minorEastAsia" w:hint="eastAsia"/>
+          <w:snapToGrid w:val="0"/>
+          <w:lang w:eastAsia="ko-KR"/>
+        </w:rPr>
+        <w:t xml:space="preserve"> </w:t>
+      </w:r>
+      <w:r>
+        <w:rPr>
+          <w:rFonts w:eastAsiaTheme="minorEastAsia" w:hint="eastAsia"/>
+          <w:snapToGrid w:val="0"/>
+          <w:lang w:eastAsia="ko-KR"/>
+        </w:rPr>
+        <w:t>시각적으로</w:t>
+      </w:r>
+      <w:r>
+        <w:rPr>
+          <w:rFonts w:eastAsiaTheme="minorEastAsia" w:hint="eastAsia"/>
+          <w:snapToGrid w:val="0"/>
+          <w:lang w:eastAsia="ko-KR"/>
+        </w:rPr>
+        <w:t xml:space="preserve"> </w:t>
+      </w:r>
+      <w:r>
+        <w:rPr>
+          <w:rFonts w:eastAsiaTheme="minorEastAsia" w:hint="eastAsia"/>
+          <w:snapToGrid w:val="0"/>
+          <w:lang w:eastAsia="ko-KR"/>
+        </w:rPr>
+        <w:t>알려주기</w:t>
+      </w:r>
+      <w:r>
+        <w:rPr>
+          <w:rFonts w:eastAsiaTheme="minorEastAsia" w:hint="eastAsia"/>
+          <w:snapToGrid w:val="0"/>
+          <w:lang w:eastAsia="ko-KR"/>
+        </w:rPr>
+        <w:t xml:space="preserve"> </w:t>
+      </w:r>
+      <w:r>
+        <w:rPr>
+          <w:rFonts w:eastAsiaTheme="minorEastAsia" w:hint="eastAsia"/>
+          <w:snapToGrid w:val="0"/>
+          <w:lang w:eastAsia="ko-KR"/>
+        </w:rPr>
+        <w:t>위한</w:t>
+      </w:r>
+      <w:r>
+        <w:rPr>
+          <w:rFonts w:eastAsiaTheme="minorEastAsia" w:hint="eastAsia"/>
+          <w:snapToGrid w:val="0"/>
+          <w:lang w:eastAsia="ko-KR"/>
+        </w:rPr>
+        <w:t xml:space="preserve"> </w:t>
+      </w:r>
+      <w:proofErr w:type="spellStart"/>
+      <w:r>
+        <w:rPr>
+          <w:rFonts w:eastAsiaTheme="minorEastAsia" w:hint="eastAsia"/>
+          <w:snapToGrid w:val="0"/>
+          <w:lang w:eastAsia="ko-KR"/>
+        </w:rPr>
+        <w:t>액터를</w:t>
+      </w:r>
+      <w:proofErr w:type="spellEnd"/>
+      <w:r>
+        <w:rPr>
+          <w:rFonts w:eastAsiaTheme="minorEastAsia" w:hint="eastAsia"/>
+          <w:snapToGrid w:val="0"/>
+          <w:lang w:eastAsia="ko-KR"/>
+        </w:rPr>
+        <w:t xml:space="preserve"> </w:t>
+      </w:r>
+      <w:proofErr w:type="spellStart"/>
+      <w:r>
+        <w:rPr>
+          <w:rFonts w:eastAsiaTheme="minorEastAsia" w:hint="eastAsia"/>
+          <w:snapToGrid w:val="0"/>
+          <w:lang w:eastAsia="ko-KR"/>
+        </w:rPr>
+        <w:t>스폰하고</w:t>
+      </w:r>
+      <w:proofErr w:type="spellEnd"/>
+      <w:r>
+        <w:rPr>
+          <w:rFonts w:eastAsiaTheme="minorEastAsia" w:hint="eastAsia"/>
+          <w:snapToGrid w:val="0"/>
+          <w:lang w:eastAsia="ko-KR"/>
+        </w:rPr>
+        <w:t>,</w:t>
+      </w:r>
+      <w:r>
+        <w:rPr>
+          <w:rFonts w:eastAsiaTheme="minorEastAsia"/>
+          <w:snapToGrid w:val="0"/>
+          <w:lang w:eastAsia="ko-KR"/>
+        </w:rPr>
+        <w:t xml:space="preserve"> 3</w:t>
+      </w:r>
+      <w:r>
+        <w:rPr>
+          <w:rFonts w:eastAsiaTheme="minorEastAsia" w:hint="eastAsia"/>
+          <w:snapToGrid w:val="0"/>
+          <w:lang w:eastAsia="ko-KR"/>
+        </w:rPr>
+        <w:t>가지</w:t>
+      </w:r>
+      <w:r>
+        <w:rPr>
+          <w:rFonts w:eastAsiaTheme="minorEastAsia" w:hint="eastAsia"/>
+          <w:snapToGrid w:val="0"/>
+          <w:lang w:eastAsia="ko-KR"/>
+        </w:rPr>
+        <w:t xml:space="preserve"> </w:t>
+      </w:r>
+      <w:r>
+        <w:rPr>
+          <w:rFonts w:eastAsiaTheme="minorEastAsia"/>
+          <w:snapToGrid w:val="0"/>
+          <w:lang w:eastAsia="ko-KR"/>
+        </w:rPr>
+        <w:t>Task</w:t>
+      </w:r>
+      <w:r>
+        <w:rPr>
+          <w:rFonts w:eastAsiaTheme="minorEastAsia" w:hint="eastAsia"/>
+          <w:snapToGrid w:val="0"/>
+          <w:lang w:eastAsia="ko-KR"/>
+        </w:rPr>
+        <w:t>를</w:t>
+      </w:r>
+      <w:r>
+        <w:rPr>
+          <w:rFonts w:eastAsiaTheme="minorEastAsia" w:hint="eastAsia"/>
+          <w:snapToGrid w:val="0"/>
+          <w:lang w:eastAsia="ko-KR"/>
+        </w:rPr>
+        <w:t xml:space="preserve"> </w:t>
+      </w:r>
+      <w:r>
+        <w:rPr>
+          <w:rFonts w:eastAsiaTheme="minorEastAsia" w:hint="eastAsia"/>
+          <w:snapToGrid w:val="0"/>
+          <w:lang w:eastAsia="ko-KR"/>
+        </w:rPr>
+        <w:t>실행합니다</w:t>
+      </w:r>
+      <w:r>
+        <w:rPr>
+          <w:rFonts w:eastAsiaTheme="minorEastAsia" w:hint="eastAsia"/>
+          <w:snapToGrid w:val="0"/>
+          <w:lang w:eastAsia="ko-KR"/>
+        </w:rPr>
+        <w:t>.</w:t>
+      </w:r>
+      <w:r>
+        <w:rPr>
+          <w:rFonts w:eastAsiaTheme="minorEastAsia"/>
+          <w:snapToGrid w:val="0"/>
+          <w:lang w:eastAsia="ko-KR"/>
+        </w:rPr>
+        <w:t xml:space="preserve"> </w:t>
+      </w:r>
+      <w:r>
+        <w:rPr>
+          <w:rFonts w:eastAsiaTheme="minorEastAsia" w:hint="eastAsia"/>
+          <w:snapToGrid w:val="0"/>
+          <w:lang w:eastAsia="ko-KR"/>
+        </w:rPr>
+        <w:t>여기서</w:t>
+      </w:r>
+      <w:r>
+        <w:rPr>
+          <w:rFonts w:eastAsiaTheme="minorEastAsia" w:hint="eastAsia"/>
+          <w:snapToGrid w:val="0"/>
+          <w:lang w:eastAsia="ko-KR"/>
+        </w:rPr>
+        <w:t xml:space="preserve"> </w:t>
+      </w:r>
+      <w:r>
+        <w:rPr>
+          <w:rFonts w:eastAsiaTheme="minorEastAsia" w:hint="eastAsia"/>
+          <w:snapToGrid w:val="0"/>
+          <w:lang w:eastAsia="ko-KR"/>
+        </w:rPr>
+        <w:t>마우스</w:t>
+      </w:r>
+      <w:r>
+        <w:rPr>
+          <w:rFonts w:eastAsiaTheme="minorEastAsia" w:hint="eastAsia"/>
+          <w:snapToGrid w:val="0"/>
+          <w:lang w:eastAsia="ko-KR"/>
+        </w:rPr>
+        <w:t xml:space="preserve"> </w:t>
+      </w:r>
+      <w:r>
+        <w:rPr>
+          <w:rFonts w:eastAsiaTheme="minorEastAsia" w:hint="eastAsia"/>
+          <w:snapToGrid w:val="0"/>
+          <w:lang w:eastAsia="ko-KR"/>
+        </w:rPr>
+        <w:t>클릭을</w:t>
+      </w:r>
+      <w:r>
+        <w:rPr>
+          <w:rFonts w:eastAsiaTheme="minorEastAsia" w:hint="eastAsia"/>
+          <w:snapToGrid w:val="0"/>
+          <w:lang w:eastAsia="ko-KR"/>
+        </w:rPr>
+        <w:t xml:space="preserve"> </w:t>
+      </w:r>
+      <w:r>
+        <w:rPr>
+          <w:rFonts w:eastAsiaTheme="minorEastAsia" w:hint="eastAsia"/>
+          <w:snapToGrid w:val="0"/>
+          <w:lang w:eastAsia="ko-KR"/>
+        </w:rPr>
+        <w:t>하게</w:t>
+      </w:r>
+      <w:r>
+        <w:rPr>
+          <w:rFonts w:eastAsiaTheme="minorEastAsia" w:hint="eastAsia"/>
+          <w:snapToGrid w:val="0"/>
+          <w:lang w:eastAsia="ko-KR"/>
+        </w:rPr>
+        <w:t xml:space="preserve"> </w:t>
+      </w:r>
+      <w:r>
+        <w:rPr>
+          <w:rFonts w:eastAsiaTheme="minorEastAsia" w:hint="eastAsia"/>
+          <w:snapToGrid w:val="0"/>
+          <w:lang w:eastAsia="ko-KR"/>
+        </w:rPr>
+        <w:t>되면</w:t>
+      </w:r>
+      <w:r>
+        <w:rPr>
+          <w:rFonts w:eastAsiaTheme="minorEastAsia" w:hint="eastAsia"/>
+          <w:snapToGrid w:val="0"/>
+          <w:lang w:eastAsia="ko-KR"/>
+        </w:rPr>
+        <w:t xml:space="preserve"> </w:t>
+      </w:r>
+      <w:proofErr w:type="spellStart"/>
+      <w:r>
+        <w:rPr>
+          <w:rFonts w:eastAsiaTheme="minorEastAsia"/>
+          <w:snapToGrid w:val="0"/>
+          <w:lang w:eastAsia="ko-KR"/>
+        </w:rPr>
+        <w:t>WaitTargetData</w:t>
+      </w:r>
+      <w:proofErr w:type="spellEnd"/>
+      <w:r>
+        <w:rPr>
+          <w:rFonts w:eastAsiaTheme="minorEastAsia" w:hint="eastAsia"/>
+          <w:snapToGrid w:val="0"/>
+          <w:lang w:eastAsia="ko-KR"/>
+        </w:rPr>
+        <w:t>의</w:t>
+      </w:r>
+      <w:r>
+        <w:rPr>
+          <w:rFonts w:eastAsiaTheme="minorEastAsia" w:hint="eastAsia"/>
+          <w:snapToGrid w:val="0"/>
+          <w:lang w:eastAsia="ko-KR"/>
+        </w:rPr>
+        <w:t xml:space="preserve"> </w:t>
+      </w:r>
+      <w:proofErr w:type="spellStart"/>
+      <w:r>
+        <w:rPr>
+          <w:rFonts w:eastAsiaTheme="minorEastAsia"/>
+          <w:snapToGrid w:val="0"/>
+          <w:lang w:eastAsia="ko-KR"/>
+        </w:rPr>
+        <w:t>ValidData</w:t>
+      </w:r>
+      <w:proofErr w:type="spellEnd"/>
+      <w:r>
+        <w:rPr>
+          <w:rFonts w:eastAsiaTheme="minorEastAsia" w:hint="eastAsia"/>
+          <w:snapToGrid w:val="0"/>
+          <w:lang w:eastAsia="ko-KR"/>
+        </w:rPr>
+        <w:t>가</w:t>
+      </w:r>
+      <w:r>
+        <w:rPr>
+          <w:rFonts w:eastAsiaTheme="minorEastAsia" w:hint="eastAsia"/>
+          <w:snapToGrid w:val="0"/>
+          <w:lang w:eastAsia="ko-KR"/>
+        </w:rPr>
+        <w:t xml:space="preserve"> </w:t>
+      </w:r>
+      <w:r>
+        <w:rPr>
+          <w:rFonts w:eastAsiaTheme="minorEastAsia" w:hint="eastAsia"/>
+          <w:snapToGrid w:val="0"/>
+          <w:lang w:eastAsia="ko-KR"/>
+        </w:rPr>
+        <w:t>실행되고</w:t>
+      </w:r>
+      <w:r>
+        <w:rPr>
+          <w:rFonts w:eastAsiaTheme="minorEastAsia" w:hint="eastAsia"/>
+          <w:snapToGrid w:val="0"/>
+          <w:lang w:eastAsia="ko-KR"/>
+        </w:rPr>
+        <w:t xml:space="preserve"> </w:t>
+      </w:r>
+      <w:proofErr w:type="spellStart"/>
+      <w:r>
+        <w:rPr>
+          <w:rFonts w:eastAsiaTheme="minorEastAsia" w:hint="eastAsia"/>
+          <w:snapToGrid w:val="0"/>
+          <w:lang w:eastAsia="ko-KR"/>
+        </w:rPr>
+        <w:t>스폰된</w:t>
+      </w:r>
+      <w:proofErr w:type="spellEnd"/>
+      <w:r>
+        <w:rPr>
+          <w:rFonts w:eastAsiaTheme="minorEastAsia" w:hint="eastAsia"/>
+          <w:snapToGrid w:val="0"/>
+          <w:lang w:eastAsia="ko-KR"/>
+        </w:rPr>
+        <w:t xml:space="preserve"> </w:t>
+      </w:r>
+      <w:r>
+        <w:rPr>
+          <w:rFonts w:eastAsiaTheme="minorEastAsia" w:hint="eastAsia"/>
+          <w:snapToGrid w:val="0"/>
+          <w:lang w:eastAsia="ko-KR"/>
+        </w:rPr>
+        <w:t>액터에서</w:t>
+      </w:r>
+      <w:r>
+        <w:rPr>
+          <w:rFonts w:eastAsiaTheme="minorEastAsia" w:hint="eastAsia"/>
+          <w:snapToGrid w:val="0"/>
+          <w:lang w:eastAsia="ko-KR"/>
+        </w:rPr>
+        <w:t>의</w:t>
+      </w:r>
+      <w:r>
+        <w:rPr>
+          <w:rFonts w:eastAsiaTheme="minorEastAsia" w:hint="eastAsia"/>
+          <w:snapToGrid w:val="0"/>
+          <w:lang w:eastAsia="ko-KR"/>
+        </w:rPr>
+        <w:t xml:space="preserve"> </w:t>
+      </w:r>
+      <w:proofErr w:type="spellStart"/>
+      <w:r>
+        <w:rPr>
+          <w:rFonts w:eastAsiaTheme="minorEastAsia" w:hint="eastAsia"/>
+          <w:snapToGrid w:val="0"/>
+          <w:lang w:eastAsia="ko-KR"/>
+        </w:rPr>
+        <w:t>오버라이드한</w:t>
+      </w:r>
+      <w:proofErr w:type="spellEnd"/>
+      <w:r>
+        <w:rPr>
+          <w:rFonts w:eastAsiaTheme="minorEastAsia" w:hint="eastAsia"/>
+          <w:snapToGrid w:val="0"/>
+          <w:lang w:eastAsia="ko-KR"/>
+        </w:rPr>
+        <w:t xml:space="preserve"> </w:t>
+      </w:r>
+      <w:proofErr w:type="spellStart"/>
+      <w:r>
+        <w:rPr>
+          <w:rFonts w:eastAsiaTheme="minorEastAsia" w:hint="eastAsia"/>
+          <w:snapToGrid w:val="0"/>
+          <w:lang w:eastAsia="ko-KR"/>
+        </w:rPr>
+        <w:t>C</w:t>
+      </w:r>
+      <w:r>
+        <w:rPr>
+          <w:rFonts w:eastAsiaTheme="minorEastAsia"/>
+          <w:snapToGrid w:val="0"/>
+          <w:lang w:eastAsia="ko-KR"/>
+        </w:rPr>
+        <w:t>onfirmTargetingAndContinue</w:t>
+      </w:r>
+      <w:proofErr w:type="spellEnd"/>
+      <w:r>
+        <w:rPr>
+          <w:rFonts w:eastAsiaTheme="minorEastAsia"/>
+          <w:snapToGrid w:val="0"/>
+          <w:lang w:eastAsia="ko-KR"/>
+        </w:rPr>
+        <w:t xml:space="preserve">() </w:t>
+      </w:r>
+      <w:r>
+        <w:rPr>
+          <w:rFonts w:eastAsiaTheme="minorEastAsia" w:hint="eastAsia"/>
+          <w:snapToGrid w:val="0"/>
+          <w:lang w:eastAsia="ko-KR"/>
+        </w:rPr>
+        <w:t>함수</w:t>
+      </w:r>
+      <w:r>
+        <w:rPr>
+          <w:rFonts w:eastAsiaTheme="minorEastAsia" w:hint="eastAsia"/>
+          <w:snapToGrid w:val="0"/>
+          <w:lang w:eastAsia="ko-KR"/>
+        </w:rPr>
+        <w:t>가</w:t>
+      </w:r>
+      <w:r>
+        <w:rPr>
+          <w:rFonts w:eastAsiaTheme="minorEastAsia" w:hint="eastAsia"/>
+          <w:snapToGrid w:val="0"/>
+          <w:lang w:eastAsia="ko-KR"/>
+        </w:rPr>
+        <w:t xml:space="preserve"> </w:t>
+      </w:r>
+      <w:r>
+        <w:rPr>
+          <w:rFonts w:eastAsiaTheme="minorEastAsia" w:hint="eastAsia"/>
+          <w:snapToGrid w:val="0"/>
+          <w:lang w:eastAsia="ko-KR"/>
+        </w:rPr>
+        <w:t>자동</w:t>
+      </w:r>
+      <w:r>
+        <w:rPr>
+          <w:rFonts w:eastAsiaTheme="minorEastAsia" w:hint="eastAsia"/>
+          <w:snapToGrid w:val="0"/>
+          <w:lang w:eastAsia="ko-KR"/>
+        </w:rPr>
+        <w:t xml:space="preserve"> </w:t>
+      </w:r>
+      <w:r>
+        <w:rPr>
+          <w:rFonts w:eastAsiaTheme="minorEastAsia" w:hint="eastAsia"/>
+          <w:snapToGrid w:val="0"/>
+          <w:lang w:eastAsia="ko-KR"/>
+        </w:rPr>
+        <w:t>호출되어</w:t>
+      </w:r>
+      <w:r>
+        <w:rPr>
+          <w:rFonts w:eastAsiaTheme="minorEastAsia" w:hint="eastAsia"/>
+          <w:snapToGrid w:val="0"/>
+          <w:lang w:eastAsia="ko-KR"/>
+        </w:rPr>
+        <w:t xml:space="preserve"> </w:t>
+      </w:r>
+      <w:r>
+        <w:rPr>
+          <w:rFonts w:eastAsiaTheme="minorEastAsia" w:hint="eastAsia"/>
+          <w:snapToGrid w:val="0"/>
+          <w:lang w:eastAsia="ko-KR"/>
+        </w:rPr>
+        <w:t>데이터를</w:t>
+      </w:r>
+      <w:r>
+        <w:rPr>
+          <w:rFonts w:eastAsiaTheme="minorEastAsia" w:hint="eastAsia"/>
+          <w:snapToGrid w:val="0"/>
+          <w:lang w:eastAsia="ko-KR"/>
+        </w:rPr>
+        <w:t xml:space="preserve"> </w:t>
+      </w:r>
+      <w:r>
+        <w:rPr>
+          <w:rFonts w:eastAsiaTheme="minorEastAsia" w:hint="eastAsia"/>
+          <w:snapToGrid w:val="0"/>
+          <w:lang w:eastAsia="ko-KR"/>
+        </w:rPr>
+        <w:t>받게</w:t>
+      </w:r>
+      <w:r>
+        <w:rPr>
+          <w:rFonts w:eastAsiaTheme="minorEastAsia" w:hint="eastAsia"/>
+          <w:snapToGrid w:val="0"/>
+          <w:lang w:eastAsia="ko-KR"/>
+        </w:rPr>
+        <w:t xml:space="preserve"> </w:t>
+      </w:r>
+      <w:r>
+        <w:rPr>
+          <w:rFonts w:eastAsiaTheme="minorEastAsia" w:hint="eastAsia"/>
+          <w:snapToGrid w:val="0"/>
+          <w:lang w:eastAsia="ko-KR"/>
+        </w:rPr>
+        <w:t>됩니다</w:t>
+      </w:r>
+      <w:r>
+        <w:rPr>
+          <w:rFonts w:eastAsiaTheme="minorEastAsia" w:hint="eastAsia"/>
+          <w:snapToGrid w:val="0"/>
+          <w:lang w:eastAsia="ko-KR"/>
+        </w:rPr>
+        <w:t>.</w:t>
+      </w:r>
+      <w:r>
+        <w:rPr>
+          <w:rFonts w:eastAsiaTheme="minorEastAsia"/>
+          <w:snapToGrid w:val="0"/>
+          <w:lang w:eastAsia="ko-KR"/>
+        </w:rPr>
+        <w:t xml:space="preserve"> </w:t>
+      </w:r>
+      <w:r>
+        <w:rPr>
+          <w:rFonts w:eastAsiaTheme="minorEastAsia" w:hint="eastAsia"/>
+          <w:snapToGrid w:val="0"/>
+          <w:lang w:eastAsia="ko-KR"/>
+        </w:rPr>
+        <w:t>여기선</w:t>
+      </w:r>
+      <w:r>
+        <w:rPr>
+          <w:rFonts w:eastAsiaTheme="minorEastAsia" w:hint="eastAsia"/>
+          <w:snapToGrid w:val="0"/>
+          <w:lang w:eastAsia="ko-KR"/>
+        </w:rPr>
+        <w:t xml:space="preserve"> </w:t>
+      </w:r>
+      <w:r>
+        <w:rPr>
+          <w:rFonts w:eastAsiaTheme="minorEastAsia" w:hint="eastAsia"/>
+          <w:snapToGrid w:val="0"/>
+          <w:lang w:eastAsia="ko-KR"/>
+        </w:rPr>
+        <w:t>데미지를</w:t>
+      </w:r>
+      <w:r>
+        <w:rPr>
+          <w:rFonts w:eastAsiaTheme="minorEastAsia" w:hint="eastAsia"/>
+          <w:snapToGrid w:val="0"/>
+          <w:lang w:eastAsia="ko-KR"/>
+        </w:rPr>
+        <w:t xml:space="preserve"> </w:t>
+      </w:r>
+      <w:r>
+        <w:rPr>
+          <w:rFonts w:eastAsiaTheme="minorEastAsia" w:hint="eastAsia"/>
+          <w:snapToGrid w:val="0"/>
+          <w:lang w:eastAsia="ko-KR"/>
+        </w:rPr>
+        <w:t>입힐</w:t>
+      </w:r>
+      <w:r>
+        <w:rPr>
+          <w:rFonts w:eastAsiaTheme="minorEastAsia" w:hint="eastAsia"/>
+          <w:snapToGrid w:val="0"/>
+          <w:lang w:eastAsia="ko-KR"/>
+        </w:rPr>
+        <w:t xml:space="preserve"> </w:t>
+      </w:r>
+      <w:proofErr w:type="spellStart"/>
+      <w:r>
+        <w:rPr>
+          <w:rFonts w:eastAsiaTheme="minorEastAsia" w:hint="eastAsia"/>
+          <w:snapToGrid w:val="0"/>
+          <w:lang w:eastAsia="ko-KR"/>
+        </w:rPr>
+        <w:t>액터</w:t>
+      </w:r>
+      <w:proofErr w:type="spellEnd"/>
+      <w:r>
+        <w:rPr>
+          <w:rFonts w:eastAsiaTheme="minorEastAsia" w:hint="eastAsia"/>
+          <w:snapToGrid w:val="0"/>
+          <w:lang w:eastAsia="ko-KR"/>
+        </w:rPr>
+        <w:t xml:space="preserve"> </w:t>
+      </w:r>
+      <w:r>
+        <w:rPr>
+          <w:rFonts w:eastAsiaTheme="minorEastAsia" w:hint="eastAsia"/>
+          <w:snapToGrid w:val="0"/>
+          <w:lang w:eastAsia="ko-KR"/>
+        </w:rPr>
+        <w:t>데이터와</w:t>
+      </w:r>
+      <w:r>
+        <w:rPr>
+          <w:rFonts w:eastAsiaTheme="minorEastAsia" w:hint="eastAsia"/>
+          <w:snapToGrid w:val="0"/>
+          <w:lang w:eastAsia="ko-KR"/>
+        </w:rPr>
+        <w:t>,</w:t>
+      </w:r>
+      <w:r>
+        <w:rPr>
+          <w:rFonts w:eastAsiaTheme="minorEastAsia"/>
+          <w:snapToGrid w:val="0"/>
+          <w:lang w:eastAsia="ko-KR"/>
+        </w:rPr>
+        <w:t xml:space="preserve"> </w:t>
+      </w:r>
+      <w:r>
+        <w:rPr>
+          <w:rFonts w:eastAsiaTheme="minorEastAsia" w:hint="eastAsia"/>
+          <w:snapToGrid w:val="0"/>
+          <w:lang w:eastAsia="ko-KR"/>
+        </w:rPr>
+        <w:t>클릭한</w:t>
+      </w:r>
+      <w:r>
+        <w:rPr>
+          <w:rFonts w:eastAsiaTheme="minorEastAsia" w:hint="eastAsia"/>
+          <w:snapToGrid w:val="0"/>
+          <w:lang w:eastAsia="ko-KR"/>
+        </w:rPr>
+        <w:t xml:space="preserve"> </w:t>
+      </w:r>
+      <w:r>
+        <w:rPr>
+          <w:rFonts w:eastAsiaTheme="minorEastAsia" w:hint="eastAsia"/>
+          <w:snapToGrid w:val="0"/>
+          <w:lang w:eastAsia="ko-KR"/>
+        </w:rPr>
+        <w:t>위치</w:t>
+      </w:r>
+      <w:r>
+        <w:rPr>
+          <w:rFonts w:eastAsiaTheme="minorEastAsia" w:hint="eastAsia"/>
+          <w:snapToGrid w:val="0"/>
+          <w:lang w:eastAsia="ko-KR"/>
+        </w:rPr>
+        <w:t>(</w:t>
+      </w:r>
+      <w:r>
+        <w:rPr>
+          <w:rFonts w:eastAsiaTheme="minorEastAsia" w:hint="eastAsia"/>
+          <w:snapToGrid w:val="0"/>
+          <w:lang w:eastAsia="ko-KR"/>
+        </w:rPr>
+        <w:t>스킬이</w:t>
+      </w:r>
+      <w:r>
+        <w:rPr>
+          <w:rFonts w:eastAsiaTheme="minorEastAsia" w:hint="eastAsia"/>
+          <w:snapToGrid w:val="0"/>
+          <w:lang w:eastAsia="ko-KR"/>
+        </w:rPr>
+        <w:t xml:space="preserve"> </w:t>
+      </w:r>
+      <w:proofErr w:type="spellStart"/>
+      <w:r>
+        <w:rPr>
+          <w:rFonts w:eastAsiaTheme="minorEastAsia" w:hint="eastAsia"/>
+          <w:snapToGrid w:val="0"/>
+          <w:lang w:eastAsia="ko-KR"/>
+        </w:rPr>
+        <w:t>시전될</w:t>
+      </w:r>
+      <w:proofErr w:type="spellEnd"/>
+      <w:r>
+        <w:rPr>
+          <w:rFonts w:eastAsiaTheme="minorEastAsia" w:hint="eastAsia"/>
+          <w:snapToGrid w:val="0"/>
+          <w:lang w:eastAsia="ko-KR"/>
+        </w:rPr>
+        <w:t xml:space="preserve"> </w:t>
+      </w:r>
+      <w:r>
+        <w:rPr>
+          <w:rFonts w:eastAsiaTheme="minorEastAsia" w:hint="eastAsia"/>
+          <w:snapToGrid w:val="0"/>
+          <w:lang w:eastAsia="ko-KR"/>
+        </w:rPr>
+        <w:t>위치</w:t>
+      </w:r>
+      <w:r>
+        <w:rPr>
+          <w:rFonts w:eastAsiaTheme="minorEastAsia" w:hint="eastAsia"/>
+          <w:snapToGrid w:val="0"/>
+          <w:lang w:eastAsia="ko-KR"/>
+        </w:rPr>
+        <w:t>)</w:t>
+      </w:r>
+      <w:r>
+        <w:rPr>
+          <w:rFonts w:eastAsiaTheme="minorEastAsia" w:hint="eastAsia"/>
+          <w:snapToGrid w:val="0"/>
+          <w:lang w:eastAsia="ko-KR"/>
+        </w:rPr>
+        <w:t>를</w:t>
+      </w:r>
+      <w:r>
+        <w:rPr>
+          <w:rFonts w:eastAsiaTheme="minorEastAsia" w:hint="eastAsia"/>
+          <w:snapToGrid w:val="0"/>
+          <w:lang w:eastAsia="ko-KR"/>
+        </w:rPr>
+        <w:t xml:space="preserve"> </w:t>
+      </w:r>
+      <w:r>
+        <w:rPr>
+          <w:rFonts w:eastAsiaTheme="minorEastAsia" w:hint="eastAsia"/>
+          <w:snapToGrid w:val="0"/>
+          <w:lang w:eastAsia="ko-KR"/>
+        </w:rPr>
+        <w:t>포함하여</w:t>
+      </w:r>
+      <w:r>
+        <w:rPr>
+          <w:rFonts w:eastAsiaTheme="minorEastAsia" w:hint="eastAsia"/>
+          <w:snapToGrid w:val="0"/>
+          <w:lang w:eastAsia="ko-KR"/>
+        </w:rPr>
+        <w:t xml:space="preserve"> </w:t>
+      </w:r>
+      <w:r>
+        <w:rPr>
+          <w:rFonts w:eastAsiaTheme="minorEastAsia" w:hint="eastAsia"/>
+          <w:snapToGrid w:val="0"/>
+          <w:lang w:eastAsia="ko-KR"/>
+        </w:rPr>
+        <w:t>전달하도록</w:t>
+      </w:r>
+      <w:r>
+        <w:rPr>
+          <w:rFonts w:eastAsiaTheme="minorEastAsia" w:hint="eastAsia"/>
+          <w:snapToGrid w:val="0"/>
+          <w:lang w:eastAsia="ko-KR"/>
+        </w:rPr>
+        <w:t xml:space="preserve"> </w:t>
+      </w:r>
+      <w:r>
+        <w:rPr>
+          <w:rFonts w:eastAsiaTheme="minorEastAsia" w:hint="eastAsia"/>
+          <w:snapToGrid w:val="0"/>
+          <w:lang w:eastAsia="ko-KR"/>
+        </w:rPr>
+        <w:t>만들었습니다</w:t>
+      </w:r>
+      <w:r>
+        <w:rPr>
+          <w:rFonts w:eastAsiaTheme="minorEastAsia" w:hint="eastAsia"/>
+          <w:snapToGrid w:val="0"/>
+          <w:lang w:eastAsia="ko-KR"/>
+        </w:rPr>
+        <w:t>.</w:t>
+      </w:r>
+      <w:r>
+        <w:rPr>
+          <w:rFonts w:eastAsiaTheme="minorEastAsia"/>
+          <w:snapToGrid w:val="0"/>
+          <w:lang w:eastAsia="ko-KR"/>
+        </w:rPr>
+        <w:t xml:space="preserve"> </w:t>
+      </w:r>
+      <w:r>
+        <w:rPr>
+          <w:rFonts w:eastAsiaTheme="minorEastAsia" w:hint="eastAsia"/>
+          <w:snapToGrid w:val="0"/>
+          <w:lang w:eastAsia="ko-KR"/>
+        </w:rPr>
+        <w:t>해당</w:t>
+      </w:r>
+      <w:r>
+        <w:rPr>
+          <w:rFonts w:eastAsiaTheme="minorEastAsia" w:hint="eastAsia"/>
+          <w:snapToGrid w:val="0"/>
+          <w:lang w:eastAsia="ko-KR"/>
+        </w:rPr>
+        <w:t xml:space="preserve"> </w:t>
+      </w:r>
+      <w:r>
+        <w:rPr>
+          <w:rFonts w:eastAsiaTheme="minorEastAsia" w:hint="eastAsia"/>
+          <w:snapToGrid w:val="0"/>
+          <w:lang w:eastAsia="ko-KR"/>
+        </w:rPr>
+        <w:t>데이터를</w:t>
+      </w:r>
+      <w:r>
+        <w:rPr>
+          <w:rFonts w:eastAsiaTheme="minorEastAsia" w:hint="eastAsia"/>
+          <w:snapToGrid w:val="0"/>
+          <w:lang w:eastAsia="ko-KR"/>
+        </w:rPr>
+        <w:t xml:space="preserve"> </w:t>
+      </w:r>
+      <w:r>
+        <w:rPr>
+          <w:rFonts w:eastAsiaTheme="minorEastAsia" w:hint="eastAsia"/>
+          <w:snapToGrid w:val="0"/>
+          <w:lang w:eastAsia="ko-KR"/>
+        </w:rPr>
+        <w:t>받아온</w:t>
+      </w:r>
+      <w:r>
+        <w:rPr>
+          <w:rFonts w:eastAsiaTheme="minorEastAsia" w:hint="eastAsia"/>
+          <w:snapToGrid w:val="0"/>
+          <w:lang w:eastAsia="ko-KR"/>
+        </w:rPr>
+        <w:t xml:space="preserve"> </w:t>
+      </w:r>
+      <w:r>
+        <w:rPr>
+          <w:rFonts w:eastAsiaTheme="minorEastAsia" w:hint="eastAsia"/>
+          <w:snapToGrid w:val="0"/>
+          <w:lang w:eastAsia="ko-KR"/>
+        </w:rPr>
+        <w:t>스킬</w:t>
+      </w:r>
+      <w:r>
+        <w:rPr>
+          <w:rFonts w:eastAsiaTheme="minorEastAsia" w:hint="eastAsia"/>
+          <w:snapToGrid w:val="0"/>
+          <w:lang w:eastAsia="ko-KR"/>
+        </w:rPr>
+        <w:t xml:space="preserve"> </w:t>
+      </w:r>
+      <w:r>
+        <w:rPr>
+          <w:rFonts w:eastAsiaTheme="minorEastAsia" w:hint="eastAsia"/>
+          <w:snapToGrid w:val="0"/>
+          <w:lang w:eastAsia="ko-KR"/>
+        </w:rPr>
+        <w:t>클래스에서</w:t>
+      </w:r>
+      <w:r>
+        <w:rPr>
+          <w:rFonts w:eastAsiaTheme="minorEastAsia" w:hint="eastAsia"/>
+          <w:snapToGrid w:val="0"/>
+          <w:lang w:eastAsia="ko-KR"/>
+        </w:rPr>
+        <w:t xml:space="preserve"> </w:t>
+      </w:r>
+      <w:r>
+        <w:rPr>
+          <w:rFonts w:eastAsiaTheme="minorEastAsia" w:hint="eastAsia"/>
+          <w:snapToGrid w:val="0"/>
+          <w:lang w:eastAsia="ko-KR"/>
+        </w:rPr>
+        <w:t>데미지를</w:t>
+      </w:r>
+      <w:r>
+        <w:rPr>
+          <w:rFonts w:eastAsiaTheme="minorEastAsia" w:hint="eastAsia"/>
+          <w:snapToGrid w:val="0"/>
+          <w:lang w:eastAsia="ko-KR"/>
+        </w:rPr>
+        <w:t xml:space="preserve"> </w:t>
+      </w:r>
+      <w:r>
+        <w:rPr>
+          <w:rFonts w:eastAsiaTheme="minorEastAsia" w:hint="eastAsia"/>
+          <w:snapToGrid w:val="0"/>
+          <w:lang w:eastAsia="ko-KR"/>
+        </w:rPr>
+        <w:t>입히며</w:t>
+      </w:r>
+      <w:r>
+        <w:rPr>
+          <w:rFonts w:eastAsiaTheme="minorEastAsia" w:hint="eastAsia"/>
+          <w:snapToGrid w:val="0"/>
+          <w:lang w:eastAsia="ko-KR"/>
+        </w:rPr>
+        <w:t>,</w:t>
+      </w:r>
+      <w:r>
+        <w:rPr>
+          <w:rFonts w:eastAsiaTheme="minorEastAsia"/>
+          <w:snapToGrid w:val="0"/>
+          <w:lang w:eastAsia="ko-KR"/>
+        </w:rPr>
+        <w:t xml:space="preserve"> </w:t>
+      </w:r>
+      <w:r>
+        <w:rPr>
+          <w:rFonts w:eastAsiaTheme="minorEastAsia" w:hint="eastAsia"/>
+          <w:snapToGrid w:val="0"/>
+          <w:lang w:eastAsia="ko-KR"/>
+        </w:rPr>
+        <w:t>시전</w:t>
+      </w:r>
+      <w:r>
+        <w:rPr>
+          <w:rFonts w:eastAsiaTheme="minorEastAsia" w:hint="eastAsia"/>
+          <w:snapToGrid w:val="0"/>
+          <w:lang w:eastAsia="ko-KR"/>
+        </w:rPr>
+        <w:t xml:space="preserve"> </w:t>
+      </w:r>
+      <w:r>
+        <w:rPr>
+          <w:rFonts w:eastAsiaTheme="minorEastAsia" w:hint="eastAsia"/>
+          <w:snapToGrid w:val="0"/>
+          <w:lang w:eastAsia="ko-KR"/>
+        </w:rPr>
+        <w:t>위치에</w:t>
+      </w:r>
+      <w:r>
+        <w:rPr>
+          <w:rFonts w:eastAsiaTheme="minorEastAsia" w:hint="eastAsia"/>
+          <w:snapToGrid w:val="0"/>
+          <w:lang w:eastAsia="ko-KR"/>
+        </w:rPr>
+        <w:t xml:space="preserve"> </w:t>
+      </w:r>
+      <w:r>
+        <w:rPr>
+          <w:rFonts w:eastAsiaTheme="minorEastAsia" w:hint="eastAsia"/>
+          <w:snapToGrid w:val="0"/>
+          <w:lang w:eastAsia="ko-KR"/>
+        </w:rPr>
+        <w:t>이펙트도</w:t>
+      </w:r>
+      <w:r>
+        <w:rPr>
+          <w:rFonts w:eastAsiaTheme="minorEastAsia" w:hint="eastAsia"/>
+          <w:snapToGrid w:val="0"/>
+          <w:lang w:eastAsia="ko-KR"/>
+        </w:rPr>
+        <w:t xml:space="preserve"> </w:t>
+      </w:r>
+      <w:r>
+        <w:rPr>
+          <w:rFonts w:eastAsiaTheme="minorEastAsia" w:hint="eastAsia"/>
+          <w:snapToGrid w:val="0"/>
+          <w:lang w:eastAsia="ko-KR"/>
+        </w:rPr>
+        <w:t>적용시킵니다</w:t>
+      </w:r>
+      <w:r>
+        <w:rPr>
+          <w:rFonts w:eastAsiaTheme="minorEastAsia" w:hint="eastAsia"/>
+          <w:snapToGrid w:val="0"/>
+          <w:lang w:eastAsia="ko-KR"/>
+        </w:rPr>
+        <w:t>.</w:t>
+      </w:r>
+    </w:p>
+    <w:p>
+      <w:pPr>
+        <w:pStyle w:val="10"/>
+        <w:adjustRightInd w:val="0"/>
+        <w:snapToGrid w:val="0"/>
+        <w:spacing w:line="250" w:lineRule="auto"/>
+        <w:ind w:left="0"/>
+        <w:rPr>
+          <w:rFonts w:eastAsiaTheme="minorEastAsia"/>
+          <w:snapToGrid w:val="0"/>
+          <w:lang w:eastAsia="ko-KR"/>
+        </w:rPr>
+      </w:pPr>
+      <w:r>
+        <w:rPr>
+          <w:rFonts w:eastAsiaTheme="minorEastAsia"/>
+          <w:noProof/>
+          <w:snapToGrid w:val="0"/>
+          <w:lang w:eastAsia="ko-KR"/>
+        </w:rPr>
+        <w:lastRenderedPageBreak/>
         <w:drawing>
-          <wp:inline distT="0" distB="0" distL="0" distR="0" wp14:anchorId="21DF73BD" wp14:editId="3C155972">
-            <wp:extent cx="5190392" cy="3021496"/>
-            <wp:effectExtent l="0" t="0" r="0" b="7620"/>
-            <wp:docPr id="15" name="그림 15"/>
+          <wp:inline distT="0" distB="0" distL="0" distR="0" wp14:anchorId="1751CEB1" wp14:editId="498ECBE5">
+            <wp:extent cx="5223531" cy="3988435"/>
+            <wp:effectExtent l="0" t="0" r="0" b="0"/>
+            <wp:docPr id="13" name="그림 13"/>
             <wp:cNvGraphicFramePr>
               <a:graphicFrameLocks xmlns:a="http://schemas.openxmlformats.org/drawingml/2006/main" noChangeAspect="1"/>
             </wp:cNvGraphicFramePr>
@@ -5261,6 +5098,135 @@
                   <pic:spPr>
                     <a:xfrm>
                       <a:off x="0" y="0"/>
+                      <a:ext cx="5282887" cy="4033757"/>
+                    </a:xfrm>
+                    <a:prstGeom prst="rect">
+                      <a:avLst/>
+                    </a:prstGeom>
+                  </pic:spPr>
+                </pic:pic>
+              </a:graphicData>
+            </a:graphic>
+          </wp:inline>
+        </w:drawing>
+      </w:r>
+      <w:r>
+        <w:rPr>
+          <w:rFonts w:eastAsiaTheme="minorEastAsia" w:hint="eastAsia"/>
+          <w:snapToGrid w:val="0"/>
+          <w:lang w:eastAsia="ko-KR"/>
+        </w:rPr>
+        <w:t>클릭</w:t>
+      </w:r>
+      <w:r>
+        <w:rPr>
+          <w:rFonts w:eastAsiaTheme="minorEastAsia" w:hint="eastAsia"/>
+          <w:snapToGrid w:val="0"/>
+          <w:lang w:eastAsia="ko-KR"/>
+        </w:rPr>
+        <w:t xml:space="preserve"> </w:t>
+      </w:r>
+      <w:r>
+        <w:rPr>
+          <w:rFonts w:eastAsiaTheme="minorEastAsia" w:hint="eastAsia"/>
+          <w:snapToGrid w:val="0"/>
+          <w:lang w:eastAsia="ko-KR"/>
+        </w:rPr>
+        <w:t>시</w:t>
+      </w:r>
+      <w:r>
+        <w:rPr>
+          <w:rFonts w:eastAsiaTheme="minorEastAsia" w:hint="eastAsia"/>
+          <w:snapToGrid w:val="0"/>
+          <w:lang w:eastAsia="ko-KR"/>
+        </w:rPr>
+        <w:t xml:space="preserve"> </w:t>
+      </w:r>
+      <w:r>
+        <w:rPr>
+          <w:rFonts w:eastAsiaTheme="minorEastAsia" w:hint="eastAsia"/>
+          <w:snapToGrid w:val="0"/>
+          <w:lang w:eastAsia="ko-KR"/>
+        </w:rPr>
+        <w:t>데이터</w:t>
+      </w:r>
+      <w:r>
+        <w:rPr>
+          <w:rFonts w:eastAsiaTheme="minorEastAsia" w:hint="eastAsia"/>
+          <w:snapToGrid w:val="0"/>
+          <w:lang w:eastAsia="ko-KR"/>
+        </w:rPr>
+        <w:t xml:space="preserve"> </w:t>
+      </w:r>
+      <w:r>
+        <w:rPr>
+          <w:rFonts w:eastAsiaTheme="minorEastAsia" w:hint="eastAsia"/>
+          <w:snapToGrid w:val="0"/>
+          <w:lang w:eastAsia="ko-KR"/>
+        </w:rPr>
+        <w:t>전달</w:t>
+      </w:r>
+      <w:r>
+        <w:rPr>
+          <w:rFonts w:eastAsiaTheme="minorEastAsia" w:hint="eastAsia"/>
+          <w:snapToGrid w:val="0"/>
+          <w:lang w:eastAsia="ko-KR"/>
+        </w:rPr>
+        <w:t xml:space="preserve"> </w:t>
+      </w:r>
+      <w:r>
+        <w:rPr>
+          <w:rFonts w:eastAsiaTheme="minorEastAsia" w:hint="eastAsia"/>
+          <w:snapToGrid w:val="0"/>
+          <w:lang w:eastAsia="ko-KR"/>
+        </w:rPr>
+        <w:t>함수</w:t>
+      </w:r>
+    </w:p>
+    <w:p>
+      <w:pPr>
+        <w:pStyle w:val="10"/>
+        <w:adjustRightInd w:val="0"/>
+        <w:snapToGrid w:val="0"/>
+        <w:spacing w:line="250" w:lineRule="auto"/>
+        <w:ind w:left="0"/>
+        <w:rPr>
+          <w:rFonts w:eastAsiaTheme="minorEastAsia"/>
+          <w:snapToGrid w:val="0"/>
+          <w:lang w:eastAsia="ko-KR"/>
+        </w:rPr>
+      </w:pPr>
+      <w:r>
+        <w:rPr>
+          <w:rFonts w:eastAsiaTheme="minorEastAsia"/>
+          <w:noProof/>
+          <w:snapToGrid w:val="0"/>
+          <w:lang w:eastAsia="ko-KR"/>
+        </w:rPr>
+        <w:drawing>
+          <wp:inline distT="0" distB="0" distL="0" distR="0" wp14:anchorId="21DF73BD" wp14:editId="3C155972">
+            <wp:extent cx="5190392" cy="3021496"/>
+            <wp:effectExtent l="0" t="0" r="0" b="7620"/>
+            <wp:docPr id="15" name="그림 15"/>
+            <wp:cNvGraphicFramePr>
+              <a:graphicFrameLocks xmlns:a="http://schemas.openxmlformats.org/drawingml/2006/main" noChangeAspect="1"/>
+            </wp:cNvGraphicFramePr>
+            <a:graphic xmlns:a="http://schemas.openxmlformats.org/drawingml/2006/main">
+              <a:graphicData uri="http://schemas.openxmlformats.org/drawingml/2006/picture">
+                <pic:pic xmlns:pic="http://schemas.openxmlformats.org/drawingml/2006/picture">
+                  <pic:nvPicPr>
+                    <pic:cNvPr id="1" name=""/>
+                    <pic:cNvPicPr/>
+                  </pic:nvPicPr>
+                  <pic:blipFill>
+                    <a:blip r:embed="rId16"/>
+                    <a:stretch>
+                      <a:fillRect/>
+                    </a:stretch>
+                  </pic:blipFill>
+                  <pic:spPr>
+                    <a:xfrm>
+                      <a:off x="0" y="0"/>
                       <a:ext cx="5215709" cy="3036234"/>
                     </a:xfrm>
                     <a:prstGeom prst="rect">
@@ -5364,7 +5330,7 @@
         <w:spacing w:line="250" w:lineRule="auto"/>
         <w:ind w:left="0"/>
         <w:rPr>
-          <w:rFonts w:eastAsiaTheme="minorEastAsia" w:hint="eastAsia"/>
+          <w:rFonts w:eastAsiaTheme="minorEastAsia"/>
           <w:snapToGrid w:val="0"/>
           <w:lang w:eastAsia="ko-KR"/>
         </w:rPr>
@@ -5372,6 +5338,7 @@
       <w:r>
         <w:rPr>
           <w:rFonts w:eastAsiaTheme="minorEastAsia"/>
+          <w:noProof/>
           <w:snapToGrid w:val="0"/>
           <w:lang w:eastAsia="ko-KR"/>
         </w:rPr>
@@ -5400,7 +5367,7 @@
                     <pic:cNvPicPr/>
                   </pic:nvPicPr>
                   <pic:blipFill>
-                    <a:blip r:embed="rId16">
+                    <a:blip r:embed="rId17">
                       <a:extLst>
                         <a:ext uri="{28A0092B-C50C-407E-A947-70E740481C1C}">
                           <a14:useLocalDpi xmlns:a14="http://schemas.microsoft.com/office/drawing/2010/main" val="0"/>
@@ -5443,6 +5410,7 @@
       <w:r>
         <w:rPr>
           <w:rFonts w:eastAsiaTheme="minorEastAsia"/>
+          <w:noProof/>
           <w:snapToGrid w:val="0"/>
           <w:lang w:eastAsia="ko-KR"/>
         </w:rPr>
@@ -5470,7 +5438,7 @@
                     <pic:cNvPicPr/>
                   </pic:nvPicPr>
                   <pic:blipFill rotWithShape="1">
-                    <a:blip r:embed="rId17">
+                    <a:blip r:embed="rId18">
                       <a:extLst>
                         <a:ext uri="{28A0092B-C50C-407E-A947-70E740481C1C}">
                           <a14:useLocalDpi xmlns:a14="http://schemas.microsoft.com/office/drawing/2010/main" val="0"/>
@@ -5717,7 +5685,6 @@
         </w:rPr>
         <w:t xml:space="preserve"> </w:t>
       </w:r>
-      <w:proofErr w:type="spellStart"/>
       <w:r>
         <w:rPr>
           <w:rFonts w:eastAsiaTheme="minorEastAsia" w:hint="eastAsia"/>
@@ -5726,7 +5693,6 @@
         </w:rPr>
         <w:t>데미지를</w:t>
       </w:r>
-      <w:proofErr w:type="spellEnd"/>
       <w:r>
         <w:rPr>
           <w:rFonts w:eastAsiaTheme="minorEastAsia" w:hint="eastAsia"/>
@@ -5814,7 +5780,7 @@
         <w:spacing w:line="250" w:lineRule="auto"/>
         <w:ind w:left="0"/>
         <w:rPr>
-          <w:rFonts w:eastAsiaTheme="minorEastAsia" w:hint="eastAsia"/>
+          <w:rFonts w:eastAsiaTheme="minorEastAsia"/>
           <w:snapToGrid w:val="0"/>
           <w:lang w:eastAsia="ko-KR"/>
         </w:rPr>
@@ -6083,6 +6049,286 @@
         </w:rPr>
         <w:t xml:space="preserve"> </w:t>
       </w:r>
+      <w:r>
+        <w:rPr>
+          <w:rFonts w:eastAsiaTheme="minorEastAsia" w:hint="eastAsia"/>
+          <w:snapToGrid w:val="0"/>
+          <w:lang w:eastAsia="ko-KR"/>
+        </w:rPr>
+        <w:t>데미지를</w:t>
+      </w:r>
+      <w:r>
+        <w:rPr>
+          <w:rFonts w:eastAsiaTheme="minorEastAsia" w:hint="eastAsia"/>
+          <w:snapToGrid w:val="0"/>
+          <w:lang w:eastAsia="ko-KR"/>
+        </w:rPr>
+        <w:t xml:space="preserve"> </w:t>
+      </w:r>
+      <w:r>
+        <w:rPr>
+          <w:rFonts w:eastAsiaTheme="minorEastAsia" w:hint="eastAsia"/>
+          <w:snapToGrid w:val="0"/>
+          <w:lang w:eastAsia="ko-KR"/>
+        </w:rPr>
+        <w:t>입</w:t>
+      </w:r>
+      <w:r>
+        <w:rPr>
+          <w:rFonts w:eastAsiaTheme="minorEastAsia" w:hint="eastAsia"/>
+          <w:snapToGrid w:val="0"/>
+          <w:lang w:eastAsia="ko-KR"/>
+        </w:rPr>
+        <w:t>힐</w:t>
+      </w:r>
+      <w:r>
+        <w:rPr>
+          <w:rFonts w:eastAsiaTheme="minorEastAsia" w:hint="eastAsia"/>
+          <w:snapToGrid w:val="0"/>
+          <w:lang w:eastAsia="ko-KR"/>
+        </w:rPr>
+        <w:t xml:space="preserve"> </w:t>
+      </w:r>
+      <w:r>
+        <w:rPr>
+          <w:rFonts w:eastAsiaTheme="minorEastAsia" w:hint="eastAsia"/>
+          <w:snapToGrid w:val="0"/>
+          <w:lang w:eastAsia="ko-KR"/>
+        </w:rPr>
+        <w:t>수</w:t>
+      </w:r>
+      <w:r>
+        <w:rPr>
+          <w:rFonts w:eastAsiaTheme="minorEastAsia" w:hint="eastAsia"/>
+          <w:snapToGrid w:val="0"/>
+          <w:lang w:eastAsia="ko-KR"/>
+        </w:rPr>
+        <w:t xml:space="preserve"> </w:t>
+      </w:r>
+      <w:r>
+        <w:rPr>
+          <w:rFonts w:eastAsiaTheme="minorEastAsia" w:hint="eastAsia"/>
+          <w:snapToGrid w:val="0"/>
+          <w:lang w:eastAsia="ko-KR"/>
+        </w:rPr>
+        <w:t>있도록</w:t>
+      </w:r>
+      <w:r>
+        <w:rPr>
+          <w:rFonts w:eastAsiaTheme="minorEastAsia" w:hint="eastAsia"/>
+          <w:snapToGrid w:val="0"/>
+          <w:lang w:eastAsia="ko-KR"/>
+        </w:rPr>
+        <w:t xml:space="preserve"> </w:t>
+      </w:r>
+      <w:r>
+        <w:rPr>
+          <w:rFonts w:eastAsiaTheme="minorEastAsia" w:hint="eastAsia"/>
+          <w:snapToGrid w:val="0"/>
+          <w:lang w:eastAsia="ko-KR"/>
+        </w:rPr>
+        <w:t>만들어야겠다는</w:t>
+      </w:r>
+      <w:r>
+        <w:rPr>
+          <w:rFonts w:eastAsiaTheme="minorEastAsia" w:hint="eastAsia"/>
+          <w:snapToGrid w:val="0"/>
+          <w:lang w:eastAsia="ko-KR"/>
+        </w:rPr>
+        <w:t xml:space="preserve"> </w:t>
+      </w:r>
+      <w:r>
+        <w:rPr>
+          <w:rFonts w:eastAsiaTheme="minorEastAsia" w:hint="eastAsia"/>
+          <w:snapToGrid w:val="0"/>
+          <w:lang w:eastAsia="ko-KR"/>
+        </w:rPr>
+        <w:t>생각이었습니다</w:t>
+      </w:r>
+      <w:r>
+        <w:rPr>
+          <w:rFonts w:eastAsiaTheme="minorEastAsia" w:hint="eastAsia"/>
+          <w:snapToGrid w:val="0"/>
+          <w:lang w:eastAsia="ko-KR"/>
+        </w:rPr>
+        <w:t>.</w:t>
+      </w:r>
+      <w:r>
+        <w:rPr>
+          <w:rFonts w:eastAsiaTheme="minorEastAsia"/>
+          <w:snapToGrid w:val="0"/>
+          <w:lang w:eastAsia="ko-KR"/>
+        </w:rPr>
+        <w:t xml:space="preserve"> </w:t>
+      </w:r>
+      <w:r>
+        <w:rPr>
+          <w:rFonts w:eastAsiaTheme="minorEastAsia" w:hint="eastAsia"/>
+          <w:snapToGrid w:val="0"/>
+          <w:lang w:eastAsia="ko-KR"/>
+        </w:rPr>
+        <w:t>하지만</w:t>
+      </w:r>
+      <w:r>
+        <w:rPr>
+          <w:rFonts w:eastAsiaTheme="minorEastAsia" w:hint="eastAsia"/>
+          <w:snapToGrid w:val="0"/>
+          <w:lang w:eastAsia="ko-KR"/>
+        </w:rPr>
+        <w:t xml:space="preserve"> </w:t>
+      </w:r>
+      <w:r>
+        <w:rPr>
+          <w:rFonts w:eastAsiaTheme="minorEastAsia" w:hint="eastAsia"/>
+          <w:snapToGrid w:val="0"/>
+          <w:lang w:eastAsia="ko-KR"/>
+        </w:rPr>
+        <w:t>아직</w:t>
+      </w:r>
+      <w:r>
+        <w:rPr>
+          <w:rFonts w:eastAsiaTheme="minorEastAsia" w:hint="eastAsia"/>
+          <w:snapToGrid w:val="0"/>
+          <w:lang w:eastAsia="ko-KR"/>
+        </w:rPr>
+        <w:t xml:space="preserve"> </w:t>
+      </w:r>
+      <w:r>
+        <w:rPr>
+          <w:rFonts w:eastAsiaTheme="minorEastAsia" w:hint="eastAsia"/>
+          <w:snapToGrid w:val="0"/>
+          <w:lang w:eastAsia="ko-KR"/>
+        </w:rPr>
+        <w:t>부족한</w:t>
+      </w:r>
+      <w:r>
+        <w:rPr>
+          <w:rFonts w:eastAsiaTheme="minorEastAsia" w:hint="eastAsia"/>
+          <w:snapToGrid w:val="0"/>
+          <w:lang w:eastAsia="ko-KR"/>
+        </w:rPr>
+        <w:t xml:space="preserve"> </w:t>
+      </w:r>
+      <w:r>
+        <w:rPr>
+          <w:rFonts w:eastAsiaTheme="minorEastAsia" w:hint="eastAsia"/>
+          <w:snapToGrid w:val="0"/>
+          <w:lang w:eastAsia="ko-KR"/>
+        </w:rPr>
+        <w:t>능력으로</w:t>
+      </w:r>
+      <w:r>
+        <w:rPr>
+          <w:rFonts w:eastAsiaTheme="minorEastAsia" w:hint="eastAsia"/>
+          <w:snapToGrid w:val="0"/>
+          <w:lang w:eastAsia="ko-KR"/>
+        </w:rPr>
+        <w:t xml:space="preserve"> </w:t>
+      </w:r>
+      <w:r>
+        <w:rPr>
+          <w:rFonts w:eastAsiaTheme="minorEastAsia"/>
+          <w:snapToGrid w:val="0"/>
+          <w:lang w:eastAsia="ko-KR"/>
+        </w:rPr>
+        <w:t>1</w:t>
+      </w:r>
+      <w:r>
+        <w:rPr>
+          <w:rFonts w:eastAsiaTheme="minorEastAsia" w:hint="eastAsia"/>
+          <w:snapToGrid w:val="0"/>
+          <w:lang w:eastAsia="ko-KR"/>
+        </w:rPr>
+        <w:t>번스킬에서는</w:t>
+      </w:r>
+      <w:r>
+        <w:rPr>
+          <w:rFonts w:eastAsiaTheme="minorEastAsia" w:hint="eastAsia"/>
+          <w:snapToGrid w:val="0"/>
+          <w:lang w:eastAsia="ko-KR"/>
+        </w:rPr>
+        <w:t xml:space="preserve"> </w:t>
+      </w:r>
+      <w:r>
+        <w:rPr>
+          <w:rFonts w:eastAsiaTheme="minorEastAsia" w:hint="eastAsia"/>
+          <w:snapToGrid w:val="0"/>
+          <w:lang w:eastAsia="ko-KR"/>
+        </w:rPr>
+        <w:t>마우스</w:t>
+      </w:r>
+      <w:r>
+        <w:rPr>
+          <w:rFonts w:eastAsiaTheme="minorEastAsia" w:hint="eastAsia"/>
+          <w:snapToGrid w:val="0"/>
+          <w:lang w:eastAsia="ko-KR"/>
+        </w:rPr>
+        <w:t xml:space="preserve"> </w:t>
+      </w:r>
+      <w:r>
+        <w:rPr>
+          <w:rFonts w:eastAsiaTheme="minorEastAsia" w:hint="eastAsia"/>
+          <w:snapToGrid w:val="0"/>
+          <w:lang w:eastAsia="ko-KR"/>
+        </w:rPr>
+        <w:t>입력을</w:t>
+      </w:r>
+      <w:r>
+        <w:rPr>
+          <w:rFonts w:eastAsiaTheme="minorEastAsia"/>
+          <w:snapToGrid w:val="0"/>
+          <w:lang w:eastAsia="ko-KR"/>
+        </w:rPr>
+        <w:t>, 2</w:t>
+      </w:r>
+      <w:r>
+        <w:rPr>
+          <w:rFonts w:eastAsiaTheme="minorEastAsia" w:hint="eastAsia"/>
+          <w:snapToGrid w:val="0"/>
+          <w:lang w:eastAsia="ko-KR"/>
+        </w:rPr>
+        <w:t>번</w:t>
+      </w:r>
+      <w:r>
+        <w:rPr>
+          <w:rFonts w:eastAsiaTheme="minorEastAsia" w:hint="eastAsia"/>
+          <w:snapToGrid w:val="0"/>
+          <w:lang w:eastAsia="ko-KR"/>
+        </w:rPr>
+        <w:t xml:space="preserve"> </w:t>
+      </w:r>
+      <w:r>
+        <w:rPr>
+          <w:rFonts w:eastAsiaTheme="minorEastAsia" w:hint="eastAsia"/>
+          <w:snapToGrid w:val="0"/>
+          <w:lang w:eastAsia="ko-KR"/>
+        </w:rPr>
+        <w:t>스킬에서는</w:t>
+      </w:r>
+      <w:r>
+        <w:rPr>
+          <w:rFonts w:eastAsiaTheme="minorEastAsia" w:hint="eastAsia"/>
+          <w:snapToGrid w:val="0"/>
+          <w:lang w:eastAsia="ko-KR"/>
+        </w:rPr>
+        <w:t xml:space="preserve"> </w:t>
+      </w:r>
+      <w:r>
+        <w:rPr>
+          <w:rFonts w:eastAsiaTheme="minorEastAsia" w:hint="eastAsia"/>
+          <w:snapToGrid w:val="0"/>
+          <w:lang w:eastAsia="ko-KR"/>
+        </w:rPr>
+        <w:t>키</w:t>
+      </w:r>
+      <w:r>
+        <w:rPr>
+          <w:rFonts w:eastAsiaTheme="minorEastAsia" w:hint="eastAsia"/>
+          <w:snapToGrid w:val="0"/>
+          <w:lang w:eastAsia="ko-KR"/>
+        </w:rPr>
+        <w:t xml:space="preserve"> </w:t>
+      </w:r>
       <w:proofErr w:type="spellStart"/>
       <w:r>
         <w:rPr>
@@ -6090,309 +6336,25 @@
           <w:snapToGrid w:val="0"/>
           <w:lang w:eastAsia="ko-KR"/>
         </w:rPr>
+        <w:t>해제시</w:t>
+      </w:r>
+      <w:proofErr w:type="spellEnd"/>
+      <w:r>
+        <w:rPr>
+          <w:rFonts w:eastAsiaTheme="minorEastAsia" w:hint="eastAsia"/>
+          <w:snapToGrid w:val="0"/>
+          <w:lang w:eastAsia="ko-KR"/>
+        </w:rPr>
+        <w:t xml:space="preserve"> </w:t>
+      </w:r>
+      <w:r>
+        <w:rPr>
+          <w:rFonts w:eastAsiaTheme="minorEastAsia" w:hint="eastAsia"/>
+          <w:snapToGrid w:val="0"/>
+          <w:lang w:eastAsia="ko-KR"/>
+        </w:rPr>
         <w:t>데미지를</w:t>
       </w:r>
-      <w:proofErr w:type="spellEnd"/>
-      <w:r>
-        <w:rPr>
-          <w:rFonts w:eastAsiaTheme="minorEastAsia" w:hint="eastAsia"/>
-          <w:snapToGrid w:val="0"/>
-          <w:lang w:eastAsia="ko-KR"/>
-        </w:rPr>
-        <w:t xml:space="preserve"> </w:t>
-      </w:r>
-      <w:r>
-        <w:rPr>
-          <w:rFonts w:eastAsiaTheme="minorEastAsia" w:hint="eastAsia"/>
-          <w:snapToGrid w:val="0"/>
-          <w:lang w:eastAsia="ko-KR"/>
-        </w:rPr>
-        <w:t>입</w:t>
-      </w:r>
-      <w:r>
-        <w:rPr>
-          <w:rFonts w:eastAsiaTheme="minorEastAsia" w:hint="eastAsia"/>
-          <w:snapToGrid w:val="0"/>
-          <w:lang w:eastAsia="ko-KR"/>
-        </w:rPr>
-        <w:t>힐</w:t>
-      </w:r>
-      <w:r>
-        <w:rPr>
-          <w:rFonts w:eastAsiaTheme="minorEastAsia" w:hint="eastAsia"/>
-          <w:snapToGrid w:val="0"/>
-          <w:lang w:eastAsia="ko-KR"/>
-        </w:rPr>
-        <w:t xml:space="preserve"> </w:t>
-      </w:r>
-      <w:r>
-        <w:rPr>
-          <w:rFonts w:eastAsiaTheme="minorEastAsia" w:hint="eastAsia"/>
-          <w:snapToGrid w:val="0"/>
-          <w:lang w:eastAsia="ko-KR"/>
-        </w:rPr>
-        <w:t>수</w:t>
-      </w:r>
-      <w:r>
-        <w:rPr>
-          <w:rFonts w:eastAsiaTheme="minorEastAsia" w:hint="eastAsia"/>
-          <w:snapToGrid w:val="0"/>
-          <w:lang w:eastAsia="ko-KR"/>
-        </w:rPr>
-        <w:t xml:space="preserve"> </w:t>
-      </w:r>
-      <w:r>
-        <w:rPr>
-          <w:rFonts w:eastAsiaTheme="minorEastAsia" w:hint="eastAsia"/>
-          <w:snapToGrid w:val="0"/>
-          <w:lang w:eastAsia="ko-KR"/>
-        </w:rPr>
-        <w:t>있도록</w:t>
-      </w:r>
-      <w:r>
-        <w:rPr>
-          <w:rFonts w:eastAsiaTheme="minorEastAsia" w:hint="eastAsia"/>
-          <w:snapToGrid w:val="0"/>
-          <w:lang w:eastAsia="ko-KR"/>
-        </w:rPr>
-        <w:t xml:space="preserve"> </w:t>
-      </w:r>
-      <w:r>
-        <w:rPr>
-          <w:rFonts w:eastAsiaTheme="minorEastAsia" w:hint="eastAsia"/>
-          <w:snapToGrid w:val="0"/>
-          <w:lang w:eastAsia="ko-KR"/>
-        </w:rPr>
-        <w:t>만들어야겠다는</w:t>
-      </w:r>
-      <w:r>
-        <w:rPr>
-          <w:rFonts w:eastAsiaTheme="minorEastAsia" w:hint="eastAsia"/>
-          <w:snapToGrid w:val="0"/>
-          <w:lang w:eastAsia="ko-KR"/>
-        </w:rPr>
-        <w:t xml:space="preserve"> </w:t>
-      </w:r>
-      <w:r>
-        <w:rPr>
-          <w:rFonts w:eastAsiaTheme="minorEastAsia" w:hint="eastAsia"/>
-          <w:snapToGrid w:val="0"/>
-          <w:lang w:eastAsia="ko-KR"/>
-        </w:rPr>
-        <w:t>생각이었습니다</w:t>
-      </w:r>
-      <w:r>
-        <w:rPr>
-          <w:rFonts w:eastAsiaTheme="minorEastAsia" w:hint="eastAsia"/>
-          <w:snapToGrid w:val="0"/>
-          <w:lang w:eastAsia="ko-KR"/>
-        </w:rPr>
-        <w:t>.</w:t>
-      </w:r>
-      <w:r>
-        <w:rPr>
-          <w:rFonts w:eastAsiaTheme="minorEastAsia"/>
-          <w:snapToGrid w:val="0"/>
-          <w:lang w:eastAsia="ko-KR"/>
-        </w:rPr>
-        <w:t xml:space="preserve"> </w:t>
-      </w:r>
-      <w:r>
-        <w:rPr>
-          <w:rFonts w:eastAsiaTheme="minorEastAsia" w:hint="eastAsia"/>
-          <w:snapToGrid w:val="0"/>
-          <w:lang w:eastAsia="ko-KR"/>
-        </w:rPr>
-        <w:t>하지만</w:t>
-      </w:r>
-      <w:r>
-        <w:rPr>
-          <w:rFonts w:eastAsiaTheme="minorEastAsia" w:hint="eastAsia"/>
-          <w:snapToGrid w:val="0"/>
-          <w:lang w:eastAsia="ko-KR"/>
-        </w:rPr>
-        <w:t xml:space="preserve"> </w:t>
-      </w:r>
-      <w:r>
-        <w:rPr>
-          <w:rFonts w:eastAsiaTheme="minorEastAsia" w:hint="eastAsia"/>
-          <w:snapToGrid w:val="0"/>
-          <w:lang w:eastAsia="ko-KR"/>
-        </w:rPr>
-        <w:t>아직</w:t>
-      </w:r>
-      <w:r>
-        <w:rPr>
-          <w:rFonts w:eastAsiaTheme="minorEastAsia" w:hint="eastAsia"/>
-          <w:snapToGrid w:val="0"/>
-          <w:lang w:eastAsia="ko-KR"/>
-        </w:rPr>
-        <w:t xml:space="preserve"> </w:t>
-      </w:r>
-      <w:r>
-        <w:rPr>
-          <w:rFonts w:eastAsiaTheme="minorEastAsia" w:hint="eastAsia"/>
-          <w:snapToGrid w:val="0"/>
-          <w:lang w:eastAsia="ko-KR"/>
-        </w:rPr>
-        <w:t>부족한</w:t>
-      </w:r>
-      <w:r>
-        <w:rPr>
-          <w:rFonts w:eastAsiaTheme="minorEastAsia" w:hint="eastAsia"/>
-          <w:snapToGrid w:val="0"/>
-          <w:lang w:eastAsia="ko-KR"/>
-        </w:rPr>
-        <w:t xml:space="preserve"> </w:t>
-      </w:r>
-      <w:r>
-        <w:rPr>
-          <w:rFonts w:eastAsiaTheme="minorEastAsia" w:hint="eastAsia"/>
-          <w:snapToGrid w:val="0"/>
-          <w:lang w:eastAsia="ko-KR"/>
-        </w:rPr>
-        <w:t>능력으로</w:t>
-      </w:r>
-      <w:r>
-        <w:rPr>
-          <w:rFonts w:eastAsiaTheme="minorEastAsia" w:hint="eastAsia"/>
-          <w:snapToGrid w:val="0"/>
-          <w:lang w:eastAsia="ko-KR"/>
-        </w:rPr>
-        <w:t xml:space="preserve"> </w:t>
-      </w:r>
-      <w:r>
-        <w:rPr>
-          <w:rFonts w:eastAsiaTheme="minorEastAsia"/>
-          <w:snapToGrid w:val="0"/>
-          <w:lang w:eastAsia="ko-KR"/>
-        </w:rPr>
-        <w:t>1</w:t>
-      </w:r>
-      <w:r>
-        <w:rPr>
-          <w:rFonts w:eastAsiaTheme="minorEastAsia" w:hint="eastAsia"/>
-          <w:snapToGrid w:val="0"/>
-          <w:lang w:eastAsia="ko-KR"/>
-        </w:rPr>
-        <w:t>번스킬에서는</w:t>
-      </w:r>
-      <w:r>
-        <w:rPr>
-          <w:rFonts w:eastAsiaTheme="minorEastAsia" w:hint="eastAsia"/>
-          <w:snapToGrid w:val="0"/>
-          <w:lang w:eastAsia="ko-KR"/>
-        </w:rPr>
-        <w:t xml:space="preserve"> </w:t>
-      </w:r>
-      <w:r>
-        <w:rPr>
-          <w:rFonts w:eastAsiaTheme="minorEastAsia" w:hint="eastAsia"/>
-          <w:snapToGrid w:val="0"/>
-          <w:lang w:eastAsia="ko-KR"/>
-        </w:rPr>
-        <w:t>마우스</w:t>
-      </w:r>
-      <w:r>
-        <w:rPr>
-          <w:rFonts w:eastAsiaTheme="minorEastAsia" w:hint="eastAsia"/>
-          <w:snapToGrid w:val="0"/>
-          <w:lang w:eastAsia="ko-KR"/>
-        </w:rPr>
-        <w:t xml:space="preserve"> </w:t>
-      </w:r>
-      <w:r>
-        <w:rPr>
-          <w:rFonts w:eastAsiaTheme="minorEastAsia" w:hint="eastAsia"/>
-          <w:snapToGrid w:val="0"/>
-          <w:lang w:eastAsia="ko-KR"/>
-        </w:rPr>
-        <w:t>입력을</w:t>
-      </w:r>
-      <w:r>
-        <w:rPr>
-          <w:rFonts w:eastAsiaTheme="minorEastAsia"/>
-          <w:snapToGrid w:val="0"/>
-          <w:lang w:eastAsia="ko-KR"/>
-        </w:rPr>
-        <w:t>, 2</w:t>
-      </w:r>
-      <w:r>
-        <w:rPr>
-          <w:rFonts w:eastAsiaTheme="minorEastAsia" w:hint="eastAsia"/>
-          <w:snapToGrid w:val="0"/>
-          <w:lang w:eastAsia="ko-KR"/>
-        </w:rPr>
-        <w:t>번</w:t>
-      </w:r>
-      <w:r>
-        <w:rPr>
-          <w:rFonts w:eastAsiaTheme="minorEastAsia" w:hint="eastAsia"/>
-          <w:snapToGrid w:val="0"/>
-          <w:lang w:eastAsia="ko-KR"/>
-        </w:rPr>
-        <w:t xml:space="preserve"> </w:t>
-      </w:r>
-      <w:r>
-        <w:rPr>
-          <w:rFonts w:eastAsiaTheme="minorEastAsia" w:hint="eastAsia"/>
-          <w:snapToGrid w:val="0"/>
-          <w:lang w:eastAsia="ko-KR"/>
-        </w:rPr>
-        <w:t>스킬에서는</w:t>
-      </w:r>
-      <w:r>
-        <w:rPr>
-          <w:rFonts w:eastAsiaTheme="minorEastAsia" w:hint="eastAsia"/>
-          <w:snapToGrid w:val="0"/>
-          <w:lang w:eastAsia="ko-KR"/>
-        </w:rPr>
-        <w:t xml:space="preserve"> </w:t>
-      </w:r>
-      <w:r>
-        <w:rPr>
-          <w:rFonts w:eastAsiaTheme="minorEastAsia" w:hint="eastAsia"/>
-          <w:snapToGrid w:val="0"/>
-          <w:lang w:eastAsia="ko-KR"/>
-        </w:rPr>
-        <w:t>키</w:t>
-      </w:r>
-      <w:r>
-        <w:rPr>
-          <w:rFonts w:eastAsiaTheme="minorEastAsia" w:hint="eastAsia"/>
-          <w:snapToGrid w:val="0"/>
-          <w:lang w:eastAsia="ko-KR"/>
-        </w:rPr>
-        <w:t xml:space="preserve"> </w:t>
-      </w:r>
-      <w:proofErr w:type="spellStart"/>
-      <w:r>
-        <w:rPr>
-          <w:rFonts w:eastAsiaTheme="minorEastAsia" w:hint="eastAsia"/>
-          <w:snapToGrid w:val="0"/>
-          <w:lang w:eastAsia="ko-KR"/>
-        </w:rPr>
-        <w:t>해제시</w:t>
-      </w:r>
-      <w:proofErr w:type="spellEnd"/>
-      <w:r>
-        <w:rPr>
-          <w:rFonts w:eastAsiaTheme="minorEastAsia" w:hint="eastAsia"/>
-          <w:snapToGrid w:val="0"/>
-          <w:lang w:eastAsia="ko-KR"/>
-        </w:rPr>
-        <w:t xml:space="preserve"> </w:t>
-      </w:r>
-      <w:proofErr w:type="spellStart"/>
-      <w:r>
-        <w:rPr>
-          <w:rFonts w:eastAsiaTheme="minorEastAsia" w:hint="eastAsia"/>
-          <w:snapToGrid w:val="0"/>
-          <w:lang w:eastAsia="ko-KR"/>
-        </w:rPr>
-        <w:t>데미지를</w:t>
-      </w:r>
-      <w:proofErr w:type="spellEnd"/>
       <w:r>
         <w:rPr>
           <w:rFonts w:eastAsiaTheme="minorEastAsia" w:hint="eastAsia"/>
@@ -6499,8 +6461,8 @@
       </w:r>
     </w:p>
     <w:sectPr>
-      <w:headerReference w:type="default" r:id="rId18"/>
-      <w:footerReference w:type="default" r:id="rId19"/>
+      <w:headerReference w:type="default" r:id="rId19"/>
+      <w:footerReference w:type="default" r:id="rId20"/>
       <w:endnotePr>
         <w:numFmt w:val="decimal"/>
       </w:endnotePr>
@@ -6513,7 +6475,7 @@
 </file>
 
 <file path=word/comments.xml><?xml version="1.0" encoding="utf-8"?>
-<w:comments xmlns:wpc="http://schemas.microsoft.com/office/word/2010/wordprocessingCanvas" xmlns:cx="http://schemas.microsoft.com/office/drawing/2014/chartex" xmlns:mc="http://schemas.openxmlformats.org/markup-compatibility/2006" xmlns:o="urn:schemas-microsoft-com:office:office" xmlns:r="http://schemas.openxmlformats.org/officeDocument/2006/relationships" xmlns:m="http://schemas.openxmlformats.org/officeDocument/2006/math" xmlns:v="urn:schemas-microsoft-com:vml" xmlns:wp14="http://schemas.microsoft.com/office/word/2010/wordprocessingDrawing" xmlns:wp="http://schemas.openxmlformats.org/drawingml/2006/wordprocessingDrawing" xmlns:w10="urn:schemas-microsoft-com:office:word" xmlns:w="http://schemas.openxmlformats.org/wordprocessingml/2006/main" xmlns:w14="http://schemas.microsoft.com/office/word/2010/wordml" xmlns:w15="http://schemas.microsoft.com/office/word/2012/wordml" xmlns:w16se="http://schemas.microsoft.com/office/word/2015/wordml/symex" xmlns:wpg="http://schemas.microsoft.com/office/word/2010/wordprocessingGroup" xmlns:wpi="http://schemas.microsoft.com/office/word/2010/wordprocessingInk" xmlns:wne="http://schemas.microsoft.com/office/word/2006/wordml" xmlns:wps="http://schemas.microsoft.com/office/word/2010/wordprocessingShape" mc:Ignorable="w14 w15 w16se wp14">
+<w:comments xmlns:wpc="http://schemas.microsoft.com/office/word/2010/wordprocessingCanvas" xmlns:cx="http://schemas.microsoft.com/office/drawing/2014/chartex" xmlns:cx1="http://schemas.microsoft.com/office/drawing/2015/9/8/chartex" xmlns:cx2="http://schemas.microsoft.com/office/drawing/2015/10/21/chartex" xmlns:cx3="http://schemas.microsoft.com/office/drawing/2016/5/9/chartex" xmlns:cx4="http://schemas.microsoft.com/office/drawing/2016/5/10/chartex" xmlns:cx5="http://schemas.microsoft.com/office/drawing/2016/5/11/chartex" xmlns:cx6="http://schemas.microsoft.com/office/drawing/2016/5/12/chartex" xmlns:cx7="http://schemas.microsoft.com/office/drawing/2016/5/13/chartex" xmlns:cx8="http://schemas.microsoft.com/office/drawing/2016/5/14/chartex" xmlns:mc="http://schemas.openxmlformats.org/markup-compatibility/2006" xmlns:aink="http://schemas.microsoft.com/office/drawing/2016/ink" xmlns:am3d="http://schemas.microsoft.com/office/drawing/2017/model3d" xmlns:o="urn:schemas-microsoft-com:office:office" xmlns:oel="http://schemas.microsoft.com/office/2019/extlst" xmlns:r="http://schemas.openxmlformats.org/officeDocument/2006/relationships" xmlns:m="http://schemas.openxmlformats.org/officeDocument/2006/math" xmlns:v="urn:schemas-microsoft-com:vml" xmlns:wp14="http://schemas.microsoft.com/office/word/2010/wordprocessingDrawing" xmlns:wp="http://schemas.openxmlformats.org/drawingml/2006/wordprocessingDrawing" xmlns:w10="urn:schemas-microsoft-com:office:word" xmlns:w="http://schemas.openxmlformats.org/wordprocessingml/2006/main" xmlns:w14="http://schemas.microsoft.com/office/word/2010/wordml" xmlns:w15="http://schemas.microsoft.com/office/word/2012/wordml" xmlns:w16cex="http://schemas.microsoft.com/office/word/2018/wordml/cex" xmlns:w16cid="http://schemas.microsoft.com/office/word/2016/wordml/cid" xmlns:w16="http://schemas.microsoft.com/office/word/2018/wordml" xmlns:w16du="http://schemas.microsoft.com/office/word/2023/wordml/word16du" xmlns:w16sdtdh="http://schemas.microsoft.com/office/word/2020/wordml/sdtdatahash" xmlns:w16sdtfl="http://schemas.microsoft.com/office/word/2024/wordml/sdtformatlock" xmlns:w16se="http://schemas.microsoft.com/office/word/2015/wordml/symex" xmlns:wpg="http://schemas.microsoft.com/office/word/2010/wordprocessingGroup" xmlns:wpi="http://schemas.microsoft.com/office/word/2010/wordprocessingInk" xmlns:wne="http://schemas.microsoft.com/office/word/2006/wordml" xmlns:wps="http://schemas.microsoft.com/office/word/2010/wordprocessingShape" mc:Ignorable="w14 w15 w16se w16cid w16 w16cex w16sdtdh w16sdtfl w16du wp14">
   <w:comment w:id="0" w:author="User" w:initials="User">
     <w:p>
       <w:pPr>
@@ -6554,13 +6516,19 @@
 </file>
 
 <file path=word/commentsExtended.xml><?xml version="1.0" encoding="utf-8"?>
-<w15:commentsEx xmlns:wpc="http://schemas.microsoft.com/office/word/2010/wordprocessingCanvas" xmlns:cx="http://schemas.microsoft.com/office/drawing/2014/chartex" xmlns:mc="http://schemas.openxmlformats.org/markup-compatibility/2006" xmlns:o="urn:schemas-microsoft-com:office:office" xmlns:r="http://schemas.openxmlformats.org/officeDocument/2006/relationships" xmlns:m="http://schemas.openxmlformats.org/officeDocument/2006/math" xmlns:v="urn:schemas-microsoft-com:vml" xmlns:wp14="http://schemas.microsoft.com/office/word/2010/wordprocessingDrawing" xmlns:wp="http://schemas.openxmlformats.org/drawingml/2006/wordprocessingDrawing" xmlns:w10="urn:schemas-microsoft-com:office:word" xmlns:w="http://schemas.openxmlformats.org/wordprocessingml/2006/main" xmlns:w14="http://schemas.microsoft.com/office/word/2010/wordml" xmlns:w15="http://schemas.microsoft.com/office/word/2012/wordml" xmlns:w16se="http://schemas.microsoft.com/office/word/2015/wordml/symex" xmlns:wpg="http://schemas.microsoft.com/office/word/2010/wordprocessingGroup" xmlns:wpi="http://schemas.microsoft.com/office/word/2010/wordprocessingInk" xmlns:wne="http://schemas.microsoft.com/office/word/2006/wordml" xmlns:wps="http://schemas.microsoft.com/office/word/2010/wordprocessingShape" mc:Ignorable="w14 w15 w16se wp14">
+<w15:commentsEx xmlns:wpc="http://schemas.microsoft.com/office/word/2010/wordprocessingCanvas" xmlns:cx="http://schemas.microsoft.com/office/drawing/2014/chartex" xmlns:cx1="http://schemas.microsoft.com/office/drawing/2015/9/8/chartex" xmlns:cx2="http://schemas.microsoft.com/office/drawing/2015/10/21/chartex" xmlns:cx3="http://schemas.microsoft.com/office/drawing/2016/5/9/chartex" xmlns:cx4="http://schemas.microsoft.com/office/drawing/2016/5/10/chartex" xmlns:cx5="http://schemas.microsoft.com/office/drawing/2016/5/11/chartex" xmlns:cx6="http://schemas.microsoft.com/office/drawing/2016/5/12/chartex" xmlns:cx7="http://schemas.microsoft.com/office/drawing/2016/5/13/chartex" xmlns:cx8="http://schemas.microsoft.com/office/drawing/2016/5/14/chartex" xmlns:mc="http://schemas.openxmlformats.org/markup-compatibility/2006" xmlns:aink="http://schemas.microsoft.com/office/drawing/2016/ink" xmlns:am3d="http://schemas.microsoft.com/office/drawing/2017/model3d" xmlns:o="urn:schemas-microsoft-com:office:office" xmlns:oel="http://schemas.microsoft.com/office/2019/extlst" xmlns:r="http://schemas.openxmlformats.org/officeDocument/2006/relationships" xmlns:m="http://schemas.openxmlformats.org/officeDocument/2006/math" xmlns:v="urn:schemas-microsoft-com:vml" xmlns:wp14="http://schemas.microsoft.com/office/word/2010/wordprocessingDrawing" xmlns:wp="http://schemas.openxmlformats.org/drawingml/2006/wordprocessingDrawing" xmlns:w10="urn:schemas-microsoft-com:office:word" xmlns:w="http://schemas.openxmlformats.org/wordprocessingml/2006/main" xmlns:w14="http://schemas.microsoft.com/office/word/2010/wordml" xmlns:w15="http://schemas.microsoft.com/office/word/2012/wordml" xmlns:w16cex="http://schemas.microsoft.com/office/word/2018/wordml/cex" xmlns:w16cid="http://schemas.microsoft.com/office/word/2016/wordml/cid" xmlns:w16="http://schemas.microsoft.com/office/word/2018/wordml" xmlns:w16du="http://schemas.microsoft.com/office/word/2023/wordml/word16du" xmlns:w16sdtdh="http://schemas.microsoft.com/office/word/2020/wordml/sdtdatahash" xmlns:w16sdtfl="http://schemas.microsoft.com/office/word/2024/wordml/sdtformatlock" xmlns:w16se="http://schemas.microsoft.com/office/word/2015/wordml/symex" xmlns:wpg="http://schemas.microsoft.com/office/word/2010/wordprocessingGroup" xmlns:wpi="http://schemas.microsoft.com/office/word/2010/wordprocessingInk" xmlns:wne="http://schemas.microsoft.com/office/word/2006/wordml" xmlns:wps="http://schemas.microsoft.com/office/word/2010/wordprocessingShape" mc:Ignorable="w14 w15 w16se w16cid w16 w16cex w16sdtdh w16sdtfl w16du wp14">
   <w15:commentEx w15:paraId="58688063" w15:done="0"/>
 </w15:commentsEx>
 </file>
 
+<file path=word/commentsIds.xml><?xml version="1.0" encoding="utf-8"?>
+<w16cid:commentsIds xmlns:wpc="http://schemas.microsoft.com/office/word/2010/wordprocessingCanvas" xmlns:cx="http://schemas.microsoft.com/office/drawing/2014/chartex" xmlns:cx1="http://schemas.microsoft.com/office/drawing/2015/9/8/chartex" xmlns:cx2="http://schemas.microsoft.com/office/drawing/2015/10/21/chartex" xmlns:cx3="http://schemas.microsoft.com/office/drawing/2016/5/9/chartex" xmlns:cx4="http://schemas.microsoft.com/office/drawing/2016/5/10/chartex" xmlns:cx5="http://schemas.microsoft.com/office/drawing/2016/5/11/chartex" xmlns:cx6="http://schemas.microsoft.com/office/drawing/2016/5/12/chartex" xmlns:cx7="http://schemas.microsoft.com/office/drawing/2016/5/13/chartex" xmlns:cx8="http://schemas.microsoft.com/office/drawing/2016/5/14/chartex" xmlns:mc="http://schemas.openxmlformats.org/markup-compatibility/2006" xmlns:aink="http://schemas.microsoft.com/office/drawing/2016/ink" xmlns:am3d="http://schemas.microsoft.com/office/drawing/2017/model3d" xmlns:o="urn:schemas-microsoft-com:office:office" xmlns:oel="http://schemas.microsoft.com/office/2019/extlst" xmlns:r="http://schemas.openxmlformats.org/officeDocument/2006/relationships" xmlns:m="http://schemas.openxmlformats.org/officeDocument/2006/math" xmlns:v="urn:schemas-microsoft-com:vml" xmlns:wp14="http://schemas.microsoft.com/office/word/2010/wordprocessingDrawing" xmlns:wp="http://schemas.openxmlformats.org/drawingml/2006/wordprocessingDrawing" xmlns:w10="urn:schemas-microsoft-com:office:word" xmlns:w="http://schemas.openxmlformats.org/wordprocessingml/2006/main" xmlns:w14="http://schemas.microsoft.com/office/word/2010/wordml" xmlns:w15="http://schemas.microsoft.com/office/word/2012/wordml" xmlns:w16cex="http://schemas.microsoft.com/office/word/2018/wordml/cex" xmlns:w16cid="http://schemas.microsoft.com/office/word/2016/wordml/cid" xmlns:w16="http://schemas.microsoft.com/office/word/2018/wordml" xmlns:w16du="http://schemas.microsoft.com/office/word/2023/wordml/word16du" xmlns:w16sdtdh="http://schemas.microsoft.com/office/word/2020/wordml/sdtdatahash" xmlns:w16sdtfl="http://schemas.microsoft.com/office/word/2024/wordml/sdtformatlock" xmlns:w16se="http://schemas.microsoft.com/office/word/2015/wordml/symex" xmlns:wpg="http://schemas.microsoft.com/office/word/2010/wordprocessingGroup" xmlns:wpi="http://schemas.microsoft.com/office/word/2010/wordprocessingInk" xmlns:wne="http://schemas.microsoft.com/office/word/2006/wordml" xmlns:wps="http://schemas.microsoft.com/office/word/2010/wordprocessingShape" mc:Ignorable="w14 w15 w16se w16cid w16 w16cex w16sdtdh w16sdtfl w16du wp14">
+  <w16cid:commentId w16cid:paraId="58688063" w16cid:durableId="58688063"/>
+</w16cid:commentsIds>
+</file>
+
 <file path=word/endnotes.xml><?xml version="1.0" encoding="utf-8"?>
-<w:endnotes xmlns:wpc="http://schemas.microsoft.com/office/word/2010/wordprocessingCanvas" xmlns:cx="http://schemas.microsoft.com/office/drawing/2014/chartex" xmlns:mc="http://schemas.openxmlformats.org/markup-compatibility/2006" xmlns:o="urn:schemas-microsoft-com:office:office" xmlns:r="http://schemas.openxmlformats.org/officeDocument/2006/relationships" xmlns:m="http://schemas.openxmlformats.org/officeDocument/2006/math" xmlns:v="urn:schemas-microsoft-com:vml" xmlns:wp14="http://schemas.microsoft.com/office/word/2010/wordprocessingDrawing" xmlns:wp="http://schemas.openxmlformats.org/drawingml/2006/wordprocessingDrawing" xmlns:w10="urn:schemas-microsoft-com:office:word" xmlns:w="http://schemas.openxmlformats.org/wordprocessingml/2006/main" xmlns:w14="http://schemas.microsoft.com/office/word/2010/wordml" xmlns:w15="http://schemas.microsoft.com/office/word/2012/wordml" xmlns:w16se="http://schemas.microsoft.com/office/word/2015/wordml/symex" xmlns:wpg="http://schemas.microsoft.com/office/word/2010/wordprocessingGroup" xmlns:wpi="http://schemas.microsoft.com/office/word/2010/wordprocessingInk" xmlns:wne="http://schemas.microsoft.com/office/word/2006/wordml" xmlns:wps="http://schemas.microsoft.com/office/word/2010/wordprocessingShape" mc:Ignorable="w14 w15 w16se wp14">
+<w:endnotes xmlns:wpc="http://schemas.microsoft.com/office/word/2010/wordprocessingCanvas" xmlns:cx="http://schemas.microsoft.com/office/drawing/2014/chartex" xmlns:cx1="http://schemas.microsoft.com/office/drawing/2015/9/8/chartex" xmlns:cx2="http://schemas.microsoft.com/office/drawing/2015/10/21/chartex" xmlns:cx3="http://schemas.microsoft.com/office/drawing/2016/5/9/chartex" xmlns:cx4="http://schemas.microsoft.com/office/drawing/2016/5/10/chartex" xmlns:cx5="http://schemas.microsoft.com/office/drawing/2016/5/11/chartex" xmlns:cx6="http://schemas.microsoft.com/office/drawing/2016/5/12/chartex" xmlns:cx7="http://schemas.microsoft.com/office/drawing/2016/5/13/chartex" xmlns:cx8="http://schemas.microsoft.com/office/drawing/2016/5/14/chartex" xmlns:mc="http://schemas.openxmlformats.org/markup-compatibility/2006" xmlns:aink="http://schemas.microsoft.com/office/drawing/2016/ink" xmlns:am3d="http://schemas.microsoft.com/office/drawing/2017/model3d" xmlns:o="urn:schemas-microsoft-com:office:office" xmlns:oel="http://schemas.microsoft.com/office/2019/extlst" xmlns:r="http://schemas.openxmlformats.org/officeDocument/2006/relationships" xmlns:m="http://schemas.openxmlformats.org/officeDocument/2006/math" xmlns:v="urn:schemas-microsoft-com:vml" xmlns:wp14="http://schemas.microsoft.com/office/word/2010/wordprocessingDrawing" xmlns:wp="http://schemas.openxmlformats.org/drawingml/2006/wordprocessingDrawing" xmlns:w10="urn:schemas-microsoft-com:office:word" xmlns:w="http://schemas.openxmlformats.org/wordprocessingml/2006/main" xmlns:w14="http://schemas.microsoft.com/office/word/2010/wordml" xmlns:w15="http://schemas.microsoft.com/office/word/2012/wordml" xmlns:w16cex="http://schemas.microsoft.com/office/word/2018/wordml/cex" xmlns:w16cid="http://schemas.microsoft.com/office/word/2016/wordml/cid" xmlns:w16="http://schemas.microsoft.com/office/word/2018/wordml" xmlns:w16du="http://schemas.microsoft.com/office/word/2023/wordml/word16du" xmlns:w16sdtdh="http://schemas.microsoft.com/office/word/2020/wordml/sdtdatahash" xmlns:w16sdtfl="http://schemas.microsoft.com/office/word/2024/wordml/sdtformatlock" xmlns:w16se="http://schemas.microsoft.com/office/word/2015/wordml/symex" xmlns:wpg="http://schemas.microsoft.com/office/word/2010/wordprocessingGroup" xmlns:wpi="http://schemas.microsoft.com/office/word/2010/wordprocessingInk" xmlns:wne="http://schemas.microsoft.com/office/word/2006/wordml" xmlns:wps="http://schemas.microsoft.com/office/word/2010/wordprocessingShape" mc:Ignorable="w14 w15 w16se w16cid w16 w16cex w16sdtdh w16sdtfl w16du wp14">
   <w:endnote w:type="separator" w:id="-1">
     <w:p>
       <w:r>
@@ -6579,7 +6547,7 @@
 </file>
 
 <file path=word/footer1.xml><?xml version="1.0" encoding="utf-8"?>
-<w:ftr xmlns:wpc="http://schemas.microsoft.com/office/word/2010/wordprocessingCanvas" xmlns:cx="http://schemas.microsoft.com/office/drawing/2014/chartex" xmlns:mc="http://schemas.openxmlformats.org/markup-compatibility/2006" xmlns:o="urn:schemas-microsoft-com:office:office" xmlns:r="http://schemas.openxmlformats.org/officeDocument/2006/relationships" xmlns:m="http://schemas.openxmlformats.org/officeDocument/2006/math" xmlns:v="urn:schemas-microsoft-com:vml" xmlns:wp14="http://schemas.microsoft.com/office/word/2010/wordprocessingDrawing" xmlns:wp="http://schemas.openxmlformats.org/drawingml/2006/wordprocessingDrawing" xmlns:w10="urn:schemas-microsoft-com:office:word" xmlns:w="http://schemas.openxmlformats.org/wordprocessingml/2006/main" xmlns:w14="http://schemas.microsoft.com/office/word/2010/wordml" xmlns:w15="http://schemas.microsoft.com/office/word/2012/wordml" xmlns:w16se="http://schemas.microsoft.com/office/word/2015/wordml/symex" xmlns:wpg="http://schemas.microsoft.com/office/word/2010/wordprocessingGroup" xmlns:wpi="http://schemas.microsoft.com/office/word/2010/wordprocessingInk" xmlns:wne="http://schemas.microsoft.com/office/word/2006/wordml" xmlns:wps="http://schemas.microsoft.com/office/word/2010/wordprocessingShape" mc:Ignorable="w14 w15 w16se wp14">
+<w:ftr xmlns:wpc="http://schemas.microsoft.com/office/word/2010/wordprocessingCanvas" xmlns:cx="http://schemas.microsoft.com/office/drawing/2014/chartex" xmlns:cx1="http://schemas.microsoft.com/office/drawing/2015/9/8/chartex" xmlns:cx2="http://schemas.microsoft.com/office/drawing/2015/10/21/chartex" xmlns:cx3="http://schemas.microsoft.com/office/drawing/2016/5/9/chartex" xmlns:cx4="http://schemas.microsoft.com/office/drawing/2016/5/10/chartex" xmlns:cx5="http://schemas.microsoft.com/office/drawing/2016/5/11/chartex" xmlns:cx6="http://schemas.microsoft.com/office/drawing/2016/5/12/chartex" xmlns:cx7="http://schemas.microsoft.com/office/drawing/2016/5/13/chartex" xmlns:cx8="http://schemas.microsoft.com/office/drawing/2016/5/14/chartex" xmlns:mc="http://schemas.openxmlformats.org/markup-compatibility/2006" xmlns:aink="http://schemas.microsoft.com/office/drawing/2016/ink" xmlns:am3d="http://schemas.microsoft.com/office/drawing/2017/model3d" xmlns:o="urn:schemas-microsoft-com:office:office" xmlns:oel="http://schemas.microsoft.com/office/2019/extlst" xmlns:r="http://schemas.openxmlformats.org/officeDocument/2006/relationships" xmlns:m="http://schemas.openxmlformats.org/officeDocument/2006/math" xmlns:v="urn:schemas-microsoft-com:vml" xmlns:wp14="http://schemas.microsoft.com/office/word/2010/wordprocessingDrawing" xmlns:wp="http://schemas.openxmlformats.org/drawingml/2006/wordprocessingDrawing" xmlns:w10="urn:schemas-microsoft-com:office:word" xmlns:w="http://schemas.openxmlformats.org/wordprocessingml/2006/main" xmlns:w14="http://schemas.microsoft.com/office/word/2010/wordml" xmlns:w15="http://schemas.microsoft.com/office/word/2012/wordml" xmlns:w16cex="http://schemas.microsoft.com/office/word/2018/wordml/cex" xmlns:w16cid="http://schemas.microsoft.com/office/word/2016/wordml/cid" xmlns:w16="http://schemas.microsoft.com/office/word/2018/wordml" xmlns:w16du="http://schemas.microsoft.com/office/word/2023/wordml/word16du" xmlns:w16sdtdh="http://schemas.microsoft.com/office/word/2020/wordml/sdtdatahash" xmlns:w16sdtfl="http://schemas.microsoft.com/office/word/2024/wordml/sdtformatlock" xmlns:w16se="http://schemas.microsoft.com/office/word/2015/wordml/symex" xmlns:wpg="http://schemas.microsoft.com/office/word/2010/wordprocessingGroup" xmlns:wpi="http://schemas.microsoft.com/office/word/2010/wordprocessingInk" xmlns:wne="http://schemas.microsoft.com/office/word/2006/wordml" xmlns:wps="http://schemas.microsoft.com/office/word/2010/wordprocessingShape" mc:Ignorable="w14 w15 w16se w16cid w16 w16cex w16sdtdh w16sdtfl w16du wp14">
   <w:p>
     <w:pPr>
       <w:pStyle w:val="aa"/>
@@ -6738,7 +6706,7 @@
 </file>
 
 <file path=word/footnotes.xml><?xml version="1.0" encoding="utf-8"?>
-<w:footnotes xmlns:wpc="http://schemas.microsoft.com/office/word/2010/wordprocessingCanvas" xmlns:cx="http://schemas.microsoft.com/office/drawing/2014/chartex" xmlns:mc="http://schemas.openxmlformats.org/markup-compatibility/2006" xmlns:o="urn:schemas-microsoft-com:office:office" xmlns:r="http://schemas.openxmlformats.org/officeDocument/2006/relationships" xmlns:m="http://schemas.openxmlformats.org/officeDocument/2006/math" xmlns:v="urn:schemas-microsoft-com:vml" xmlns:wp14="http://schemas.microsoft.com/office/word/2010/wordprocessingDrawing" xmlns:wp="http://schemas.openxmlformats.org/drawingml/2006/wordprocessingDrawing" xmlns:w10="urn:schemas-microsoft-com:office:word" xmlns:w="http://schemas.openxmlformats.org/wordprocessingml/2006/main" xmlns:w14="http://schemas.microsoft.com/office/word/2010/wordml" xmlns:w15="http://schemas.microsoft.com/office/word/2012/wordml" xmlns:w16se="http://schemas.microsoft.com/office/word/2015/wordml/symex" xmlns:wpg="http://schemas.microsoft.com/office/word/2010/wordprocessingGroup" xmlns:wpi="http://schemas.microsoft.com/office/word/2010/wordprocessingInk" xmlns:wne="http://schemas.microsoft.com/office/word/2006/wordml" xmlns:wps="http://schemas.microsoft.com/office/word/2010/wordprocessingShape" mc:Ignorable="w14 w15 w16se wp14">
+<w:footnotes xmlns:wpc="http://schemas.microsoft.com/office/word/2010/wordprocessingCanvas" xmlns:cx="http://schemas.microsoft.com/office/drawing/2014/chartex" xmlns:cx1="http://schemas.microsoft.com/office/drawing/2015/9/8/chartex" xmlns:cx2="http://schemas.microsoft.com/office/drawing/2015/10/21/chartex" xmlns:cx3="http://schemas.microsoft.com/office/drawing/2016/5/9/chartex" xmlns:cx4="http://schemas.microsoft.com/office/drawing/2016/5/10/chartex" xmlns:cx5="http://schemas.microsoft.com/office/drawing/2016/5/11/chartex" xmlns:cx6="http://schemas.microsoft.com/office/drawing/2016/5/12/chartex" xmlns:cx7="http://schemas.microsoft.com/office/drawing/2016/5/13/chartex" xmlns:cx8="http://schemas.microsoft.com/office/drawing/2016/5/14/chartex" xmlns:mc="http://schemas.openxmlformats.org/markup-compatibility/2006" xmlns:aink="http://schemas.microsoft.com/office/drawing/2016/ink" xmlns:am3d="http://schemas.microsoft.com/office/drawing/2017/model3d" xmlns:o="urn:schemas-microsoft-com:office:office" xmlns:oel="http://schemas.microsoft.com/office/2019/extlst" xmlns:r="http://schemas.openxmlformats.org/officeDocument/2006/relationships" xmlns:m="http://schemas.openxmlformats.org/officeDocument/2006/math" xmlns:v="urn:schemas-microsoft-com:vml" xmlns:wp14="http://schemas.microsoft.com/office/word/2010/wordprocessingDrawing" xmlns:wp="http://schemas.openxmlformats.org/drawingml/2006/wordprocessingDrawing" xmlns:w10="urn:schemas-microsoft-com:office:word" xmlns:w="http://schemas.openxmlformats.org/wordprocessingml/2006/main" xmlns:w14="http://schemas.microsoft.com/office/word/2010/wordml" xmlns:w15="http://schemas.microsoft.com/office/word/2012/wordml" xmlns:w16cex="http://schemas.microsoft.com/office/word/2018/wordml/cex" xmlns:w16cid="http://schemas.microsoft.com/office/word/2016/wordml/cid" xmlns:w16="http://schemas.microsoft.com/office/word/2018/wordml" xmlns:w16du="http://schemas.microsoft.com/office/word/2023/wordml/word16du" xmlns:w16sdtdh="http://schemas.microsoft.com/office/word/2020/wordml/sdtdatahash" xmlns:w16sdtfl="http://schemas.microsoft.com/office/word/2024/wordml/sdtformatlock" xmlns:w16se="http://schemas.microsoft.com/office/word/2015/wordml/symex" xmlns:wpg="http://schemas.microsoft.com/office/word/2010/wordprocessingGroup" xmlns:wpi="http://schemas.microsoft.com/office/word/2010/wordprocessingInk" xmlns:wne="http://schemas.microsoft.com/office/word/2006/wordml" xmlns:wps="http://schemas.microsoft.com/office/word/2010/wordprocessingShape" mc:Ignorable="w14 w15 w16se w16cid w16 w16cex w16sdtdh w16sdtfl w16du wp14">
   <w:footnote w:type="separator" w:id="-1">
     <w:p>
       <w:r>
@@ -6757,7 +6725,7 @@
 </file>
 
 <file path=word/header1.xml><?xml version="1.0" encoding="utf-8"?>
-<w:hdr xmlns:wpc="http://schemas.microsoft.com/office/word/2010/wordprocessingCanvas" xmlns:cx="http://schemas.microsoft.com/office/drawing/2014/chartex" xmlns:mc="http://schemas.openxmlformats.org/markup-compatibility/2006" xmlns:o="urn:schemas-microsoft-com:office:office" xmlns:r="http://schemas.openxmlformats.org/officeDocument/2006/relationships" xmlns:m="http://schemas.openxmlformats.org/officeDocument/2006/math" xmlns:v="urn:schemas-microsoft-com:vml" xmlns:wp14="http://schemas.microsoft.com/office/word/2010/wordprocessingDrawing" xmlns:wp="http://schemas.openxmlformats.org/drawingml/2006/wordprocessingDrawing" xmlns:w10="urn:schemas-microsoft-com:office:word" xmlns:w="http://schemas.openxmlformats.org/wordprocessingml/2006/main" xmlns:w14="http://schemas.microsoft.com/office/word/2010/wordml" xmlns:w15="http://schemas.microsoft.com/office/word/2012/wordml" xmlns:w16se="http://schemas.microsoft.com/office/word/2015/wordml/symex" xmlns:wpg="http://schemas.microsoft.com/office/word/2010/wordprocessingGroup" xmlns:wpi="http://schemas.microsoft.com/office/word/2010/wordprocessingInk" xmlns:wne="http://schemas.microsoft.com/office/word/2006/wordml" xmlns:wps="http://schemas.microsoft.com/office/word/2010/wordprocessingShape" mc:Ignorable="w14 w15 w16se wp14">
+<w:hdr xmlns:wpc="http://schemas.microsoft.com/office/word/2010/wordprocessingCanvas" xmlns:cx="http://schemas.microsoft.com/office/drawing/2014/chartex" xmlns:cx1="http://schemas.microsoft.com/office/drawing/2015/9/8/chartex" xmlns:cx2="http://schemas.microsoft.com/office/drawing/2015/10/21/chartex" xmlns:cx3="http://schemas.microsoft.com/office/drawing/2016/5/9/chartex" xmlns:cx4="http://schemas.microsoft.com/office/drawing/2016/5/10/chartex" xmlns:cx5="http://schemas.microsoft.com/office/drawing/2016/5/11/chartex" xmlns:cx6="http://schemas.microsoft.com/office/drawing/2016/5/12/chartex" xmlns:cx7="http://schemas.microsoft.com/office/drawing/2016/5/13/chartex" xmlns:cx8="http://schemas.microsoft.com/office/drawing/2016/5/14/chartex" xmlns:mc="http://schemas.openxmlformats.org/markup-compatibility/2006" xmlns:aink="http://schemas.microsoft.com/office/drawing/2016/ink" xmlns:am3d="http://schemas.microsoft.com/office/drawing/2017/model3d" xmlns:o="urn:schemas-microsoft-com:office:office" xmlns:oel="http://schemas.microsoft.com/office/2019/extlst" xmlns:r="http://schemas.openxmlformats.org/officeDocument/2006/relationships" xmlns:m="http://schemas.openxmlformats.org/officeDocument/2006/math" xmlns:v="urn:schemas-microsoft-com:vml" xmlns:wp14="http://schemas.microsoft.com/office/word/2010/wordprocessingDrawing" xmlns:wp="http://schemas.openxmlformats.org/drawingml/2006/wordprocessingDrawing" xmlns:w10="urn:schemas-microsoft-com:office:word" xmlns:w="http://schemas.openxmlformats.org/wordprocessingml/2006/main" xmlns:w14="http://schemas.microsoft.com/office/word/2010/wordml" xmlns:w15="http://schemas.microsoft.com/office/word/2012/wordml" xmlns:w16cex="http://schemas.microsoft.com/office/word/2018/wordml/cex" xmlns:w16cid="http://schemas.microsoft.com/office/word/2016/wordml/cid" xmlns:w16="http://schemas.microsoft.com/office/word/2018/wordml" xmlns:w16du="http://schemas.microsoft.com/office/word/2023/wordml/word16du" xmlns:w16sdtdh="http://schemas.microsoft.com/office/word/2020/wordml/sdtdatahash" xmlns:w16sdtfl="http://schemas.microsoft.com/office/word/2024/wordml/sdtformatlock" xmlns:w16se="http://schemas.microsoft.com/office/word/2015/wordml/symex" xmlns:wpg="http://schemas.microsoft.com/office/word/2010/wordprocessingGroup" xmlns:wpi="http://schemas.microsoft.com/office/word/2010/wordprocessingInk" xmlns:wne="http://schemas.microsoft.com/office/word/2006/wordml" xmlns:wps="http://schemas.microsoft.com/office/word/2010/wordprocessingShape" mc:Ignorable="w14 w15 w16se w16cid w16 w16cex w16sdtdh w16sdtfl w16du wp14">
   <w:tbl>
     <w:tblPr>
       <w:tblW w:w="0" w:type="auto"/>
@@ -6920,7 +6888,7 @@
 </file>
 
 <file path=word/numbering.xml><?xml version="1.0" encoding="utf-8"?>
-<w:numbering xmlns:wpc="http://schemas.microsoft.com/office/word/2010/wordprocessingCanvas" xmlns:cx="http://schemas.microsoft.com/office/drawing/2014/chartex" xmlns:mc="http://schemas.openxmlformats.org/markup-compatibility/2006" xmlns:o="urn:schemas-microsoft-com:office:office" xmlns:r="http://schemas.openxmlformats.org/officeDocument/2006/relationships" xmlns:m="http://schemas.openxmlformats.org/officeDocument/2006/math" xmlns:v="urn:schemas-microsoft-com:vml" xmlns:wp14="http://schemas.microsoft.com/office/word/2010/wordprocessingDrawing" xmlns:wp="http://schemas.openxmlformats.org/drawingml/2006/wordprocessingDrawing" xmlns:w10="urn:schemas-microsoft-com:office:word" xmlns:w="http://schemas.openxmlformats.org/wordprocessingml/2006/main" xmlns:w14="http://schemas.microsoft.com/office/word/2010/wordml" xmlns:w15="http://schemas.microsoft.com/office/word/2012/wordml" xmlns:w16se="http://schemas.microsoft.com/office/word/2015/wordml/symex" xmlns:wpg="http://schemas.microsoft.com/office/word/2010/wordprocessingGroup" xmlns:wpi="http://schemas.microsoft.com/office/word/2010/wordprocessingInk" xmlns:wne="http://schemas.microsoft.com/office/word/2006/wordml" xmlns:wps="http://schemas.microsoft.com/office/word/2010/wordprocessingShape" mc:Ignorable="w14 w15 w16se wp14">
+<w:numbering xmlns:wpc="http://schemas.microsoft.com/office/word/2010/wordprocessingCanvas" xmlns:cx="http://schemas.microsoft.com/office/drawing/2014/chartex" xmlns:cx1="http://schemas.microsoft.com/office/drawing/2015/9/8/chartex" xmlns:cx2="http://schemas.microsoft.com/office/drawing/2015/10/21/chartex" xmlns:cx3="http://schemas.microsoft.com/office/drawing/2016/5/9/chartex" xmlns:cx4="http://schemas.microsoft.com/office/drawing/2016/5/10/chartex" xmlns:cx5="http://schemas.microsoft.com/office/drawing/2016/5/11/chartex" xmlns:cx6="http://schemas.microsoft.com/office/drawing/2016/5/12/chartex" xmlns:cx7="http://schemas.microsoft.com/office/drawing/2016/5/13/chartex" xmlns:cx8="http://schemas.microsoft.com/office/drawing/2016/5/14/chartex" xmlns:mc="http://schemas.openxmlformats.org/markup-compatibility/2006" xmlns:aink="http://schemas.microsoft.com/office/drawing/2016/ink" xmlns:am3d="http://schemas.microsoft.com/office/drawing/2017/model3d" xmlns:o="urn:schemas-microsoft-com:office:office" xmlns:oel="http://schemas.microsoft.com/office/2019/extlst" xmlns:r="http://schemas.openxmlformats.org/officeDocument/2006/relationships" xmlns:m="http://schemas.openxmlformats.org/officeDocument/2006/math" xmlns:v="urn:schemas-microsoft-com:vml" xmlns:wp14="http://schemas.microsoft.com/office/word/2010/wordprocessingDrawing" xmlns:wp="http://schemas.openxmlformats.org/drawingml/2006/wordprocessingDrawing" xmlns:w10="urn:schemas-microsoft-com:office:word" xmlns:w="http://schemas.openxmlformats.org/wordprocessingml/2006/main" xmlns:w14="http://schemas.microsoft.com/office/word/2010/wordml" xmlns:w15="http://schemas.microsoft.com/office/word/2012/wordml" xmlns:w16cex="http://schemas.microsoft.com/office/word/2018/wordml/cex" xmlns:w16cid="http://schemas.microsoft.com/office/word/2016/wordml/cid" xmlns:w16="http://schemas.microsoft.com/office/word/2018/wordml" xmlns:w16du="http://schemas.microsoft.com/office/word/2023/wordml/word16du" xmlns:w16sdtdh="http://schemas.microsoft.com/office/word/2020/wordml/sdtdatahash" xmlns:w16sdtfl="http://schemas.microsoft.com/office/word/2024/wordml/sdtformatlock" xmlns:w16se="http://schemas.microsoft.com/office/word/2015/wordml/symex" xmlns:wpg="http://schemas.microsoft.com/office/word/2010/wordprocessingGroup" xmlns:wpi="http://schemas.microsoft.com/office/word/2010/wordprocessingInk" xmlns:wne="http://schemas.microsoft.com/office/word/2006/wordml" xmlns:wps="http://schemas.microsoft.com/office/word/2010/wordprocessingShape" mc:Ignorable="w14 w15 w16se w16cid w16 w16cex w16sdtdh w16sdtfl w16du wp14">
   <w:abstractNum w:abstractNumId="0" w15:restartNumberingAfterBreak="0">
     <w:nsid w:val="0DE12FDF"/>
     <w:multiLevelType w:val="multilevel"/>
@@ -7156,20 +7124,20 @@
       <w:lvlJc w:val="left"/>
     </w:lvl>
   </w:abstractNum>
-  <w:num w:numId="1">
+  <w:num w:numId="1" w16cid:durableId="1736123173">
     <w:abstractNumId w:val="0"/>
   </w:num>
-  <w:num w:numId="2">
+  <w:num w:numId="2" w16cid:durableId="2440698">
     <w:abstractNumId w:val="1"/>
   </w:num>
-  <w:num w:numId="3">
+  <w:num w:numId="3" w16cid:durableId="568541943">
     <w:abstractNumId w:val="2"/>
   </w:num>
 </w:numbering>
 </file>
 
 <file path=word/styles.xml><?xml version="1.0" encoding="utf-8"?>
-<w:styles xmlns:mc="http://schemas.openxmlformats.org/markup-compatibility/2006" xmlns:r="http://schemas.openxmlformats.org/officeDocument/2006/relationships" xmlns:w="http://schemas.openxmlformats.org/wordprocessingml/2006/main" xmlns:w14="http://schemas.microsoft.com/office/word/2010/wordml" xmlns:w15="http://schemas.microsoft.com/office/word/2012/wordml" xmlns:w16se="http://schemas.microsoft.com/office/word/2015/wordml/symex" mc:Ignorable="w14 w15 w16se">
+<w:styles xmlns:mc="http://schemas.openxmlformats.org/markup-compatibility/2006" xmlns:r="http://schemas.openxmlformats.org/officeDocument/2006/relationships" xmlns:w="http://schemas.openxmlformats.org/wordprocessingml/2006/main" xmlns:w14="http://schemas.microsoft.com/office/word/2010/wordml" xmlns:w15="http://schemas.microsoft.com/office/word/2012/wordml" xmlns:w16cex="http://schemas.microsoft.com/office/word/2018/wordml/cex" xmlns:w16cid="http://schemas.microsoft.com/office/word/2016/wordml/cid" xmlns:w16="http://schemas.microsoft.com/office/word/2018/wordml" xmlns:w16du="http://schemas.microsoft.com/office/word/2023/wordml/word16du" xmlns:w16sdtdh="http://schemas.microsoft.com/office/word/2020/wordml/sdtdatahash" xmlns:w16sdtfl="http://schemas.microsoft.com/office/word/2024/wordml/sdtformatlock" xmlns:w16se="http://schemas.microsoft.com/office/word/2015/wordml/symex" mc:Ignorable="w14 w15 w16se w16cid w16 w16cex w16sdtdh w16sdtfl w16du">
   <w:docDefaults>
     <w:rPrDefault>
       <w:rPr>
@@ -7179,7 +7147,7 @@
     </w:rPrDefault>
     <w:pPrDefault/>
   </w:docDefaults>
-  <w:latentStyles w:defLockedState="1" w:defUIPriority="99" w:defSemiHidden="0" w:defUnhideWhenUsed="0" w:defQFormat="0" w:count="371">
+  <w:latentStyles w:defLockedState="1" w:defUIPriority="99" w:defSemiHidden="0" w:defUnhideWhenUsed="0" w:defQFormat="0" w:count="376">
     <w:lsdException w:name="Normal" w:uiPriority="0" w:qFormat="1"/>
     <w:lsdException w:name="heading 1" w:uiPriority="0" w:qFormat="1"/>
     <w:lsdException w:name="heading 2" w:semiHidden="1" w:uiPriority="9" w:unhideWhenUsed="1" w:qFormat="1"/>
@@ -7550,6 +7518,11 @@
     <w:lsdException w:name="List Table 5 Dark Accent 6" w:locked="0" w:uiPriority="50"/>
     <w:lsdException w:name="List Table 6 Colorful Accent 6" w:locked="0" w:uiPriority="51"/>
     <w:lsdException w:name="List Table 7 Colorful Accent 6" w:locked="0" w:uiPriority="52"/>
+    <w:lsdException w:name="Mention" w:locked="0" w:semiHidden="1" w:unhideWhenUsed="1"/>
+    <w:lsdException w:name="Smart Hyperlink" w:locked="0" w:semiHidden="1" w:unhideWhenUsed="1"/>
+    <w:lsdException w:name="Hashtag" w:locked="0" w:semiHidden="1" w:unhideWhenUsed="1"/>
+    <w:lsdException w:name="Unresolved Mention" w:locked="0" w:semiHidden="1" w:unhideWhenUsed="1"/>
+    <w:lsdException w:name="Smart Link" w:locked="0" w:semiHidden="1" w:unhideWhenUsed="1"/>
   </w:latentStyles>
   <w:style w:type="paragraph" w:default="1" w:styleId="a">
     <w:name w:val="Normal"/>
